--- a/文档/系统功能总结.docx
+++ b/文档/系统功能总结.docx
@@ -4,85 +4,125 @@
   <w:body>
     <w:p>
       <w:pPr>
-        <w:spacing w:after="1440"/>
-      </w:pPr>
-    </w:p>
-    <w:p>
-      <w:pPr>
-        <w:spacing w:after="280"/>
-        <w:jc w:val="center"/>
+        <w:spacing w:before="80" w:after="80"/>
       </w:pPr>
       <w:r>
         <w:rPr>
-          <w:rFonts w:ascii="Calibri" w:hAnsi="Calibri" w:eastAsia="Microsoft YaHei"/>
+          <w:rFonts w:ascii="Droid Sans Fallback" w:hAnsi="Droid Sans Fallback" w:eastAsia="Droid Sans Fallback" w:cs="Droid Sans Fallback"/>
           <w:b/>
           <w:color w:val="2E74B5"/>
-          <w:sz w:val="22"/>
+          <w:sz w:val="20"/>
         </w:rPr>
-        <w:t>毕业设计 · 第一版业务范围基线</w:t>
+        <w:t>第一版业务范围基线</w:t>
       </w:r>
     </w:p>
     <w:p>
       <w:pPr>
-        <w:pStyle w:val="Title"/>
-        <w:keepNext/>
+        <w:spacing w:after="80"/>
       </w:pPr>
       <w:r>
-        <w:t>小学数学智能学习与游戏对战平台</w:t>
+        <w:rPr>
+          <w:rFonts w:ascii="Droid Sans Fallback" w:hAnsi="Droid Sans Fallback" w:eastAsia="Droid Sans Fallback" w:cs="Droid Sans Fallback"/>
+          <w:b/>
+          <w:color w:val="222B37"/>
+          <w:sz w:val="46"/>
+        </w:rPr>
+        <w:t>小学数学个性化练习与游戏闯关平台</w:t>
       </w:r>
     </w:p>
     <w:p>
       <w:pPr>
-        <w:pStyle w:val="Subtitle"/>
-        <w:keepNext/>
+        <w:spacing w:after="240"/>
       </w:pPr>
       <w:r>
-        <w:t>系统功能总结</w:t>
+        <w:rPr>
+          <w:rFonts w:ascii="Droid Sans Fallback" w:hAnsi="Droid Sans Fallback" w:eastAsia="Droid Sans Fallback" w:cs="Droid Sans Fallback"/>
+          <w:color w:val="596574"/>
+          <w:sz w:val="26"/>
+        </w:rPr>
+        <w:t>系统功能总结 · 教师反馈收敛版</w:t>
       </w:r>
     </w:p>
     <w:p>
       <w:pPr>
-        <w:spacing w:after="440"/>
-        <w:jc w:val="center"/>
+        <w:spacing w:after="40"/>
       </w:pPr>
       <w:r>
         <w:rPr>
-          <w:rFonts w:ascii="Calibri" w:hAnsi="Calibri" w:eastAsia="Microsoft YaHei"/>
-          <w:color w:val="667085"/>
-          <w:sz w:val="24"/>
+          <w:rFonts w:ascii="Droid Sans Fallback" w:hAnsi="Droid Sans Fallback" w:eastAsia="Droid Sans Fallback" w:cs="Droid Sans Fallback"/>
+          <w:b/>
+          <w:color w:val="222B37"/>
+          <w:sz w:val="21"/>
         </w:rPr>
-        <w:t>通用型小学数学学习、游戏闯关、协作对战与开放能力平台</w:t>
+        <w:t>版本 / 日期：</w:t>
+      </w:r>
+      <w:r>
+        <w:rPr>
+          <w:rFonts w:ascii="Droid Sans Fallback" w:hAnsi="Droid Sans Fallback" w:eastAsia="Droid Sans Fallback" w:cs="Droid Sans Fallback"/>
+          <w:color w:val="222B37"/>
+          <w:sz w:val="21"/>
+        </w:rPr>
+        <w:t>V1.1 / 2026 年 8 月 26 日</w:t>
       </w:r>
     </w:p>
     <w:p>
       <w:pPr>
-        <w:spacing w:after="640"/>
-        <w:jc w:val="center"/>
+        <w:spacing w:after="40"/>
       </w:pPr>
       <w:r>
         <w:rPr>
-          <w:rFonts w:ascii="Calibri" w:hAnsi="Calibri" w:eastAsia="Microsoft YaHei"/>
-          <w:color w:val="667085"/>
+          <w:rFonts w:ascii="Droid Sans Fallback" w:hAnsi="Droid Sans Fallback" w:eastAsia="Droid Sans Fallback" w:cs="Droid Sans Fallback"/>
+          <w:b/>
+          <w:color w:val="222B37"/>
           <w:sz w:val="21"/>
         </w:rPr>
-        <w:t>版本 V1.0  |  业务功能说明  |  2026年8月</w:t>
+        <w:t>首版重点：</w:t>
       </w:r>
+      <w:r>
+        <w:rPr>
+          <w:rFonts w:ascii="Droid Sans Fallback" w:hAnsi="Droid Sans Fallback" w:eastAsia="Droid Sans Fallback" w:cs="Droid Sans Fallback"/>
+          <w:color w:val="222B37"/>
+          <w:sz w:val="21"/>
+        </w:rPr>
+        <w:t>拍照辅助批改、个性化口算练习、个人/团队游戏闯关</w:t>
+      </w:r>
+    </w:p>
+    <w:p>
+      <w:pPr>
+        <w:spacing w:after="40"/>
+      </w:pPr>
+      <w:r>
+        <w:rPr>
+          <w:rFonts w:ascii="Droid Sans Fallback" w:hAnsi="Droid Sans Fallback" w:eastAsia="Droid Sans Fallback" w:cs="Droid Sans Fallback"/>
+          <w:b/>
+          <w:color w:val="222B37"/>
+          <w:sz w:val="21"/>
+        </w:rPr>
+        <w:t>范围约束：</w:t>
+      </w:r>
+      <w:r>
+        <w:rPr>
+          <w:rFonts w:ascii="Droid Sans Fallback" w:hAnsi="Droid Sans Fallback" w:eastAsia="Droid Sans Fallback" w:cs="Droid Sans Fallback"/>
+          <w:color w:val="222B37"/>
+          <w:sz w:val="21"/>
+        </w:rPr>
+        <w:t>开放平台暂停；一对一 PK 为后续可选扩展</w:t>
+      </w:r>
+    </w:p>
+    <w:p>
+      <w:pPr>
+        <w:spacing w:before="160" w:after="200"/>
+        <w:pBdr>
+          <w:bottom w:val="single" w:sz="12" w:space="1" w:color="2E74B5"/>
+        </w:pBdr>
+      </w:pPr>
     </w:p>
     <w:tbl>
       <w:tblPr>
         <w:tblW w:type="dxa" w:w="9360"/>
-        <w:jc w:val="left"/>
         <w:tblLayout w:type="fixed"/>
         <w:tblLook w:firstColumn="1" w:firstRow="1" w:lastColumn="0" w:lastRow="0" w:noHBand="0" w:noVBand="1" w:val="04A0"/>
         <w:tblInd w:w="120" w:type="dxa"/>
-        <w:tblBorders>
-          <w:top w:val="single" w:sz="4" w:color="D5DEE8"/>
-          <w:left w:val="single" w:sz="4" w:color="D5DEE8"/>
-          <w:bottom w:val="single" w:sz="4" w:color="D5DEE8"/>
-          <w:right w:val="single" w:sz="4" w:color="D5DEE8"/>
-          <w:insideH w:val="single" w:sz="4" w:color="D5DEE8"/>
-          <w:insideV w:val="single" w:sz="4" w:color="D5DEE8"/>
-        </w:tblBorders>
       </w:tblPr>
       <w:tblGrid>
         <w:gridCol w:w="9360"/>
@@ -97,29 +137,21 @@
               <w:bottom w:w="80" w:type="dxa"/>
               <w:end w:w="120" w:type="dxa"/>
             </w:tcMar>
+            <w:shd w:fill="E8EEF5"/>
             <w:vAlign w:val="center"/>
-            <w:shd w:fill="F4F6F9"/>
           </w:tcPr>
           <w:p>
             <w:pPr>
-              <w:spacing w:after="40"/>
+              <w:spacing w:before="100" w:after="100" w:line="264" w:lineRule="auto"/>
             </w:pPr>
             <w:r>
               <w:rPr>
-                <w:rFonts w:ascii="Calibri" w:hAnsi="Calibri" w:eastAsia="Microsoft YaHei"/>
+                <w:rFonts w:ascii="Droid Sans Fallback" w:hAnsi="Droid Sans Fallback" w:eastAsia="Droid Sans Fallback" w:cs="Droid Sans Fallback"/>
                 <w:b/>
-                <w:color w:val="0B2545"/>
+                <w:color w:val="1F4D78"/>
                 <w:sz w:val="22"/>
               </w:rPr>
-              <w:t>第一版定位：</w:t>
-            </w:r>
-            <w:r>
-              <w:rPr>
-                <w:rFonts w:ascii="Calibri" w:hAnsi="Calibri" w:eastAsia="Microsoft YaHei"/>
-                <w:color w:val="1F2937"/>
-                <w:sz w:val="22"/>
-              </w:rPr>
-              <w:t>面向小学生、教师和管理员，围绕“练习—批改—诊断—推荐—验证”建立可持续学习闭环，同时提供游戏闯关、一对一与组队对战，并通过开放平台向第三方应用输出核心学习能力。</w:t>
+              <w:t>本轮调整目标：把“小学数学基础计算”场景做深，让三项核心业务形成可运行、可解释、可验证的学习闭环。</w:t>
             </w:r>
           </w:p>
         </w:tc>
@@ -127,70 +159,1024 @@
     </w:tbl>
     <w:p>
       <w:pPr>
-        <w:spacing w:after="40"/>
+        <w:spacing w:after="20"/>
       </w:pPr>
     </w:p>
     <w:p>
+      <w:pPr>
+        <w:pStyle w:val="Heading1"/>
+      </w:pPr>
       <w:r>
-        <w:br w:type="page"/>
+        <w:rPr>
+          <w:rFonts w:ascii="Droid Sans Fallback" w:hAnsi="Droid Sans Fallback" w:eastAsia="Droid Sans Fallback" w:cs="Droid Sans Fallback"/>
+        </w:rPr>
+        <w:t>本轮调整结论</w:t>
+      </w:r>
+    </w:p>
+    <w:tbl>
+      <w:tblPr>
+        <w:tblStyle w:val="TableGrid"/>
+        <w:tblW w:type="dxa" w:w="9360"/>
+        <w:tblLayout w:type="fixed"/>
+        <w:tblLook w:firstColumn="1" w:firstRow="1" w:lastColumn="0" w:lastRow="0" w:noHBand="0" w:noVBand="1" w:val="04A0"/>
+        <w:tblInd w:w="120" w:type="dxa"/>
+      </w:tblPr>
+      <w:tblGrid>
+        <w:gridCol w:w="2100"/>
+        <w:gridCol w:w="3000"/>
+        <w:gridCol w:w="4260"/>
+      </w:tblGrid>
+      <w:tr>
+        <w:trPr>
+          <w:tblHeader w:val="true"/>
+        </w:trPr>
+        <w:tc>
+          <w:tcPr>
+            <w:tcW w:type="dxa" w:w="2100"/>
+            <w:tcMar>
+              <w:top w:w="50" w:type="dxa"/>
+              <w:start w:w="120" w:type="dxa"/>
+              <w:bottom w:w="50" w:type="dxa"/>
+              <w:end w:w="120" w:type="dxa"/>
+            </w:tcMar>
+            <w:vAlign w:val="center"/>
+            <w:shd w:fill="F2F4F7"/>
+          </w:tcPr>
+          <w:p>
+            <w:pPr>
+              <w:spacing w:before="0" w:after="0" w:line="240" w:lineRule="auto"/>
+            </w:pPr>
+            <w:r>
+              <w:rPr>
+                <w:rFonts w:ascii="Droid Sans Fallback" w:hAnsi="Droid Sans Fallback" w:eastAsia="Droid Sans Fallback" w:cs="Droid Sans Fallback"/>
+                <w:b/>
+                <w:color w:val="222B37"/>
+                <w:sz w:val="18"/>
+              </w:rPr>
+              <w:t>原有表述或设计</w:t>
+            </w:r>
+          </w:p>
+        </w:tc>
+        <w:tc>
+          <w:tcPr>
+            <w:tcW w:type="dxa" w:w="3000"/>
+            <w:tcMar>
+              <w:top w:w="50" w:type="dxa"/>
+              <w:start w:w="120" w:type="dxa"/>
+              <w:bottom w:w="50" w:type="dxa"/>
+              <w:end w:w="120" w:type="dxa"/>
+            </w:tcMar>
+            <w:vAlign w:val="center"/>
+            <w:shd w:fill="F2F4F7"/>
+          </w:tcPr>
+          <w:p>
+            <w:pPr>
+              <w:spacing w:before="0" w:after="0" w:line="240" w:lineRule="auto"/>
+            </w:pPr>
+            <w:r>
+              <w:rPr>
+                <w:rFonts w:ascii="Droid Sans Fallback" w:hAnsi="Droid Sans Fallback" w:eastAsia="Droid Sans Fallback" w:cs="Droid Sans Fallback"/>
+                <w:b/>
+                <w:color w:val="222B37"/>
+                <w:sz w:val="18"/>
+              </w:rPr>
+              <w:t>本轮更新</w:t>
+            </w:r>
+          </w:p>
+        </w:tc>
+        <w:tc>
+          <w:tcPr>
+            <w:tcW w:type="dxa" w:w="4260"/>
+            <w:tcMar>
+              <w:top w:w="50" w:type="dxa"/>
+              <w:start w:w="120" w:type="dxa"/>
+              <w:bottom w:w="50" w:type="dxa"/>
+              <w:end w:w="120" w:type="dxa"/>
+            </w:tcMar>
+            <w:vAlign w:val="center"/>
+            <w:shd w:fill="F2F4F7"/>
+          </w:tcPr>
+          <w:p>
+            <w:pPr>
+              <w:spacing w:before="0" w:after="0" w:line="240" w:lineRule="auto"/>
+            </w:pPr>
+            <w:r>
+              <w:rPr>
+                <w:rFonts w:ascii="Droid Sans Fallback" w:hAnsi="Droid Sans Fallback" w:eastAsia="Droid Sans Fallback" w:cs="Droid Sans Fallback"/>
+                <w:b/>
+                <w:color w:val="222B37"/>
+                <w:sz w:val="18"/>
+              </w:rPr>
+              <w:t>调整理由</w:t>
+            </w:r>
+          </w:p>
+        </w:tc>
+      </w:tr>
+      <w:tr>
+        <w:tc>
+          <w:tcPr>
+            <w:tcW w:type="dxa" w:w="2100"/>
+            <w:tcMar>
+              <w:top w:w="50" w:type="dxa"/>
+              <w:start w:w="120" w:type="dxa"/>
+              <w:bottom w:w="50" w:type="dxa"/>
+              <w:end w:w="120" w:type="dxa"/>
+            </w:tcMar>
+            <w:vAlign w:val="center"/>
+          </w:tcPr>
+          <w:p>
+            <w:pPr>
+              <w:spacing w:before="0" w:after="0" w:line="240" w:lineRule="auto"/>
+            </w:pPr>
+            <w:r>
+              <w:rPr>
+                <w:rFonts w:ascii="Droid Sans Fallback" w:hAnsi="Droid Sans Fallback" w:eastAsia="Droid Sans Fallback" w:cs="Droid Sans Fallback"/>
+                <w:b w:val="0"/>
+                <w:color w:val="222B37"/>
+                <w:sz w:val="17"/>
+              </w:rPr>
+              <w:t>智能口算练习</w:t>
+            </w:r>
+          </w:p>
+        </w:tc>
+        <w:tc>
+          <w:tcPr>
+            <w:tcW w:type="dxa" w:w="3000"/>
+            <w:tcMar>
+              <w:top w:w="50" w:type="dxa"/>
+              <w:start w:w="120" w:type="dxa"/>
+              <w:bottom w:w="50" w:type="dxa"/>
+              <w:end w:w="120" w:type="dxa"/>
+            </w:tcMar>
+            <w:vAlign w:val="center"/>
+          </w:tcPr>
+          <w:p>
+            <w:pPr>
+              <w:spacing w:before="0" w:after="0" w:line="240" w:lineRule="auto"/>
+            </w:pPr>
+            <w:r>
+              <w:rPr>
+                <w:rFonts w:ascii="Droid Sans Fallback" w:hAnsi="Droid Sans Fallback" w:eastAsia="Droid Sans Fallback" w:cs="Droid Sans Fallback"/>
+                <w:b w:val="0"/>
+                <w:color w:val="222B37"/>
+                <w:sz w:val="17"/>
+              </w:rPr>
+              <w:t>个性化口算练习</w:t>
+            </w:r>
+          </w:p>
+        </w:tc>
+        <w:tc>
+          <w:tcPr>
+            <w:tcW w:type="dxa" w:w="4260"/>
+            <w:tcMar>
+              <w:top w:w="50" w:type="dxa"/>
+              <w:start w:w="120" w:type="dxa"/>
+              <w:bottom w:w="50" w:type="dxa"/>
+              <w:end w:w="120" w:type="dxa"/>
+            </w:tcMar>
+            <w:vAlign w:val="center"/>
+          </w:tcPr>
+          <w:p>
+            <w:pPr>
+              <w:spacing w:before="0" w:after="0" w:line="240" w:lineRule="auto"/>
+            </w:pPr>
+            <w:r>
+              <w:rPr>
+                <w:rFonts w:ascii="Droid Sans Fallback" w:hAnsi="Droid Sans Fallback" w:eastAsia="Droid Sans Fallback" w:cs="Droid Sans Fallback"/>
+                <w:b w:val="0"/>
+                <w:color w:val="222B37"/>
+                <w:sz w:val="17"/>
+              </w:rPr>
+              <w:t>突出因人而异的练习内容，不把重点放在名称中的“智能”二字</w:t>
+            </w:r>
+          </w:p>
+        </w:tc>
+      </w:tr>
+      <w:tr>
+        <w:tc>
+          <w:tcPr>
+            <w:tcW w:type="dxa" w:w="2100"/>
+            <w:tcMar>
+              <w:top w:w="50" w:type="dxa"/>
+              <w:start w:w="120" w:type="dxa"/>
+              <w:bottom w:w="50" w:type="dxa"/>
+              <w:end w:w="120" w:type="dxa"/>
+            </w:tcMar>
+            <w:vAlign w:val="center"/>
+          </w:tcPr>
+          <w:p>
+            <w:pPr>
+              <w:spacing w:before="0" w:after="0" w:line="240" w:lineRule="auto"/>
+            </w:pPr>
+            <w:r>
+              <w:rPr>
+                <w:rFonts w:ascii="Droid Sans Fallback" w:hAnsi="Droid Sans Fallback" w:eastAsia="Droid Sans Fallback" w:cs="Droid Sans Fallback"/>
+                <w:b w:val="0"/>
+                <w:color w:val="222B37"/>
+                <w:sz w:val="17"/>
+              </w:rPr>
+              <w:t>单人 PK</w:t>
+            </w:r>
+          </w:p>
+        </w:tc>
+        <w:tc>
+          <w:tcPr>
+            <w:tcW w:type="dxa" w:w="3000"/>
+            <w:tcMar>
+              <w:top w:w="50" w:type="dxa"/>
+              <w:start w:w="120" w:type="dxa"/>
+              <w:bottom w:w="50" w:type="dxa"/>
+              <w:end w:w="120" w:type="dxa"/>
+            </w:tcMar>
+            <w:vAlign w:val="center"/>
+          </w:tcPr>
+          <w:p>
+            <w:pPr>
+              <w:spacing w:before="0" w:after="0" w:line="240" w:lineRule="auto"/>
+            </w:pPr>
+            <w:r>
+              <w:rPr>
+                <w:rFonts w:ascii="Droid Sans Fallback" w:hAnsi="Droid Sans Fallback" w:eastAsia="Droid Sans Fallback" w:cs="Droid Sans Fallback"/>
+                <w:b w:val="0"/>
+                <w:color w:val="222B37"/>
+                <w:sz w:val="17"/>
+              </w:rPr>
+              <w:t>单人闯关</w:t>
+            </w:r>
+          </w:p>
+        </w:tc>
+        <w:tc>
+          <w:tcPr>
+            <w:tcW w:type="dxa" w:w="4260"/>
+            <w:tcMar>
+              <w:top w:w="50" w:type="dxa"/>
+              <w:start w:w="120" w:type="dxa"/>
+              <w:bottom w:w="50" w:type="dxa"/>
+              <w:end w:w="120" w:type="dxa"/>
+            </w:tcMar>
+            <w:vAlign w:val="center"/>
+          </w:tcPr>
+          <w:p>
+            <w:pPr>
+              <w:spacing w:before="0" w:after="0" w:line="240" w:lineRule="auto"/>
+            </w:pPr>
+            <w:r>
+              <w:rPr>
+                <w:rFonts w:ascii="Droid Sans Fallback" w:hAnsi="Droid Sans Fallback" w:eastAsia="Droid Sans Fallback" w:cs="Droid Sans Fallback"/>
+                <w:b w:val="0"/>
+                <w:color w:val="222B37"/>
+                <w:sz w:val="17"/>
+              </w:rPr>
+              <w:t>学生主动发起挑战，按关卡规则完成练习</w:t>
+            </w:r>
+          </w:p>
+        </w:tc>
+      </w:tr>
+      <w:tr>
+        <w:tc>
+          <w:tcPr>
+            <w:tcW w:type="dxa" w:w="2100"/>
+            <w:tcMar>
+              <w:top w:w="50" w:type="dxa"/>
+              <w:start w:w="120" w:type="dxa"/>
+              <w:bottom w:w="50" w:type="dxa"/>
+              <w:end w:w="120" w:type="dxa"/>
+            </w:tcMar>
+            <w:vAlign w:val="center"/>
+          </w:tcPr>
+          <w:p>
+            <w:pPr>
+              <w:spacing w:before="0" w:after="0" w:line="240" w:lineRule="auto"/>
+            </w:pPr>
+            <w:r>
+              <w:rPr>
+                <w:rFonts w:ascii="Droid Sans Fallback" w:hAnsi="Droid Sans Fallback" w:eastAsia="Droid Sans Fallback" w:cs="Droid Sans Fallback"/>
+                <w:b w:val="0"/>
+                <w:color w:val="222B37"/>
+                <w:sz w:val="17"/>
+              </w:rPr>
+              <w:t>答题后加积分</w:t>
+            </w:r>
+          </w:p>
+        </w:tc>
+        <w:tc>
+          <w:tcPr>
+            <w:tcW w:type="dxa" w:w="3000"/>
+            <w:tcMar>
+              <w:top w:w="50" w:type="dxa"/>
+              <w:start w:w="120" w:type="dxa"/>
+              <w:bottom w:w="50" w:type="dxa"/>
+              <w:end w:w="120" w:type="dxa"/>
+            </w:tcMar>
+            <w:vAlign w:val="center"/>
+          </w:tcPr>
+          <w:p>
+            <w:pPr>
+              <w:spacing w:before="0" w:after="0" w:line="240" w:lineRule="auto"/>
+            </w:pPr>
+            <w:r>
+              <w:rPr>
+                <w:rFonts w:ascii="Droid Sans Fallback" w:hAnsi="Droid Sans Fallback" w:eastAsia="Droid Sans Fallback" w:cs="Droid Sans Fallback"/>
+                <w:b w:val="0"/>
+                <w:color w:val="222B37"/>
+                <w:sz w:val="17"/>
+              </w:rPr>
+              <w:t>答题直接推动游戏过程</w:t>
+            </w:r>
+          </w:p>
+        </w:tc>
+        <w:tc>
+          <w:tcPr>
+            <w:tcW w:type="dxa" w:w="4260"/>
+            <w:tcMar>
+              <w:top w:w="50" w:type="dxa"/>
+              <w:start w:w="120" w:type="dxa"/>
+              <w:bottom w:w="50" w:type="dxa"/>
+              <w:end w:w="120" w:type="dxa"/>
+            </w:tcMar>
+            <w:vAlign w:val="center"/>
+          </w:tcPr>
+          <w:p>
+            <w:pPr>
+              <w:spacing w:before="0" w:after="0" w:line="240" w:lineRule="auto"/>
+            </w:pPr>
+            <w:r>
+              <w:rPr>
+                <w:rFonts w:ascii="Droid Sans Fallback" w:hAnsi="Droid Sans Fallback" w:eastAsia="Droid Sans Fallback" w:cs="Droid Sans Fallback"/>
+                <w:b w:val="0"/>
+                <w:color w:val="222B37"/>
+                <w:sz w:val="17"/>
+              </w:rPr>
+              <w:t>角色推进、连击、能量、解锁和失败巩固都与答题结果关联</w:t>
+            </w:r>
+          </w:p>
+        </w:tc>
+      </w:tr>
+      <w:tr>
+        <w:tc>
+          <w:tcPr>
+            <w:tcW w:type="dxa" w:w="2100"/>
+            <w:tcMar>
+              <w:top w:w="50" w:type="dxa"/>
+              <w:start w:w="120" w:type="dxa"/>
+              <w:bottom w:w="50" w:type="dxa"/>
+              <w:end w:w="120" w:type="dxa"/>
+            </w:tcMar>
+            <w:vAlign w:val="center"/>
+          </w:tcPr>
+          <w:p>
+            <w:pPr>
+              <w:spacing w:before="0" w:after="0" w:line="240" w:lineRule="auto"/>
+            </w:pPr>
+            <w:r>
+              <w:rPr>
+                <w:rFonts w:ascii="Droid Sans Fallback" w:hAnsi="Droid Sans Fallback" w:eastAsia="Droid Sans Fallback" w:cs="Droid Sans Fallback"/>
+                <w:b w:val="0"/>
+                <w:color w:val="222B37"/>
+                <w:sz w:val="17"/>
+              </w:rPr>
+              <w:t>复杂教材版本体系</w:t>
+            </w:r>
+          </w:p>
+        </w:tc>
+        <w:tc>
+          <w:tcPr>
+            <w:tcW w:type="dxa" w:w="3000"/>
+            <w:tcMar>
+              <w:top w:w="50" w:type="dxa"/>
+              <w:start w:w="120" w:type="dxa"/>
+              <w:bottom w:w="50" w:type="dxa"/>
+              <w:end w:w="120" w:type="dxa"/>
+            </w:tcMar>
+            <w:vAlign w:val="center"/>
+          </w:tcPr>
+          <w:p>
+            <w:pPr>
+              <w:spacing w:before="0" w:after="0" w:line="240" w:lineRule="auto"/>
+            </w:pPr>
+            <w:r>
+              <w:rPr>
+                <w:rFonts w:ascii="Droid Sans Fallback" w:hAnsi="Droid Sans Fallback" w:eastAsia="Droid Sans Fallback" w:cs="Droid Sans Fallback"/>
+                <w:b w:val="0"/>
+                <w:color w:val="222B37"/>
+                <w:sz w:val="17"/>
+              </w:rPr>
+              <w:t>内容模块—知识点—题目</w:t>
+            </w:r>
+          </w:p>
+        </w:tc>
+        <w:tc>
+          <w:tcPr>
+            <w:tcW w:type="dxa" w:w="4260"/>
+            <w:tcMar>
+              <w:top w:w="50" w:type="dxa"/>
+              <w:start w:w="120" w:type="dxa"/>
+              <w:bottom w:w="50" w:type="dxa"/>
+              <w:end w:w="120" w:type="dxa"/>
+            </w:tcMar>
+            <w:vAlign w:val="center"/>
+          </w:tcPr>
+          <w:p>
+            <w:pPr>
+              <w:spacing w:before="0" w:after="0" w:line="240" w:lineRule="auto"/>
+            </w:pPr>
+            <w:r>
+              <w:rPr>
+                <w:rFonts w:ascii="Droid Sans Fallback" w:hAnsi="Droid Sans Fallback" w:eastAsia="Droid Sans Fallback" w:cs="Droid Sans Fallback"/>
+                <w:b w:val="0"/>
+                <w:color w:val="222B37"/>
+                <w:sz w:val="17"/>
+              </w:rPr>
+              <w:t>教材版本、年级、学期等能作为属性的尽量作为属性</w:t>
+            </w:r>
+          </w:p>
+        </w:tc>
+      </w:tr>
+      <w:tr>
+        <w:tc>
+          <w:tcPr>
+            <w:tcW w:type="dxa" w:w="2100"/>
+            <w:tcMar>
+              <w:top w:w="50" w:type="dxa"/>
+              <w:start w:w="120" w:type="dxa"/>
+              <w:bottom w:w="50" w:type="dxa"/>
+              <w:end w:w="120" w:type="dxa"/>
+            </w:tcMar>
+            <w:vAlign w:val="center"/>
+          </w:tcPr>
+          <w:p>
+            <w:pPr>
+              <w:spacing w:before="0" w:after="0" w:line="240" w:lineRule="auto"/>
+            </w:pPr>
+            <w:r>
+              <w:rPr>
+                <w:rFonts w:ascii="Droid Sans Fallback" w:hAnsi="Droid Sans Fallback" w:eastAsia="Droid Sans Fallback" w:cs="Droid Sans Fallback"/>
+                <w:b w:val="0"/>
+                <w:color w:val="222B37"/>
+                <w:sz w:val="17"/>
+              </w:rPr>
+              <w:t>一对一和组队对战均为首版核心</w:t>
+            </w:r>
+          </w:p>
+        </w:tc>
+        <w:tc>
+          <w:tcPr>
+            <w:tcW w:type="dxa" w:w="3000"/>
+            <w:tcMar>
+              <w:top w:w="50" w:type="dxa"/>
+              <w:start w:w="120" w:type="dxa"/>
+              <w:bottom w:w="50" w:type="dxa"/>
+              <w:end w:w="120" w:type="dxa"/>
+            </w:tcMar>
+            <w:vAlign w:val="center"/>
+          </w:tcPr>
+          <w:p>
+            <w:pPr>
+              <w:spacing w:before="0" w:after="0" w:line="240" w:lineRule="auto"/>
+            </w:pPr>
+            <w:r>
+              <w:rPr>
+                <w:rFonts w:ascii="Droid Sans Fallback" w:hAnsi="Droid Sans Fallback" w:eastAsia="Droid Sans Fallback" w:cs="Droid Sans Fallback"/>
+                <w:b w:val="0"/>
+                <w:color w:val="222B37"/>
+                <w:sz w:val="17"/>
+              </w:rPr>
+              <w:t>团队闯关为首版；一对一 PK 后续扩展</w:t>
+            </w:r>
+          </w:p>
+        </w:tc>
+        <w:tc>
+          <w:tcPr>
+            <w:tcW w:type="dxa" w:w="4260"/>
+            <w:tcMar>
+              <w:top w:w="50" w:type="dxa"/>
+              <w:start w:w="120" w:type="dxa"/>
+              <w:bottom w:w="50" w:type="dxa"/>
+              <w:end w:w="120" w:type="dxa"/>
+            </w:tcMar>
+            <w:vAlign w:val="center"/>
+          </w:tcPr>
+          <w:p>
+            <w:pPr>
+              <w:spacing w:before="0" w:after="0" w:line="240" w:lineRule="auto"/>
+            </w:pPr>
+            <w:r>
+              <w:rPr>
+                <w:rFonts w:ascii="Droid Sans Fallback" w:hAnsi="Droid Sans Fallback" w:eastAsia="Droid Sans Fallback" w:cs="Droid Sans Fallback"/>
+                <w:b w:val="0"/>
+                <w:color w:val="222B37"/>
+                <w:sz w:val="17"/>
+              </w:rPr>
+              <w:t>控制实时对战复杂度，先把游戏闭环做完整</w:t>
+            </w:r>
+          </w:p>
+        </w:tc>
+      </w:tr>
+      <w:tr>
+        <w:tc>
+          <w:tcPr>
+            <w:tcW w:type="dxa" w:w="2100"/>
+            <w:tcMar>
+              <w:top w:w="50" w:type="dxa"/>
+              <w:start w:w="120" w:type="dxa"/>
+              <w:bottom w:w="50" w:type="dxa"/>
+              <w:end w:w="120" w:type="dxa"/>
+            </w:tcMar>
+            <w:vAlign w:val="center"/>
+          </w:tcPr>
+          <w:p>
+            <w:pPr>
+              <w:spacing w:before="0" w:after="0" w:line="240" w:lineRule="auto"/>
+            </w:pPr>
+            <w:r>
+              <w:rPr>
+                <w:rFonts w:ascii="Droid Sans Fallback" w:hAnsi="Droid Sans Fallback" w:eastAsia="Droid Sans Fallback" w:cs="Droid Sans Fallback"/>
+                <w:b w:val="0"/>
+                <w:color w:val="222B37"/>
+                <w:sz w:val="17"/>
+              </w:rPr>
+              <w:t>开放平台纳入第一版</w:t>
+            </w:r>
+          </w:p>
+        </w:tc>
+        <w:tc>
+          <w:tcPr>
+            <w:tcW w:type="dxa" w:w="3000"/>
+            <w:tcMar>
+              <w:top w:w="50" w:type="dxa"/>
+              <w:start w:w="120" w:type="dxa"/>
+              <w:bottom w:w="50" w:type="dxa"/>
+              <w:end w:w="120" w:type="dxa"/>
+            </w:tcMar>
+            <w:vAlign w:val="center"/>
+          </w:tcPr>
+          <w:p>
+            <w:pPr>
+              <w:spacing w:before="0" w:after="0" w:line="240" w:lineRule="auto"/>
+            </w:pPr>
+            <w:r>
+              <w:rPr>
+                <w:rFonts w:ascii="Droid Sans Fallback" w:hAnsi="Droid Sans Fallback" w:eastAsia="Droid Sans Fallback" w:cs="Droid Sans Fallback"/>
+                <w:b w:val="0"/>
+                <w:color w:val="222B37"/>
+                <w:sz w:val="17"/>
+              </w:rPr>
+              <w:t>开放平台暂停</w:t>
+            </w:r>
+          </w:p>
+        </w:tc>
+        <w:tc>
+          <w:tcPr>
+            <w:tcW w:type="dxa" w:w="4260"/>
+            <w:tcMar>
+              <w:top w:w="50" w:type="dxa"/>
+              <w:start w:w="120" w:type="dxa"/>
+              <w:bottom w:w="50" w:type="dxa"/>
+              <w:end w:w="120" w:type="dxa"/>
+            </w:tcMar>
+            <w:vAlign w:val="center"/>
+          </w:tcPr>
+          <w:p>
+            <w:pPr>
+              <w:spacing w:before="0" w:after="0" w:line="240" w:lineRule="auto"/>
+            </w:pPr>
+            <w:r>
+              <w:rPr>
+                <w:rFonts w:ascii="Droid Sans Fallback" w:hAnsi="Droid Sans Fallback" w:eastAsia="Droid Sans Fallback" w:cs="Droid Sans Fallback"/>
+                <w:b w:val="0"/>
+                <w:color w:val="222B37"/>
+                <w:sz w:val="17"/>
+              </w:rPr>
+              <w:t>避免偏离本科毕设的核心业务和可交付范围</w:t>
+            </w:r>
+          </w:p>
+        </w:tc>
+      </w:tr>
+      <w:tr>
+        <w:tc>
+          <w:tcPr>
+            <w:tcW w:type="dxa" w:w="2100"/>
+            <w:tcMar>
+              <w:top w:w="50" w:type="dxa"/>
+              <w:start w:w="120" w:type="dxa"/>
+              <w:bottom w:w="50" w:type="dxa"/>
+              <w:end w:w="120" w:type="dxa"/>
+            </w:tcMar>
+            <w:vAlign w:val="center"/>
+          </w:tcPr>
+          <w:p>
+            <w:pPr>
+              <w:spacing w:before="0" w:after="0" w:line="240" w:lineRule="auto"/>
+            </w:pPr>
+            <w:r>
+              <w:rPr>
+                <w:rFonts w:ascii="Droid Sans Fallback" w:hAnsi="Droid Sans Fallback" w:eastAsia="Droid Sans Fallback" w:cs="Droid Sans Fallback"/>
+                <w:b w:val="0"/>
+                <w:color w:val="222B37"/>
+                <w:sz w:val="17"/>
+              </w:rPr>
+              <w:t>整体 ER 展开大量细节</w:t>
+            </w:r>
+          </w:p>
+        </w:tc>
+        <w:tc>
+          <w:tcPr>
+            <w:tcW w:type="dxa" w:w="3000"/>
+            <w:tcMar>
+              <w:top w:w="50" w:type="dxa"/>
+              <w:start w:w="120" w:type="dxa"/>
+              <w:bottom w:w="50" w:type="dxa"/>
+              <w:end w:w="120" w:type="dxa"/>
+            </w:tcMar>
+            <w:vAlign w:val="center"/>
+          </w:tcPr>
+          <w:p>
+            <w:pPr>
+              <w:spacing w:before="0" w:after="0" w:line="240" w:lineRule="auto"/>
+            </w:pPr>
+            <w:r>
+              <w:rPr>
+                <w:rFonts w:ascii="Droid Sans Fallback" w:hAnsi="Droid Sans Fallback" w:eastAsia="Droid Sans Fallback" w:cs="Droid Sans Fallback"/>
+                <w:b w:val="0"/>
+                <w:color w:val="222B37"/>
+                <w:sz w:val="17"/>
+              </w:rPr>
+              <w:t>只保留核心实体与关系</w:t>
+            </w:r>
+          </w:p>
+        </w:tc>
+        <w:tc>
+          <w:tcPr>
+            <w:tcW w:type="dxa" w:w="4260"/>
+            <w:tcMar>
+              <w:top w:w="50" w:type="dxa"/>
+              <w:start w:w="120" w:type="dxa"/>
+              <w:bottom w:w="50" w:type="dxa"/>
+              <w:end w:w="120" w:type="dxa"/>
+            </w:tcMar>
+            <w:vAlign w:val="center"/>
+          </w:tcPr>
+          <w:p>
+            <w:pPr>
+              <w:spacing w:before="0" w:after="0" w:line="240" w:lineRule="auto"/>
+            </w:pPr>
+            <w:r>
+              <w:rPr>
+                <w:rFonts w:ascii="Droid Sans Fallback" w:hAnsi="Droid Sans Fallback" w:eastAsia="Droid Sans Fallback" w:cs="Droid Sans Fallback"/>
+                <w:b w:val="0"/>
+                <w:color w:val="222B37"/>
+                <w:sz w:val="17"/>
+              </w:rPr>
+              <w:t>实体、属性和关系要能说明明确的业务必要性</w:t>
+            </w:r>
+          </w:p>
+        </w:tc>
+      </w:tr>
+    </w:tbl>
+    <w:p>
+      <w:pPr>
+        <w:pStyle w:val="Heading1"/>
+      </w:pPr>
+      <w:r>
+        <w:rPr>
+          <w:rFonts w:ascii="Droid Sans Fallback" w:hAnsi="Droid Sans Fallback" w:eastAsia="Droid Sans Fallback" w:cs="Droid Sans Fallback"/>
+        </w:rPr>
+        <w:t>项目定位与业务边界</w:t>
+      </w:r>
+    </w:p>
+    <w:p>
+      <w:pPr>
+        <w:spacing w:after="120" w:line="264" w:lineRule="auto"/>
+      </w:pPr>
+      <w:r>
+        <w:rPr>
+          <w:rFonts w:ascii="Droid Sans Fallback" w:hAnsi="Droid Sans Fallback" w:eastAsia="Droid Sans Fallback" w:cs="Droid Sans Fallback"/>
+          <w:color w:val="222B37"/>
+          <w:sz w:val="22"/>
+        </w:rPr>
+        <w:t>本系统面向小学生和教师，聚焦小学数学基础计算。学生可以独立使用练习、拍照批改和闯关功能；加入班级后，可以接收教师作业和训练任务。</w:t>
+      </w:r>
+    </w:p>
+    <w:p>
+      <w:pPr>
+        <w:pStyle w:val="ListBullet"/>
+        <w:spacing w:after="80" w:line="280" w:lineRule="auto"/>
+        <w:ind w:left="720" w:hanging="360"/>
+      </w:pPr>
+      <w:r>
+        <w:rPr>
+          <w:rFonts w:ascii="Droid Sans Fallback" w:hAnsi="Droid Sans Fallback" w:eastAsia="Droid Sans Fallback" w:cs="Droid Sans Fallback"/>
+          <w:color w:val="222B37"/>
+          <w:sz w:val="22"/>
+        </w:rPr>
+        <w:t>不扩展为全学科教务平台。</w:t>
+      </w:r>
+    </w:p>
+    <w:p>
+      <w:pPr>
+        <w:pStyle w:val="ListBullet"/>
+        <w:spacing w:after="80" w:line="280" w:lineRule="auto"/>
+        <w:ind w:left="720" w:hanging="360"/>
+      </w:pPr>
+      <w:r>
+        <w:rPr>
+          <w:rFonts w:ascii="Droid Sans Fallback" w:hAnsi="Droid Sans Fallback" w:eastAsia="Droid Sans Fallback" w:cs="Droid Sans Fallback"/>
+          <w:color w:val="222B37"/>
+          <w:sz w:val="22"/>
+        </w:rPr>
+        <w:t>家长不作为第一版独立业务角色。</w:t>
+      </w:r>
+    </w:p>
+    <w:p>
+      <w:pPr>
+        <w:pStyle w:val="ListBullet"/>
+        <w:spacing w:after="80" w:line="280" w:lineRule="auto"/>
+        <w:ind w:left="720" w:hanging="360"/>
+      </w:pPr>
+      <w:r>
+        <w:rPr>
+          <w:rFonts w:ascii="Droid Sans Fallback" w:hAnsi="Droid Sans Fallback" w:eastAsia="Droid Sans Fallback" w:cs="Droid Sans Fallback"/>
+          <w:color w:val="222B37"/>
+          <w:sz w:val="22"/>
+        </w:rPr>
+        <w:t>开发者开放平台暂停，不建设应用密钥、调用额度和开放接口运营体系。</w:t>
+      </w:r>
+    </w:p>
+    <w:p>
+      <w:pPr>
+        <w:pStyle w:val="ListBullet"/>
+        <w:spacing w:after="80" w:line="280" w:lineRule="auto"/>
+        <w:ind w:left="720" w:hanging="360"/>
+      </w:pPr>
+      <w:r>
+        <w:rPr>
+          <w:rFonts w:ascii="Droid Sans Fallback" w:hAnsi="Droid Sans Fallback" w:eastAsia="Droid Sans Fallback" w:cs="Droid Sans Fallback"/>
+          <w:color w:val="222B37"/>
+          <w:sz w:val="22"/>
+        </w:rPr>
+        <w:t>一对一实时 PK 不作为第一版完成条件，也不单独拆分服务。</w:t>
+      </w:r>
+    </w:p>
+    <w:p>
+      <w:pPr>
+        <w:pStyle w:val="ListBullet"/>
+        <w:spacing w:after="80" w:line="280" w:lineRule="auto"/>
+        <w:ind w:left="720" w:hanging="360"/>
+      </w:pPr>
+      <w:r>
+        <w:rPr>
+          <w:rFonts w:ascii="Droid Sans Fallback" w:hAnsi="Droid Sans Fallback" w:eastAsia="Droid Sans Fallback" w:cs="Droid Sans Fallback"/>
+          <w:color w:val="222B37"/>
+          <w:sz w:val="22"/>
+        </w:rPr>
+        <w:t>学校和班级不是学生使用核心学习功能的前置条件。</w:t>
+      </w:r>
+    </w:p>
+    <w:p>
+      <w:pPr>
+        <w:pStyle w:val="ListBullet"/>
+        <w:spacing w:after="80" w:line="280" w:lineRule="auto"/>
+        <w:ind w:left="720" w:hanging="360"/>
+      </w:pPr>
+      <w:r>
+        <w:rPr>
+          <w:rFonts w:ascii="Droid Sans Fallback" w:hAnsi="Droid Sans Fallback" w:eastAsia="Droid Sans Fallback" w:cs="Droid Sans Fallback"/>
+          <w:color w:val="222B37"/>
+          <w:sz w:val="22"/>
+        </w:rPr>
+        <w:t>低可信批改和需要教学判断的内容保留学生确认或教师复核。</w:t>
       </w:r>
     </w:p>
     <w:p>
       <w:pPr>
         <w:pStyle w:val="Heading1"/>
-        <w:keepNext/>
       </w:pPr>
       <w:r>
         <w:rPr>
-          <w:rFonts w:ascii="Calibri" w:hAnsi="Calibri" w:eastAsia="Microsoft YaHei"/>
-          <w:b/>
-          <w:color w:val="2E74B5"/>
-          <w:sz w:val="32"/>
+          <w:rFonts w:ascii="Droid Sans Fallback" w:hAnsi="Droid Sans Fallback" w:eastAsia="Droid Sans Fallback" w:cs="Droid Sans Fallback"/>
         </w:rPr>
-        <w:t>1 第一版定位与范围</w:t>
+        <w:t>三项核心业务</w:t>
       </w:r>
     </w:p>
     <w:p>
       <w:pPr>
-        <w:jc w:val="left"/>
+        <w:pStyle w:val="Heading2"/>
       </w:pPr>
       <w:r>
         <w:rPr>
-          <w:rFonts w:ascii="Calibri" w:hAnsi="Calibri" w:eastAsia="Microsoft YaHei"/>
-          <w:color w:val="1F2937"/>
-          <w:sz w:val="22"/>
+          <w:rFonts w:ascii="Droid Sans Fallback" w:hAnsi="Droid Sans Fallback" w:eastAsia="Droid Sans Fallback" w:cs="Droid Sans Fallback"/>
         </w:rPr>
-        <w:t>本系统是一套面向小学数学学习场景的通用业务平台，不针对某一所学校定制。学生可以不加入学校或班级，直接选择年级、学期和教材版本使用核心学习功能；加入组织后，可进一步接收教师作业、参与班级统计与校内活动。</w:t>
+        <w:t>拍照辅助批改</w:t>
       </w:r>
     </w:p>
     <w:p>
       <w:pPr>
-        <w:jc w:val="left"/>
+        <w:pStyle w:val="ListBullet"/>
+        <w:spacing w:after="80" w:line="280" w:lineRule="auto"/>
+        <w:ind w:left="720" w:hanging="360"/>
       </w:pPr>
       <w:r>
         <w:rPr>
-          <w:rFonts w:ascii="Calibri" w:hAnsi="Calibri" w:eastAsia="Microsoft YaHei"/>
-          <w:color w:val="1F2937"/>
+          <w:rFonts w:ascii="Droid Sans Fallback" w:hAnsi="Droid Sans Fallback" w:eastAsia="Droid Sans Fallback" w:cs="Droid Sans Fallback"/>
+          <w:color w:val="222B37"/>
           <w:sz w:val="22"/>
         </w:rPr>
-        <w:t>第一版重点不是单独验证某一种识别或智能能力，而是把内容组织、练习作答、辅助批改、错因诊断、掌握度更新、个性化推荐、再次验证、教师教学、游戏激励和开放能力连接成完整业务流程。</w:t>
+        <w:t>学生拍摄或上传整页作业，系统完成图像处理、题目切分、内容识别和答案提取。</w:t>
+      </w:r>
+    </w:p>
+    <w:p>
+      <w:pPr>
+        <w:pStyle w:val="ListBullet"/>
+        <w:spacing w:after="80" w:line="280" w:lineRule="auto"/>
+        <w:ind w:left="720" w:hanging="360"/>
+      </w:pPr>
+      <w:r>
+        <w:rPr>
+          <w:rFonts w:ascii="Droid Sans Fallback" w:hAnsi="Droid Sans Fallback" w:eastAsia="Droid Sans Fallback" w:cs="Droid Sans Fallback"/>
+          <w:color w:val="222B37"/>
+          <w:sz w:val="22"/>
+        </w:rPr>
+        <w:t>对口算、填空和竖式计算等结构明确的题型进行答案校验。</w:t>
+      </w:r>
+    </w:p>
+    <w:p>
+      <w:pPr>
+        <w:pStyle w:val="ListBullet"/>
+        <w:spacing w:after="80" w:line="280" w:lineRule="auto"/>
+        <w:ind w:left="720" w:hanging="360"/>
+      </w:pPr>
+      <w:r>
+        <w:rPr>
+          <w:rFonts w:ascii="Droid Sans Fallback" w:hAnsi="Droid Sans Fallback" w:eastAsia="Droid Sans Fallback" w:cs="Droid Sans Fallback"/>
+          <w:color w:val="222B37"/>
+          <w:sz w:val="22"/>
+        </w:rPr>
+        <w:t>对竖式计算尽量定位数位未对齐、进位遗漏、退位错误等具体步骤问题。</w:t>
+      </w:r>
+    </w:p>
+    <w:p>
+      <w:pPr>
+        <w:pStyle w:val="ListBullet"/>
+        <w:spacing w:after="80" w:line="280" w:lineRule="auto"/>
+        <w:ind w:left="720" w:hanging="360"/>
+      </w:pPr>
+      <w:r>
+        <w:rPr>
+          <w:rFonts w:ascii="Droid Sans Fallback" w:hAnsi="Droid Sans Fallback" w:eastAsia="Droid Sans Fallback" w:cs="Droid Sans Fallback"/>
+          <w:color w:val="222B37"/>
+          <w:sz w:val="22"/>
+        </w:rPr>
+        <w:t>计算结果由程序规则再次校验，避免只依赖识别或模型判断。</w:t>
+      </w:r>
+    </w:p>
+    <w:p>
+      <w:pPr>
+        <w:pStyle w:val="ListBullet"/>
+        <w:spacing w:after="80" w:line="280" w:lineRule="auto"/>
+        <w:ind w:left="720" w:hanging="360"/>
+      </w:pPr>
+      <w:r>
+        <w:rPr>
+          <w:rFonts w:ascii="Droid Sans Fallback" w:hAnsi="Droid Sans Fallback" w:eastAsia="Droid Sans Fallback" w:cs="Droid Sans Fallback"/>
+          <w:color w:val="222B37"/>
+          <w:sz w:val="22"/>
+        </w:rPr>
+        <w:t>低可信结果提示学生确认或进入教师复核，不把不可靠结论直接写入学习档案。</w:t>
+      </w:r>
+    </w:p>
+    <w:p>
+      <w:pPr>
+        <w:pStyle w:val="ListBullet"/>
+        <w:spacing w:after="80" w:line="280" w:lineRule="auto"/>
+        <w:ind w:left="720" w:hanging="360"/>
+      </w:pPr>
+      <w:r>
+        <w:rPr>
+          <w:rFonts w:ascii="Droid Sans Fallback" w:hAnsi="Droid Sans Fallback" w:eastAsia="Droid Sans Fallback" w:cs="Droid Sans Fallback"/>
+          <w:color w:val="222B37"/>
+          <w:sz w:val="22"/>
+        </w:rPr>
+        <w:t>批改后记录错题和错因，并安排同知识点、同错误类型的相似题或变式题。</w:t>
+      </w:r>
+    </w:p>
+    <w:p>
+      <w:pPr>
+        <w:spacing w:after="120" w:line="264" w:lineRule="auto"/>
+      </w:pPr>
+      <w:r>
+        <w:rPr>
+          <w:rFonts w:ascii="Droid Sans Fallback" w:hAnsi="Droid Sans Fallback" w:eastAsia="Droid Sans Fallback" w:cs="Droid Sans Fallback"/>
+          <w:color w:val="222B37"/>
+          <w:sz w:val="22"/>
+        </w:rPr>
+        <w:t>第一版不承诺覆盖所有手写应用题的完整推理过程，也不以辅助批改替代教师判断。</w:t>
+      </w:r>
+    </w:p>
+    <w:p>
+      <w:pPr>
+        <w:pStyle w:val="Heading2"/>
+      </w:pPr>
+      <w:r>
+        <w:rPr>
+          <w:rFonts w:ascii="Droid Sans Fallback" w:hAnsi="Droid Sans Fallback" w:eastAsia="Droid Sans Fallback" w:cs="Droid Sans Fallback"/>
+        </w:rPr>
+        <w:t>个性化口算练习</w:t>
+      </w:r>
+    </w:p>
+    <w:p>
+      <w:pPr>
+        <w:spacing w:after="120" w:line="264" w:lineRule="auto"/>
+      </w:pPr>
+      <w:r>
+        <w:rPr>
+          <w:rFonts w:ascii="Droid Sans Fallback" w:hAnsi="Droid Sans Fallback" w:eastAsia="Droid Sans Fallback" w:cs="Droid Sans Fallback"/>
+          <w:color w:val="222B37"/>
+          <w:sz w:val="22"/>
+        </w:rPr>
+        <w:t>系统根据以下信息生成下一组练习：</w:t>
+      </w:r>
+    </w:p>
+    <w:p>
+      <w:pPr>
+        <w:pStyle w:val="ListBullet"/>
+        <w:spacing w:after="80" w:line="280" w:lineRule="auto"/>
+        <w:ind w:left="720" w:hanging="360"/>
+      </w:pPr>
+      <w:r>
+        <w:rPr>
+          <w:rFonts w:ascii="Droid Sans Fallback" w:hAnsi="Droid Sans Fallback" w:eastAsia="Droid Sans Fallback" w:cs="Droid Sans Fallback"/>
+          <w:color w:val="222B37"/>
+          <w:sz w:val="22"/>
+        </w:rPr>
+        <w:t>学生年级和所选知识点；</w:t>
+      </w:r>
+    </w:p>
+    <w:p>
+      <w:pPr>
+        <w:pStyle w:val="ListBullet"/>
+        <w:spacing w:after="80" w:line="280" w:lineRule="auto"/>
+        <w:ind w:left="720" w:hanging="360"/>
+      </w:pPr>
+      <w:r>
+        <w:rPr>
+          <w:rFonts w:ascii="Droid Sans Fallback" w:hAnsi="Droid Sans Fallback" w:eastAsia="Droid Sans Fallback" w:cs="Droid Sans Fallback"/>
+          <w:color w:val="222B37"/>
+          <w:sz w:val="22"/>
+        </w:rPr>
+        <w:t>近期错题和经常出现的错误类型；</w:t>
+      </w:r>
+    </w:p>
+    <w:p>
+      <w:pPr>
+        <w:pStyle w:val="ListBullet"/>
+        <w:spacing w:after="80" w:line="280" w:lineRule="auto"/>
+        <w:ind w:left="720" w:hanging="360"/>
+      </w:pPr>
+      <w:r>
+        <w:rPr>
+          <w:rFonts w:ascii="Droid Sans Fallback" w:hAnsi="Droid Sans Fallback" w:eastAsia="Droid Sans Fallback" w:cs="Droid Sans Fallback"/>
+          <w:color w:val="222B37"/>
+          <w:sz w:val="22"/>
+        </w:rPr>
+        <w:t>正确率、答题速度和题目难度；</w:t>
+      </w:r>
+    </w:p>
+    <w:p>
+      <w:pPr>
+        <w:pStyle w:val="ListBullet"/>
+        <w:spacing w:after="80" w:line="280" w:lineRule="auto"/>
+        <w:ind w:left="720" w:hanging="360"/>
+      </w:pPr>
+      <w:r>
+        <w:rPr>
+          <w:rFonts w:ascii="Droid Sans Fallback" w:hAnsi="Droid Sans Fallback" w:eastAsia="Droid Sans Fallback" w:cs="Droid Sans Fallback"/>
+          <w:color w:val="222B37"/>
+          <w:sz w:val="22"/>
+        </w:rPr>
+        <w:t>当前知识点掌握情况；</w:t>
+      </w:r>
+    </w:p>
+    <w:p>
+      <w:pPr>
+        <w:pStyle w:val="ListBullet"/>
+        <w:spacing w:after="80" w:line="280" w:lineRule="auto"/>
+        <w:ind w:left="720" w:hanging="360"/>
+      </w:pPr>
+      <w:r>
+        <w:rPr>
+          <w:rFonts w:ascii="Droid Sans Fallback" w:hAnsi="Droid Sans Fallback" w:eastAsia="Droid Sans Fallback" w:cs="Droid Sans Fallback"/>
+          <w:color w:val="222B37"/>
+          <w:sz w:val="22"/>
+        </w:rPr>
+        <w:t>练习频率和距离上次练习的时间。</w:t>
       </w:r>
     </w:p>
     <w:tbl>
       <w:tblPr>
         <w:tblW w:type="dxa" w:w="9360"/>
-        <w:jc w:val="left"/>
         <w:tblLayout w:type="fixed"/>
         <w:tblLook w:firstColumn="1" w:firstRow="1" w:lastColumn="0" w:lastRow="0" w:noHBand="0" w:noVBand="1" w:val="04A0"/>
         <w:tblInd w:w="120" w:type="dxa"/>
-        <w:tblBorders>
-          <w:top w:val="single" w:sz="4" w:color="D5DEE8"/>
-          <w:left w:val="single" w:sz="4" w:color="D5DEE8"/>
-          <w:bottom w:val="single" w:sz="4" w:color="D5DEE8"/>
-          <w:right w:val="single" w:sz="4" w:color="D5DEE8"/>
-          <w:insideH w:val="single" w:sz="4" w:color="D5DEE8"/>
-          <w:insideV w:val="single" w:sz="4" w:color="D5DEE8"/>
-        </w:tblBorders>
       </w:tblPr>
       <w:tblGrid>
         <w:gridCol w:w="9360"/>
@@ -205,29 +1191,21 @@
               <w:bottom w:w="80" w:type="dxa"/>
               <w:end w:w="120" w:type="dxa"/>
             </w:tcMar>
+            <w:shd w:fill="E8EEF5"/>
             <w:vAlign w:val="center"/>
-            <w:shd w:fill="F4F6F9"/>
           </w:tcPr>
           <w:p>
             <w:pPr>
-              <w:spacing w:after="40"/>
+              <w:spacing w:before="100" w:after="100" w:line="264" w:lineRule="auto"/>
             </w:pPr>
             <w:r>
               <w:rPr>
-                <w:rFonts w:ascii="Calibri" w:hAnsi="Calibri" w:eastAsia="Microsoft YaHei"/>
+                <w:rFonts w:ascii="Droid Sans Fallback" w:hAnsi="Droid Sans Fallback" w:eastAsia="Droid Sans Fallback" w:cs="Droid Sans Fallback"/>
                 <w:b/>
-                <w:color w:val="0B2545"/>
+                <w:color w:val="1F4D78"/>
                 <w:sz w:val="22"/>
               </w:rPr>
-              <w:t>核心约束：</w:t>
-            </w:r>
-            <w:r>
-              <w:rPr>
-                <w:rFonts w:ascii="Calibri" w:hAnsi="Calibri" w:eastAsia="Microsoft YaHei"/>
-                <w:color w:val="1F2937"/>
-                <w:sz w:val="22"/>
-              </w:rPr>
-              <w:t>第一版业务角色仅包括学生、教师和管理员；家长不作为独立使用角色；第三方开发者通过开放平台的应用主体接入，不增加新的人工业务角色。</w:t>
+              <w:t>练习原则：稳定掌握的内容减少重复，薄弱内容增加练习，长期未练内容适量复习；推荐练习完成后再次验证，不能因为一次答对就直接认定已经掌握。</w:t>
             </w:r>
           </w:p>
         </w:tc>
@@ -235,279 +1213,194 @@
     </w:tbl>
     <w:p>
       <w:pPr>
-        <w:spacing w:after="40"/>
+        <w:spacing w:after="20"/>
       </w:pPr>
     </w:p>
     <w:p>
       <w:pPr>
-        <w:pStyle w:val="Heading1"/>
-        <w:keepNext/>
+        <w:pStyle w:val="Heading2"/>
       </w:pPr>
       <w:r>
         <w:rPr>
-          <w:rFonts w:ascii="Calibri" w:hAnsi="Calibri" w:eastAsia="Microsoft YaHei"/>
-          <w:b/>
-          <w:color w:val="2E74B5"/>
-          <w:sz w:val="32"/>
+          <w:rFonts w:ascii="Droid Sans Fallback" w:hAnsi="Droid Sans Fallback" w:eastAsia="Droid Sans Fallback" w:cs="Droid Sans Fallback"/>
         </w:rPr>
-        <w:t>2 业务角色与组织使用方式</w:t>
+        <w:t>个人/团队游戏闯关</w:t>
       </w:r>
     </w:p>
     <w:p>
       <w:pPr>
-        <w:pStyle w:val="Heading2"/>
-        <w:keepNext/>
+        <w:pStyle w:val="Heading3"/>
       </w:pPr>
       <w:r>
         <w:rPr>
-          <w:rFonts w:ascii="Calibri" w:hAnsi="Calibri" w:eastAsia="Microsoft YaHei"/>
-          <w:b/>
-          <w:color w:val="2E74B5"/>
-          <w:sz w:val="26"/>
+          <w:rFonts w:ascii="Droid Sans Fallback" w:hAnsi="Droid Sans Fallback" w:eastAsia="Droid Sans Fallback" w:cs="Droid Sans Fallback"/>
         </w:rPr>
-        <w:t>2.1 学生</w:t>
+        <w:t>单人闯关</w:t>
       </w:r>
     </w:p>
     <w:p>
       <w:pPr>
-        <w:pStyle w:val="ListParagraph"/>
-        <w:numPr>
-          <w:ilvl w:val="0"/>
-          <w:numId w:val="10"/>
-        </w:numPr>
-        <w:spacing w:after="80" w:line="300" w:lineRule="auto"/>
+        <w:pStyle w:val="ListBullet"/>
+        <w:spacing w:after="80" w:line="280" w:lineRule="auto"/>
+        <w:ind w:left="720" w:hanging="360"/>
       </w:pPr>
       <w:r>
         <w:rPr>
-          <w:rFonts w:ascii="Calibri" w:hAnsi="Calibri" w:eastAsia="Microsoft YaHei"/>
-          <w:color w:val="1F2937"/>
+          <w:rFonts w:ascii="Droid Sans Fallback" w:hAnsi="Droid Sans Fallback" w:eastAsia="Droid Sans Fallback" w:cs="Droid Sans Fallback"/>
+          <w:color w:val="222B37"/>
           <w:sz w:val="22"/>
         </w:rPr>
-        <w:t>注册后即可独立使用核心学习、练习、拍照辅助批改、错题、掌握度、推荐、闯关和公共对战功能。</w:t>
+        <w:t>学生主动选择年级和知识点发起闯关，系统结合当前掌握情况生成题目。</w:t>
       </w:r>
     </w:p>
     <w:p>
       <w:pPr>
-        <w:pStyle w:val="ListParagraph"/>
-        <w:numPr>
-          <w:ilvl w:val="0"/>
-          <w:numId w:val="10"/>
-        </w:numPr>
-        <w:spacing w:after="80" w:line="300" w:lineRule="auto"/>
+        <w:pStyle w:val="ListBullet"/>
+        <w:spacing w:after="80" w:line="280" w:lineRule="auto"/>
+        <w:ind w:left="720" w:hanging="360"/>
       </w:pPr>
       <w:r>
         <w:rPr>
-          <w:rFonts w:ascii="Calibri" w:hAnsi="Calibri" w:eastAsia="Microsoft YaHei"/>
-          <w:color w:val="1F2937"/>
+          <w:rFonts w:ascii="Droid Sans Fallback" w:hAnsi="Droid Sans Fallback" w:eastAsia="Droid Sans Fallback" w:cs="Droid Sans Fallback"/>
+          <w:color w:val="222B37"/>
           <w:sz w:val="22"/>
         </w:rPr>
-        <w:t>可选加入学校和班级；加入后继承班级的默认年级、学期和教材设置，并接收教师布置的作业与训练计划。</w:t>
+        <w:t>第一版默认每关 10 题，设置总答题时限；规定时间内完成且正确率达到 80% 时闯关成功。</w:t>
       </w:r>
     </w:p>
     <w:p>
       <w:pPr>
-        <w:pStyle w:val="ListParagraph"/>
-        <w:numPr>
-          <w:ilvl w:val="0"/>
-          <w:numId w:val="10"/>
-        </w:numPr>
-        <w:spacing w:after="80" w:line="300" w:lineRule="auto"/>
+        <w:pStyle w:val="ListBullet"/>
+        <w:spacing w:after="80" w:line="280" w:lineRule="auto"/>
+        <w:ind w:left="720" w:hanging="360"/>
       </w:pPr>
       <w:r>
         <w:rPr>
-          <w:rFonts w:ascii="Calibri" w:hAnsi="Calibri" w:eastAsia="Microsoft YaHei"/>
-          <w:color w:val="1F2937"/>
+          <w:rFonts w:ascii="Droid Sans Fallback" w:hAnsi="Droid Sans Fallback" w:eastAsia="Droid Sans Fallback" w:cs="Droid Sans Fallback"/>
+          <w:color w:val="222B37"/>
           <w:sz w:val="22"/>
         </w:rPr>
-        <w:t>查看个人学习记录、错题、薄弱知识点、阶段报告、积分、等级、徽章、排行榜和对战记录。</w:t>
+        <w:t>题量、时限和通过率均为关卡属性，可以配置。</w:t>
       </w:r>
     </w:p>
     <w:p>
       <w:pPr>
-        <w:pStyle w:val="Heading2"/>
-        <w:keepNext/>
+        <w:pStyle w:val="ListBullet"/>
+        <w:spacing w:after="80" w:line="280" w:lineRule="auto"/>
+        <w:ind w:left="720" w:hanging="360"/>
       </w:pPr>
       <w:r>
         <w:rPr>
-          <w:rFonts w:ascii="Calibri" w:hAnsi="Calibri" w:eastAsia="Microsoft YaHei"/>
-          <w:b/>
-          <w:color w:val="2E74B5"/>
-          <w:sz w:val="26"/>
+          <w:rFonts w:ascii="Droid Sans Fallback" w:hAnsi="Droid Sans Fallback" w:eastAsia="Droid Sans Fallback" w:cs="Droid Sans Fallback"/>
+          <w:color w:val="222B37"/>
+          <w:sz w:val="22"/>
         </w:rPr>
-        <w:t>2.2 教师</w:t>
+        <w:t>答对后角色在关卡地图中推进，连续答对形成连击并获得额外能量；答错后角色暂时停止并获得简短错因提示。</w:t>
       </w:r>
     </w:p>
     <w:p>
       <w:pPr>
-        <w:pStyle w:val="ListParagraph"/>
-        <w:numPr>
-          <w:ilvl w:val="0"/>
-          <w:numId w:val="10"/>
-        </w:numPr>
-        <w:spacing w:after="80" w:line="300" w:lineRule="auto"/>
+        <w:pStyle w:val="ListBullet"/>
+        <w:spacing w:after="80" w:line="280" w:lineRule="auto"/>
+        <w:ind w:left="720" w:hanging="360"/>
       </w:pPr>
       <w:r>
         <w:rPr>
-          <w:rFonts w:ascii="Calibri" w:hAnsi="Calibri" w:eastAsia="Microsoft YaHei"/>
-          <w:color w:val="1F2937"/>
+          <w:rFonts w:ascii="Droid Sans Fallback" w:hAnsi="Droid Sans Fallback" w:eastAsia="Droid Sans Fallback" w:cs="Droid Sans Fallback"/>
+          <w:color w:val="222B37"/>
           <w:sz w:val="22"/>
         </w:rPr>
-        <w:t>管理本人负责范围内的班级与学生，查看学习进度、作答情况和薄弱知识点。</w:t>
+        <w:t>成功后增加积分、经验并解锁下一关；失败也保留记录，先生成巩固练习，完成后可再次挑战。</w:t>
       </w:r>
     </w:p>
     <w:p>
       <w:pPr>
-        <w:pStyle w:val="ListParagraph"/>
-        <w:numPr>
-          <w:ilvl w:val="0"/>
-          <w:numId w:val="10"/>
-        </w:numPr>
-        <w:spacing w:after="80" w:line="300" w:lineRule="auto"/>
+        <w:pStyle w:val="Heading3"/>
       </w:pPr>
       <w:r>
         <w:rPr>
-          <w:rFonts w:ascii="Calibri" w:hAnsi="Calibri" w:eastAsia="Microsoft YaHei"/>
-          <w:color w:val="1F2937"/>
-          <w:sz w:val="22"/>
+          <w:rFonts w:ascii="Droid Sans Fallback" w:hAnsi="Droid Sans Fallback" w:eastAsia="Droid Sans Fallback" w:cs="Droid Sans Fallback"/>
         </w:rPr>
-        <w:t>从题库选题或按知识点、难度和题量生成作业，发布普通作业、分层作业和训练计划。</w:t>
+        <w:t>团队闯关</w:t>
       </w:r>
     </w:p>
     <w:p>
       <w:pPr>
-        <w:pStyle w:val="ListParagraph"/>
-        <w:numPr>
-          <w:ilvl w:val="0"/>
-          <w:numId w:val="10"/>
-        </w:numPr>
-        <w:spacing w:after="80" w:line="300" w:lineRule="auto"/>
+        <w:pStyle w:val="ListBullet"/>
+        <w:spacing w:after="80" w:line="280" w:lineRule="auto"/>
+        <w:ind w:left="720" w:hanging="360"/>
       </w:pPr>
       <w:r>
         <w:rPr>
-          <w:rFonts w:ascii="Calibri" w:hAnsi="Calibri" w:eastAsia="Microsoft YaHei"/>
-          <w:color w:val="1F2937"/>
+          <w:rFonts w:ascii="Droid Sans Fallback" w:hAnsi="Droid Sans Fallback" w:eastAsia="Droid Sans Fallback" w:cs="Droid Sans Fallback"/>
+          <w:color w:val="222B37"/>
           <w:sz w:val="22"/>
         </w:rPr>
-        <w:t>复核低可信批改结果，查看作业统计与学习报告，并组织班级闯关或对战活动。</w:t>
+        <w:t>支持 2 至 4 名学生组成队伍完成共同关卡。</w:t>
       </w:r>
     </w:p>
     <w:p>
       <w:pPr>
-        <w:pStyle w:val="Heading2"/>
-        <w:keepNext/>
+        <w:pStyle w:val="ListBullet"/>
+        <w:spacing w:after="80" w:line="280" w:lineRule="auto"/>
+        <w:ind w:left="720" w:hanging="360"/>
       </w:pPr>
       <w:r>
         <w:rPr>
-          <w:rFonts w:ascii="Calibri" w:hAnsi="Calibri" w:eastAsia="Microsoft YaHei"/>
-          <w:b/>
-          <w:color w:val="2E74B5"/>
-          <w:sz w:val="26"/>
+          <w:rFonts w:ascii="Droid Sans Fallback" w:hAnsi="Droid Sans Fallback" w:eastAsia="Droid Sans Fallback" w:cs="Droid Sans Fallback"/>
+          <w:color w:val="222B37"/>
+          <w:sz w:val="22"/>
         </w:rPr>
-        <w:t>2.3 管理员</w:t>
+        <w:t>成员使用相同知识点和相近难度的等价题目，每名学生独立作答。</w:t>
       </w:r>
     </w:p>
     <w:p>
       <w:pPr>
-        <w:pStyle w:val="ListParagraph"/>
-        <w:numPr>
-          <w:ilvl w:val="0"/>
-          <w:numId w:val="10"/>
-        </w:numPr>
-        <w:spacing w:after="80" w:line="300" w:lineRule="auto"/>
+        <w:pStyle w:val="ListBullet"/>
+        <w:spacing w:after="80" w:line="280" w:lineRule="auto"/>
+        <w:ind w:left="720" w:hanging="360"/>
       </w:pPr>
       <w:r>
         <w:rPr>
-          <w:rFonts w:ascii="Calibri" w:hAnsi="Calibri" w:eastAsia="Microsoft YaHei"/>
-          <w:color w:val="1F2937"/>
+          <w:rFonts w:ascii="Droid Sans Fallback" w:hAnsi="Droid Sans Fallback" w:eastAsia="Droid Sans Fallback" w:cs="Droid Sans Fallback"/>
+          <w:color w:val="222B37"/>
           <w:sz w:val="22"/>
         </w:rPr>
-        <w:t>维护学校、年级、班级和用户等基础业务数据。</w:t>
+        <w:t>正确结果共同推动队伍进度；结算时保留团队结果、个人正确题数、得分和贡献情况。</w:t>
       </w:r>
     </w:p>
     <w:p>
       <w:pPr>
-        <w:pStyle w:val="ListParagraph"/>
-        <w:numPr>
-          <w:ilvl w:val="0"/>
-          <w:numId w:val="10"/>
-        </w:numPr>
-        <w:spacing w:after="80" w:line="300" w:lineRule="auto"/>
+        <w:pStyle w:val="ListBullet"/>
+        <w:spacing w:after="80" w:line="280" w:lineRule="auto"/>
+        <w:ind w:left="720" w:hanging="360"/>
       </w:pPr>
       <w:r>
         <w:rPr>
-          <w:rFonts w:ascii="Calibri" w:hAnsi="Calibri" w:eastAsia="Microsoft YaHei"/>
-          <w:color w:val="1F2937"/>
+          <w:rFonts w:ascii="Droid Sans Fallback" w:hAnsi="Droid Sans Fallback" w:eastAsia="Droid Sans Fallback" w:cs="Droid Sans Fallback"/>
+          <w:color w:val="222B37"/>
           <w:sz w:val="22"/>
         </w:rPr>
-        <w:t>维护教材版本、教材章节、知识点、题型、题目、答案、难度和业务规则。</w:t>
-      </w:r>
-    </w:p>
-    <w:p>
-      <w:pPr>
-        <w:pStyle w:val="ListParagraph"/>
-        <w:numPr>
-          <w:ilvl w:val="0"/>
-          <w:numId w:val="10"/>
-        </w:numPr>
-        <w:spacing w:after="80" w:line="300" w:lineRule="auto"/>
-      </w:pPr>
-      <w:r>
-        <w:rPr>
-          <w:rFonts w:ascii="Calibri" w:hAnsi="Calibri" w:eastAsia="Microsoft YaHei"/>
-          <w:color w:val="1F2937"/>
-          <w:sz w:val="22"/>
-        </w:rPr>
-        <w:t>配置游戏、闯关、对战、推荐、识别和辅助批改等运营参数，处理异常业务记录。</w:t>
-      </w:r>
-    </w:p>
-    <w:p>
-      <w:pPr>
-        <w:pStyle w:val="ListParagraph"/>
-        <w:numPr>
-          <w:ilvl w:val="0"/>
-          <w:numId w:val="10"/>
-        </w:numPr>
-        <w:spacing w:after="80" w:line="300" w:lineRule="auto"/>
-      </w:pPr>
-      <w:r>
-        <w:rPr>
-          <w:rFonts w:ascii="Calibri" w:hAnsi="Calibri" w:eastAsia="Microsoft YaHei"/>
-          <w:color w:val="1F2937"/>
-          <w:sz w:val="22"/>
-        </w:rPr>
-        <w:t>管理第三方应用接入、开放能力范围、调用额度和业务使用情况。</w:t>
+        <w:t>团队中的错题继续进入个人学习档案，用于后续诊断和推荐。</w:t>
       </w:r>
     </w:p>
     <w:p>
       <w:pPr>
         <w:pStyle w:val="Heading1"/>
-        <w:keepNext/>
       </w:pPr>
       <w:r>
         <w:rPr>
-          <w:rFonts w:ascii="Calibri" w:hAnsi="Calibri" w:eastAsia="Microsoft YaHei"/>
-          <w:b/>
-          <w:color w:val="2E74B5"/>
-          <w:sz w:val="32"/>
+          <w:rFonts w:ascii="Droid Sans Fallback" w:hAnsi="Droid Sans Fallback" w:eastAsia="Droid Sans Fallback" w:cs="Droid Sans Fallback"/>
         </w:rPr>
-        <w:t>3 核心学习闭环</w:t>
+        <w:t>核心学习闭环</w:t>
       </w:r>
     </w:p>
     <w:tbl>
       <w:tblPr>
         <w:tblW w:type="dxa" w:w="9360"/>
-        <w:jc w:val="left"/>
         <w:tblLayout w:type="fixed"/>
         <w:tblLook w:firstColumn="1" w:firstRow="1" w:lastColumn="0" w:lastRow="0" w:noHBand="0" w:noVBand="1" w:val="04A0"/>
         <w:tblInd w:w="120" w:type="dxa"/>
-        <w:tblBorders>
-          <w:top w:val="single" w:sz="4" w:color="D5DEE8"/>
-          <w:left w:val="single" w:sz="4" w:color="D5DEE8"/>
-          <w:bottom w:val="single" w:sz="4" w:color="D5DEE8"/>
-          <w:right w:val="single" w:sz="4" w:color="D5DEE8"/>
-          <w:insideH w:val="single" w:sz="4" w:color="D5DEE8"/>
-          <w:insideV w:val="single" w:sz="4" w:color="D5DEE8"/>
-        </w:tblBorders>
       </w:tblPr>
       <w:tblGrid>
         <w:gridCol w:w="9360"/>
@@ -522,29 +1415,21 @@
               <w:bottom w:w="80" w:type="dxa"/>
               <w:end w:w="120" w:type="dxa"/>
             </w:tcMar>
+            <w:shd w:fill="E8EEF5"/>
             <w:vAlign w:val="center"/>
-            <w:shd w:fill="F4F6F9"/>
           </w:tcPr>
           <w:p>
             <w:pPr>
-              <w:spacing w:after="40"/>
+              <w:spacing w:before="100" w:after="100" w:line="264" w:lineRule="auto"/>
             </w:pPr>
             <w:r>
               <w:rPr>
-                <w:rFonts w:ascii="Calibri" w:hAnsi="Calibri" w:eastAsia="Microsoft YaHei"/>
+                <w:rFonts w:ascii="Droid Sans Fallback" w:hAnsi="Droid Sans Fallback" w:eastAsia="Droid Sans Fallback" w:cs="Droid Sans Fallback"/>
                 <w:b/>
-                <w:color w:val="0B2545"/>
+                <w:color w:val="1F4D78"/>
                 <w:sz w:val="22"/>
               </w:rPr>
-              <w:t>学习闭环：</w:t>
-            </w:r>
-            <w:r>
-              <w:rPr>
-                <w:rFonts w:ascii="Calibri" w:hAnsi="Calibri" w:eastAsia="Microsoft YaHei"/>
-                <w:color w:val="1F2937"/>
-                <w:sz w:val="22"/>
-              </w:rPr>
-              <w:t>选择或生成练习 → 在线作答或拍照提交 → 辅助批改与结果确认 → 形成错因记录 → 更新知识点掌握度 → 推荐针对性练习 → 再次验证。</w:t>
+              <w:t>在线练习、拍照提交或游戏闯关 → 可信批改 → 形成错题和错因记录 → 更新知识点掌握情况 → 生成针对性练习 → 再次验证</w:t>
             </w:r>
           </w:p>
         </w:tc>
@@ -552,2796 +1437,481 @@
     </w:tbl>
     <w:p>
       <w:pPr>
-        <w:spacing w:after="40"/>
+        <w:spacing w:after="20"/>
       </w:pPr>
     </w:p>
     <w:p>
       <w:pPr>
-        <w:pStyle w:val="ListParagraph"/>
-        <w:numPr>
-          <w:ilvl w:val="0"/>
-          <w:numId w:val="10"/>
-        </w:numPr>
-        <w:spacing w:after="80" w:line="300" w:lineRule="auto"/>
+        <w:spacing w:after="120" w:line="264" w:lineRule="auto"/>
       </w:pPr>
       <w:r>
         <w:rPr>
-          <w:rFonts w:ascii="Calibri" w:hAnsi="Calibri" w:eastAsia="Microsoft YaHei"/>
-          <w:color w:val="1F2937"/>
+          <w:rFonts w:ascii="Droid Sans Fallback" w:hAnsi="Droid Sans Fallback" w:eastAsia="Droid Sans Fallback" w:cs="Droid Sans Fallback"/>
+          <w:color w:val="222B37"/>
           <w:sz w:val="22"/>
         </w:rPr>
-        <w:t>练习来源包括学生自主练习、个性化口算、教师作业、闯关题目、对战题目和拍照任务。</w:t>
-      </w:r>
-    </w:p>
-    <w:p>
-      <w:pPr>
-        <w:pStyle w:val="ListParagraph"/>
-        <w:numPr>
-          <w:ilvl w:val="0"/>
-          <w:numId w:val="10"/>
-        </w:numPr>
-        <w:spacing w:after="80" w:line="300" w:lineRule="auto"/>
-      </w:pPr>
-      <w:r>
-        <w:rPr>
-          <w:rFonts w:ascii="Calibri" w:hAnsi="Calibri" w:eastAsia="Microsoft YaHei"/>
-          <w:color w:val="1F2937"/>
-          <w:sz w:val="22"/>
-        </w:rPr>
-        <w:t>每次作答记录学生答案、答题时间、答题用时、正确性和得分，为后续诊断与推荐提供依据。</w:t>
-      </w:r>
-    </w:p>
-    <w:p>
-      <w:pPr>
-        <w:pStyle w:val="ListParagraph"/>
-        <w:numPr>
-          <w:ilvl w:val="0"/>
-          <w:numId w:val="10"/>
-        </w:numPr>
-        <w:spacing w:after="80" w:line="300" w:lineRule="auto"/>
-      </w:pPr>
-      <w:r>
-        <w:rPr>
-          <w:rFonts w:ascii="Calibri" w:hAnsi="Calibri" w:eastAsia="Microsoft YaHei"/>
-          <w:color w:val="1F2937"/>
-          <w:sz w:val="22"/>
-        </w:rPr>
-        <w:t>系统不只保存错题结果，还记录错误位置、错误类型、可信程度和复核结论。</w:t>
-      </w:r>
-    </w:p>
-    <w:p>
-      <w:pPr>
-        <w:pStyle w:val="ListParagraph"/>
-        <w:numPr>
-          <w:ilvl w:val="0"/>
-          <w:numId w:val="10"/>
-        </w:numPr>
-        <w:spacing w:after="80" w:line="300" w:lineRule="auto"/>
-      </w:pPr>
-      <w:r>
-        <w:rPr>
-          <w:rFonts w:ascii="Calibri" w:hAnsi="Calibri" w:eastAsia="Microsoft YaHei"/>
-          <w:color w:val="1F2937"/>
-          <w:sz w:val="22"/>
-        </w:rPr>
-        <w:t>推荐结果必须通过后续练习再次验证，避免把一次正确直接判断为已经稳定掌握。</w:t>
+        <w:t>自主练习、教师作业、拍照批改和游戏闯关产生的答题记录使用同一套学习记录，不为不同页面重复建立彼此隔离的数据体系。</w:t>
       </w:r>
     </w:p>
     <w:p>
       <w:pPr>
         <w:pStyle w:val="Heading1"/>
-        <w:keepNext/>
       </w:pPr>
       <w:r>
         <w:rPr>
-          <w:rFonts w:ascii="Calibri" w:hAnsi="Calibri" w:eastAsia="Microsoft YaHei"/>
-          <w:b/>
-          <w:color w:val="2E74B5"/>
-          <w:sz w:val="32"/>
+          <w:rFonts w:ascii="Droid Sans Fallback" w:hAnsi="Droid Sans Fallback" w:eastAsia="Droid Sans Fallback" w:cs="Droid Sans Fallback"/>
         </w:rPr>
-        <w:t>4 第一版业务模块总览</w:t>
+        <w:t>内容组织方式</w:t>
       </w:r>
     </w:p>
-    <w:tbl>
-      <w:tblPr>
-        <w:tblW w:type="dxa" w:w="9360"/>
-        <w:jc w:val="left"/>
-        <w:tblLayout w:type="fixed"/>
-        <w:tblLook w:firstColumn="1" w:firstRow="1" w:lastColumn="0" w:lastRow="0" w:noHBand="0" w:noVBand="1" w:val="04A0"/>
-        <w:tblInd w:w="120" w:type="dxa"/>
-        <w:tblBorders>
-          <w:top w:val="single" w:sz="4" w:color="B8C6D1"/>
-          <w:left w:val="single" w:sz="4" w:color="B8C6D1"/>
-          <w:bottom w:val="single" w:sz="4" w:color="B8C6D1"/>
-          <w:right w:val="single" w:sz="4" w:color="B8C6D1"/>
-          <w:insideH w:val="single" w:sz="4" w:color="B8C6D1"/>
-          <w:insideV w:val="single" w:sz="4" w:color="B8C6D1"/>
-        </w:tblBorders>
-      </w:tblPr>
-      <w:tblGrid>
-        <w:gridCol w:w="720"/>
-        <w:gridCol w:w="2280"/>
-        <w:gridCol w:w="6360"/>
-      </w:tblGrid>
-      <w:tr>
-        <w:trPr>
-          <w:tblHeader w:val="true"/>
-          <w:cantSplit w:val="true"/>
-        </w:trPr>
-        <w:tc>
-          <w:tcPr>
-            <w:tcW w:type="dxa" w:w="720"/>
-            <w:shd w:fill="E8EEF5"/>
-            <w:tcMar>
-              <w:top w:w="80" w:type="dxa"/>
-              <w:start w:w="120" w:type="dxa"/>
-              <w:bottom w:w="80" w:type="dxa"/>
-              <w:end w:w="120" w:type="dxa"/>
-            </w:tcMar>
-            <w:vAlign w:val="center"/>
-          </w:tcPr>
-          <w:p>
-            <w:pPr>
-              <w:jc w:val="center"/>
-            </w:pPr>
-            <w:r>
-              <w:rPr>
-                <w:rFonts w:ascii="Calibri" w:hAnsi="Calibri" w:eastAsia="Microsoft YaHei"/>
-                <w:b/>
-                <w:color w:val="0B2545"/>
-                <w:sz w:val="21"/>
-              </w:rPr>
-              <w:t>序号</w:t>
-            </w:r>
-          </w:p>
-        </w:tc>
-        <w:tc>
-          <w:tcPr>
-            <w:tcW w:type="dxa" w:w="2280"/>
-            <w:shd w:fill="E8EEF5"/>
-            <w:tcMar>
-              <w:top w:w="80" w:type="dxa"/>
-              <w:start w:w="120" w:type="dxa"/>
-              <w:bottom w:w="80" w:type="dxa"/>
-              <w:end w:w="120" w:type="dxa"/>
-            </w:tcMar>
-            <w:vAlign w:val="center"/>
-          </w:tcPr>
-          <w:p>
-            <w:pPr>
-              <w:jc w:val="center"/>
-            </w:pPr>
-            <w:r>
-              <w:rPr>
-                <w:rFonts w:ascii="Calibri" w:hAnsi="Calibri" w:eastAsia="Microsoft YaHei"/>
-                <w:b/>
-                <w:color w:val="0B2545"/>
-                <w:sz w:val="21"/>
-              </w:rPr>
-              <w:t>业务模块</w:t>
-            </w:r>
-          </w:p>
-        </w:tc>
-        <w:tc>
-          <w:tcPr>
-            <w:tcW w:type="dxa" w:w="6360"/>
-            <w:shd w:fill="E8EEF5"/>
-            <w:tcMar>
-              <w:top w:w="80" w:type="dxa"/>
-              <w:start w:w="120" w:type="dxa"/>
-              <w:bottom w:w="80" w:type="dxa"/>
-              <w:end w:w="120" w:type="dxa"/>
-            </w:tcMar>
-            <w:vAlign w:val="center"/>
-          </w:tcPr>
-          <w:p>
-            <w:pPr>
-              <w:jc w:val="center"/>
-            </w:pPr>
-            <w:r>
-              <w:rPr>
-                <w:rFonts w:ascii="Calibri" w:hAnsi="Calibri" w:eastAsia="Microsoft YaHei"/>
-                <w:b/>
-                <w:color w:val="0B2545"/>
-                <w:sz w:val="21"/>
-              </w:rPr>
-              <w:t>第一版主要能力</w:t>
-            </w:r>
-          </w:p>
-        </w:tc>
-      </w:tr>
-      <w:tr>
-        <w:trPr>
-          <w:cantSplit w:val="true"/>
-        </w:trPr>
-        <w:tc>
-          <w:tcPr>
-            <w:tcW w:type="dxa" w:w="720"/>
-            <w:vAlign w:val="center"/>
-            <w:tcMar>
-              <w:top w:w="80" w:type="dxa"/>
-              <w:start w:w="120" w:type="dxa"/>
-              <w:bottom w:w="80" w:type="dxa"/>
-              <w:end w:w="120" w:type="dxa"/>
-            </w:tcMar>
-          </w:tcPr>
-          <w:p>
-            <w:pPr>
-              <w:spacing w:before="0" w:after="0" w:line="276" w:lineRule="auto"/>
-              <w:jc w:val="center"/>
-            </w:pPr>
-            <w:r>
-              <w:rPr>
-                <w:rFonts w:ascii="Calibri" w:hAnsi="Calibri" w:eastAsia="Microsoft YaHei"/>
-                <w:b w:val="0"/>
-                <w:color w:val="1F2937"/>
-                <w:sz w:val="20"/>
-              </w:rPr>
-              <w:t>1</w:t>
-            </w:r>
-          </w:p>
-        </w:tc>
-        <w:tc>
-          <w:tcPr>
-            <w:tcW w:type="dxa" w:w="2280"/>
-            <w:vAlign w:val="center"/>
-            <w:tcMar>
-              <w:top w:w="80" w:type="dxa"/>
-              <w:start w:w="120" w:type="dxa"/>
-              <w:bottom w:w="80" w:type="dxa"/>
-              <w:end w:w="120" w:type="dxa"/>
-            </w:tcMar>
-          </w:tcPr>
-          <w:p>
-            <w:pPr>
-              <w:spacing w:before="0" w:after="0" w:line="276" w:lineRule="auto"/>
-              <w:jc w:val="center"/>
-            </w:pPr>
-            <w:r>
-              <w:rPr>
-                <w:rFonts w:ascii="Calibri" w:hAnsi="Calibri" w:eastAsia="Microsoft YaHei"/>
-                <w:b/>
-                <w:color w:val="1F2937"/>
-                <w:sz w:val="20"/>
-              </w:rPr>
-              <w:t>学生与学习档案</w:t>
-            </w:r>
-          </w:p>
-        </w:tc>
-        <w:tc>
-          <w:tcPr>
-            <w:tcW w:type="dxa" w:w="6360"/>
-            <w:vAlign w:val="center"/>
-            <w:tcMar>
-              <w:top w:w="80" w:type="dxa"/>
-              <w:start w:w="120" w:type="dxa"/>
-              <w:bottom w:w="80" w:type="dxa"/>
-              <w:end w:w="120" w:type="dxa"/>
-            </w:tcMar>
-          </w:tcPr>
-          <w:p>
-            <w:pPr>
-              <w:spacing w:before="0" w:after="0" w:line="276" w:lineRule="auto"/>
-              <w:jc w:val="left"/>
-            </w:pPr>
-            <w:r>
-              <w:rPr>
-                <w:rFonts w:ascii="Calibri" w:hAnsi="Calibri" w:eastAsia="Microsoft YaHei"/>
-                <w:b w:val="0"/>
-                <w:color w:val="1F2937"/>
-                <w:sz w:val="20"/>
-              </w:rPr>
-              <w:t>学生独立使用、可选加入学校或班级，维护年级、学期、教材版本和学习记录。</w:t>
-            </w:r>
-          </w:p>
-        </w:tc>
-      </w:tr>
-      <w:tr>
-        <w:trPr>
-          <w:cantSplit w:val="true"/>
-        </w:trPr>
-        <w:tc>
-          <w:tcPr>
-            <w:tcW w:type="dxa" w:w="720"/>
-            <w:vAlign w:val="center"/>
-            <w:tcMar>
-              <w:top w:w="80" w:type="dxa"/>
-              <w:start w:w="120" w:type="dxa"/>
-              <w:bottom w:w="80" w:type="dxa"/>
-              <w:end w:w="120" w:type="dxa"/>
-            </w:tcMar>
-          </w:tcPr>
-          <w:p>
-            <w:pPr>
-              <w:spacing w:before="0" w:after="0" w:line="276" w:lineRule="auto"/>
-              <w:jc w:val="center"/>
-            </w:pPr>
-            <w:r>
-              <w:rPr>
-                <w:rFonts w:ascii="Calibri" w:hAnsi="Calibri" w:eastAsia="Microsoft YaHei"/>
-                <w:b w:val="0"/>
-                <w:color w:val="1F2937"/>
-                <w:sz w:val="20"/>
-              </w:rPr>
-              <w:t>2</w:t>
-            </w:r>
-          </w:p>
-        </w:tc>
-        <w:tc>
-          <w:tcPr>
-            <w:tcW w:type="dxa" w:w="2280"/>
-            <w:vAlign w:val="center"/>
-            <w:tcMar>
-              <w:top w:w="80" w:type="dxa"/>
-              <w:start w:w="120" w:type="dxa"/>
-              <w:bottom w:w="80" w:type="dxa"/>
-              <w:end w:w="120" w:type="dxa"/>
-            </w:tcMar>
-          </w:tcPr>
-          <w:p>
-            <w:pPr>
-              <w:spacing w:before="0" w:after="0" w:line="276" w:lineRule="auto"/>
-              <w:jc w:val="center"/>
-            </w:pPr>
-            <w:r>
-              <w:rPr>
-                <w:rFonts w:ascii="Calibri" w:hAnsi="Calibri" w:eastAsia="Microsoft YaHei"/>
-                <w:b/>
-                <w:color w:val="1F2937"/>
-                <w:sz w:val="20"/>
-              </w:rPr>
-              <w:t>教材与知识体系</w:t>
-            </w:r>
-          </w:p>
-        </w:tc>
-        <w:tc>
-          <w:tcPr>
-            <w:tcW w:type="dxa" w:w="6360"/>
-            <w:vAlign w:val="center"/>
-            <w:tcMar>
-              <w:top w:w="80" w:type="dxa"/>
-              <w:start w:w="120" w:type="dxa"/>
-              <w:bottom w:w="80" w:type="dxa"/>
-              <w:end w:w="120" w:type="dxa"/>
-            </w:tcMar>
-          </w:tcPr>
-          <w:p>
-            <w:pPr>
-              <w:spacing w:before="0" w:after="0" w:line="276" w:lineRule="auto"/>
-              <w:jc w:val="left"/>
-            </w:pPr>
-            <w:r>
-              <w:rPr>
-                <w:rFonts w:ascii="Calibri" w:hAnsi="Calibri" w:eastAsia="Microsoft YaHei"/>
-                <w:b w:val="0"/>
-                <w:color w:val="1F2937"/>
-                <w:sz w:val="20"/>
-              </w:rPr>
-              <w:t>管理教材版本、教材章节和知识点映射，为跨学校、跨教材的内容适配提供统一基础。</w:t>
-            </w:r>
-          </w:p>
-        </w:tc>
-      </w:tr>
-      <w:tr>
-        <w:trPr>
-          <w:cantSplit w:val="true"/>
-        </w:trPr>
-        <w:tc>
-          <w:tcPr>
-            <w:tcW w:type="dxa" w:w="720"/>
-            <w:vAlign w:val="center"/>
-            <w:tcMar>
-              <w:top w:w="80" w:type="dxa"/>
-              <w:start w:w="120" w:type="dxa"/>
-              <w:bottom w:w="80" w:type="dxa"/>
-              <w:end w:w="120" w:type="dxa"/>
-            </w:tcMar>
-          </w:tcPr>
-          <w:p>
-            <w:pPr>
-              <w:spacing w:before="0" w:after="0" w:line="276" w:lineRule="auto"/>
-              <w:jc w:val="center"/>
-            </w:pPr>
-            <w:r>
-              <w:rPr>
-                <w:rFonts w:ascii="Calibri" w:hAnsi="Calibri" w:eastAsia="Microsoft YaHei"/>
-                <w:b w:val="0"/>
-                <w:color w:val="1F2937"/>
-                <w:sz w:val="20"/>
-              </w:rPr>
-              <w:t>3</w:t>
-            </w:r>
-          </w:p>
-        </w:tc>
-        <w:tc>
-          <w:tcPr>
-            <w:tcW w:type="dxa" w:w="2280"/>
-            <w:vAlign w:val="center"/>
-            <w:tcMar>
-              <w:top w:w="80" w:type="dxa"/>
-              <w:start w:w="120" w:type="dxa"/>
-              <w:bottom w:w="80" w:type="dxa"/>
-              <w:end w:w="120" w:type="dxa"/>
-            </w:tcMar>
-          </w:tcPr>
-          <w:p>
-            <w:pPr>
-              <w:spacing w:before="0" w:after="0" w:line="276" w:lineRule="auto"/>
-              <w:jc w:val="center"/>
-            </w:pPr>
-            <w:r>
-              <w:rPr>
-                <w:rFonts w:ascii="Calibri" w:hAnsi="Calibri" w:eastAsia="Microsoft YaHei"/>
-                <w:b/>
-                <w:color w:val="1F2937"/>
-                <w:sz w:val="20"/>
-              </w:rPr>
-              <w:t>题库与出题</w:t>
-            </w:r>
-          </w:p>
-        </w:tc>
-        <w:tc>
-          <w:tcPr>
-            <w:tcW w:type="dxa" w:w="6360"/>
-            <w:vAlign w:val="center"/>
-            <w:tcMar>
-              <w:top w:w="80" w:type="dxa"/>
-              <w:start w:w="120" w:type="dxa"/>
-              <w:bottom w:w="80" w:type="dxa"/>
-              <w:end w:w="120" w:type="dxa"/>
-            </w:tcMar>
-          </w:tcPr>
-          <w:p>
-            <w:pPr>
-              <w:spacing w:before="0" w:after="0" w:line="276" w:lineRule="auto"/>
-              <w:jc w:val="left"/>
-            </w:pPr>
-            <w:r>
-              <w:rPr>
-                <w:rFonts w:ascii="Calibri" w:hAnsi="Calibri" w:eastAsia="Microsoft YaHei"/>
-                <w:b w:val="0"/>
-                <w:color w:val="1F2937"/>
-                <w:sz w:val="20"/>
-              </w:rPr>
-              <w:t>维护题型、难度、标准答案、知识点和适用范围，支持规则出题与个性化组题。</w:t>
-            </w:r>
-          </w:p>
-        </w:tc>
-      </w:tr>
-      <w:tr>
-        <w:trPr>
-          <w:cantSplit w:val="true"/>
-        </w:trPr>
-        <w:tc>
-          <w:tcPr>
-            <w:tcW w:type="dxa" w:w="720"/>
-            <w:vAlign w:val="center"/>
-            <w:tcMar>
-              <w:top w:w="80" w:type="dxa"/>
-              <w:start w:w="120" w:type="dxa"/>
-              <w:bottom w:w="80" w:type="dxa"/>
-              <w:end w:w="120" w:type="dxa"/>
-            </w:tcMar>
-          </w:tcPr>
-          <w:p>
-            <w:pPr>
-              <w:spacing w:before="0" w:after="0" w:line="276" w:lineRule="auto"/>
-              <w:jc w:val="center"/>
-            </w:pPr>
-            <w:r>
-              <w:rPr>
-                <w:rFonts w:ascii="Calibri" w:hAnsi="Calibri" w:eastAsia="Microsoft YaHei"/>
-                <w:b w:val="0"/>
-                <w:color w:val="1F2937"/>
-                <w:sz w:val="20"/>
-              </w:rPr>
-              <w:t>4</w:t>
-            </w:r>
-          </w:p>
-        </w:tc>
-        <w:tc>
-          <w:tcPr>
-            <w:tcW w:type="dxa" w:w="2280"/>
-            <w:vAlign w:val="center"/>
-            <w:tcMar>
-              <w:top w:w="80" w:type="dxa"/>
-              <w:start w:w="120" w:type="dxa"/>
-              <w:bottom w:w="80" w:type="dxa"/>
-              <w:end w:w="120" w:type="dxa"/>
-            </w:tcMar>
-          </w:tcPr>
-          <w:p>
-            <w:pPr>
-              <w:spacing w:before="0" w:after="0" w:line="276" w:lineRule="auto"/>
-              <w:jc w:val="center"/>
-            </w:pPr>
-            <w:r>
-              <w:rPr>
-                <w:rFonts w:ascii="Calibri" w:hAnsi="Calibri" w:eastAsia="Microsoft YaHei"/>
-                <w:b/>
-                <w:color w:val="1F2937"/>
-                <w:sz w:val="20"/>
-              </w:rPr>
-              <w:t>练习与作答</w:t>
-            </w:r>
-          </w:p>
-        </w:tc>
-        <w:tc>
-          <w:tcPr>
-            <w:tcW w:type="dxa" w:w="6360"/>
-            <w:vAlign w:val="center"/>
-            <w:tcMar>
-              <w:top w:w="80" w:type="dxa"/>
-              <w:start w:w="120" w:type="dxa"/>
-              <w:bottom w:w="80" w:type="dxa"/>
-              <w:end w:w="120" w:type="dxa"/>
-            </w:tcMar>
-          </w:tcPr>
-          <w:p>
-            <w:pPr>
-              <w:spacing w:before="0" w:after="0" w:line="276" w:lineRule="auto"/>
-              <w:jc w:val="left"/>
-            </w:pPr>
-            <w:r>
-              <w:rPr>
-                <w:rFonts w:ascii="Calibri" w:hAnsi="Calibri" w:eastAsia="Microsoft YaHei"/>
-                <w:b w:val="0"/>
-                <w:color w:val="1F2937"/>
-                <w:sz w:val="20"/>
-              </w:rPr>
-              <w:t>支持个性化口算、专项练习、限时练习和在线作答，完整记录题目、答案、用时与得分。</w:t>
-            </w:r>
-          </w:p>
-        </w:tc>
-      </w:tr>
-      <w:tr>
-        <w:trPr>
-          <w:cantSplit w:val="true"/>
-        </w:trPr>
-        <w:tc>
-          <w:tcPr>
-            <w:tcW w:type="dxa" w:w="720"/>
-            <w:vAlign w:val="center"/>
-            <w:tcMar>
-              <w:top w:w="80" w:type="dxa"/>
-              <w:start w:w="120" w:type="dxa"/>
-              <w:bottom w:w="80" w:type="dxa"/>
-              <w:end w:w="120" w:type="dxa"/>
-            </w:tcMar>
-          </w:tcPr>
-          <w:p>
-            <w:pPr>
-              <w:spacing w:before="0" w:after="0" w:line="276" w:lineRule="auto"/>
-              <w:jc w:val="center"/>
-            </w:pPr>
-            <w:r>
-              <w:rPr>
-                <w:rFonts w:ascii="Calibri" w:hAnsi="Calibri" w:eastAsia="Microsoft YaHei"/>
-                <w:b w:val="0"/>
-                <w:color w:val="1F2937"/>
-                <w:sz w:val="20"/>
-              </w:rPr>
-              <w:t>5</w:t>
-            </w:r>
-          </w:p>
-        </w:tc>
-        <w:tc>
-          <w:tcPr>
-            <w:tcW w:type="dxa" w:w="2280"/>
-            <w:vAlign w:val="center"/>
-            <w:tcMar>
-              <w:top w:w="80" w:type="dxa"/>
-              <w:start w:w="120" w:type="dxa"/>
-              <w:bottom w:w="80" w:type="dxa"/>
-              <w:end w:w="120" w:type="dxa"/>
-            </w:tcMar>
-          </w:tcPr>
-          <w:p>
-            <w:pPr>
-              <w:spacing w:before="0" w:after="0" w:line="276" w:lineRule="auto"/>
-              <w:jc w:val="center"/>
-            </w:pPr>
-            <w:r>
-              <w:rPr>
-                <w:rFonts w:ascii="Calibri" w:hAnsi="Calibri" w:eastAsia="Microsoft YaHei"/>
-                <w:b/>
-                <w:color w:val="1F2937"/>
-                <w:sz w:val="20"/>
-              </w:rPr>
-              <w:t>拍照辅助批改</w:t>
-            </w:r>
-          </w:p>
-        </w:tc>
-        <w:tc>
-          <w:tcPr>
-            <w:tcW w:type="dxa" w:w="6360"/>
-            <w:vAlign w:val="center"/>
-            <w:tcMar>
-              <w:top w:w="80" w:type="dxa"/>
-              <w:start w:w="120" w:type="dxa"/>
-              <w:bottom w:w="80" w:type="dxa"/>
-              <w:end w:w="120" w:type="dxa"/>
-            </w:tcMar>
-          </w:tcPr>
-          <w:p>
-            <w:pPr>
-              <w:spacing w:before="0" w:after="0" w:line="276" w:lineRule="auto"/>
-              <w:jc w:val="left"/>
-            </w:pPr>
-            <w:r>
-              <w:rPr>
-                <w:rFonts w:ascii="Calibri" w:hAnsi="Calibri" w:eastAsia="Microsoft YaHei"/>
-                <w:b w:val="0"/>
-                <w:color w:val="1F2937"/>
-                <w:sz w:val="20"/>
-              </w:rPr>
-              <w:t>识别题目与答案，完成可确认的批改；对低可信结果提示学生确认或进入教师复核。</w:t>
-            </w:r>
-          </w:p>
-        </w:tc>
-      </w:tr>
-      <w:tr>
-        <w:trPr>
-          <w:cantSplit w:val="true"/>
-        </w:trPr>
-        <w:tc>
-          <w:tcPr>
-            <w:tcW w:type="dxa" w:w="720"/>
-            <w:vAlign w:val="center"/>
-            <w:tcMar>
-              <w:top w:w="80" w:type="dxa"/>
-              <w:start w:w="120" w:type="dxa"/>
-              <w:bottom w:w="80" w:type="dxa"/>
-              <w:end w:w="120" w:type="dxa"/>
-            </w:tcMar>
-          </w:tcPr>
-          <w:p>
-            <w:pPr>
-              <w:spacing w:before="0" w:after="0" w:line="276" w:lineRule="auto"/>
-              <w:jc w:val="center"/>
-            </w:pPr>
-            <w:r>
-              <w:rPr>
-                <w:rFonts w:ascii="Calibri" w:hAnsi="Calibri" w:eastAsia="Microsoft YaHei"/>
-                <w:b w:val="0"/>
-                <w:color w:val="1F2937"/>
-                <w:sz w:val="20"/>
-              </w:rPr>
-              <w:t>6</w:t>
-            </w:r>
-          </w:p>
-        </w:tc>
-        <w:tc>
-          <w:tcPr>
-            <w:tcW w:type="dxa" w:w="2280"/>
-            <w:vAlign w:val="center"/>
-            <w:tcMar>
-              <w:top w:w="80" w:type="dxa"/>
-              <w:start w:w="120" w:type="dxa"/>
-              <w:bottom w:w="80" w:type="dxa"/>
-              <w:end w:w="120" w:type="dxa"/>
-            </w:tcMar>
-          </w:tcPr>
-          <w:p>
-            <w:pPr>
-              <w:spacing w:before="0" w:after="0" w:line="276" w:lineRule="auto"/>
-              <w:jc w:val="center"/>
-            </w:pPr>
-            <w:r>
-              <w:rPr>
-                <w:rFonts w:ascii="Calibri" w:hAnsi="Calibri" w:eastAsia="Microsoft YaHei"/>
-                <w:b/>
-                <w:color w:val="1F2937"/>
-                <w:sz w:val="20"/>
-              </w:rPr>
-              <w:t>错因与个性化推荐</w:t>
-            </w:r>
-          </w:p>
-        </w:tc>
-        <w:tc>
-          <w:tcPr>
-            <w:tcW w:type="dxa" w:w="6360"/>
-            <w:vAlign w:val="center"/>
-            <w:tcMar>
-              <w:top w:w="80" w:type="dxa"/>
-              <w:start w:w="120" w:type="dxa"/>
-              <w:bottom w:w="80" w:type="dxa"/>
-              <w:end w:w="120" w:type="dxa"/>
-            </w:tcMar>
-          </w:tcPr>
-          <w:p>
-            <w:pPr>
-              <w:spacing w:before="0" w:after="0" w:line="276" w:lineRule="auto"/>
-              <w:jc w:val="left"/>
-            </w:pPr>
-            <w:r>
-              <w:rPr>
-                <w:rFonts w:ascii="Calibri" w:hAnsi="Calibri" w:eastAsia="Microsoft YaHei"/>
-                <w:b w:val="0"/>
-                <w:color w:val="1F2937"/>
-                <w:sz w:val="20"/>
-              </w:rPr>
-              <w:t>归纳错误类型、更新知识点掌握度，生成针对性练习并通过再次验证确认学习效果。</w:t>
-            </w:r>
-          </w:p>
-        </w:tc>
-      </w:tr>
-      <w:tr>
-        <w:trPr>
-          <w:cantSplit w:val="true"/>
-        </w:trPr>
-        <w:tc>
-          <w:tcPr>
-            <w:tcW w:type="dxa" w:w="720"/>
-            <w:vAlign w:val="center"/>
-            <w:tcMar>
-              <w:top w:w="80" w:type="dxa"/>
-              <w:start w:w="120" w:type="dxa"/>
-              <w:bottom w:w="80" w:type="dxa"/>
-              <w:end w:w="120" w:type="dxa"/>
-            </w:tcMar>
-          </w:tcPr>
-          <w:p>
-            <w:pPr>
-              <w:spacing w:before="0" w:after="0" w:line="276" w:lineRule="auto"/>
-              <w:jc w:val="center"/>
-            </w:pPr>
-            <w:r>
-              <w:rPr>
-                <w:rFonts w:ascii="Calibri" w:hAnsi="Calibri" w:eastAsia="Microsoft YaHei"/>
-                <w:b w:val="0"/>
-                <w:color w:val="1F2937"/>
-                <w:sz w:val="20"/>
-              </w:rPr>
-              <w:t>7</w:t>
-            </w:r>
-          </w:p>
-        </w:tc>
-        <w:tc>
-          <w:tcPr>
-            <w:tcW w:type="dxa" w:w="2280"/>
-            <w:vAlign w:val="center"/>
-            <w:tcMar>
-              <w:top w:w="80" w:type="dxa"/>
-              <w:start w:w="120" w:type="dxa"/>
-              <w:bottom w:w="80" w:type="dxa"/>
-              <w:end w:w="120" w:type="dxa"/>
-            </w:tcMar>
-          </w:tcPr>
-          <w:p>
-            <w:pPr>
-              <w:spacing w:before="0" w:after="0" w:line="276" w:lineRule="auto"/>
-              <w:jc w:val="center"/>
-            </w:pPr>
-            <w:r>
-              <w:rPr>
-                <w:rFonts w:ascii="Calibri" w:hAnsi="Calibri" w:eastAsia="Microsoft YaHei"/>
-                <w:b/>
-                <w:color w:val="1F2937"/>
-                <w:sz w:val="20"/>
-              </w:rPr>
-              <w:t>教师作业与报告</w:t>
-            </w:r>
-          </w:p>
-        </w:tc>
-        <w:tc>
-          <w:tcPr>
-            <w:tcW w:type="dxa" w:w="6360"/>
-            <w:vAlign w:val="center"/>
-            <w:tcMar>
-              <w:top w:w="80" w:type="dxa"/>
-              <w:start w:w="120" w:type="dxa"/>
-              <w:bottom w:w="80" w:type="dxa"/>
-              <w:end w:w="120" w:type="dxa"/>
-            </w:tcMar>
-          </w:tcPr>
-          <w:p>
-            <w:pPr>
-              <w:spacing w:before="0" w:after="0" w:line="276" w:lineRule="auto"/>
-              <w:jc w:val="left"/>
-            </w:pPr>
-            <w:r>
-              <w:rPr>
-                <w:rFonts w:ascii="Calibri" w:hAnsi="Calibri" w:eastAsia="Microsoft YaHei"/>
-                <w:b w:val="0"/>
-                <w:color w:val="1F2937"/>
-                <w:sz w:val="20"/>
-              </w:rPr>
-              <w:t>教师管理班级和学生，布置作业、查看完成情况、分析薄弱知识点并形成学习报告。</w:t>
-            </w:r>
-          </w:p>
-        </w:tc>
-      </w:tr>
-      <w:tr>
-        <w:trPr>
-          <w:cantSplit w:val="true"/>
-        </w:trPr>
-        <w:tc>
-          <w:tcPr>
-            <w:tcW w:type="dxa" w:w="720"/>
-            <w:vAlign w:val="center"/>
-            <w:tcMar>
-              <w:top w:w="80" w:type="dxa"/>
-              <w:start w:w="120" w:type="dxa"/>
-              <w:bottom w:w="80" w:type="dxa"/>
-              <w:end w:w="120" w:type="dxa"/>
-            </w:tcMar>
-          </w:tcPr>
-          <w:p>
-            <w:pPr>
-              <w:spacing w:before="0" w:after="0" w:line="276" w:lineRule="auto"/>
-              <w:jc w:val="center"/>
-            </w:pPr>
-            <w:r>
-              <w:rPr>
-                <w:rFonts w:ascii="Calibri" w:hAnsi="Calibri" w:eastAsia="Microsoft YaHei"/>
-                <w:b w:val="0"/>
-                <w:color w:val="1F2937"/>
-                <w:sz w:val="20"/>
-              </w:rPr>
-              <w:t>8</w:t>
-            </w:r>
-          </w:p>
-        </w:tc>
-        <w:tc>
-          <w:tcPr>
-            <w:tcW w:type="dxa" w:w="2280"/>
-            <w:vAlign w:val="center"/>
-            <w:tcMar>
-              <w:top w:w="80" w:type="dxa"/>
-              <w:start w:w="120" w:type="dxa"/>
-              <w:bottom w:w="80" w:type="dxa"/>
-              <w:end w:w="120" w:type="dxa"/>
-            </w:tcMar>
-          </w:tcPr>
-          <w:p>
-            <w:pPr>
-              <w:spacing w:before="0" w:after="0" w:line="276" w:lineRule="auto"/>
-              <w:jc w:val="center"/>
-            </w:pPr>
-            <w:r>
-              <w:rPr>
-                <w:rFonts w:ascii="Calibri" w:hAnsi="Calibri" w:eastAsia="Microsoft YaHei"/>
-                <w:b/>
-                <w:color w:val="1F2937"/>
-                <w:sz w:val="20"/>
-              </w:rPr>
-              <w:t>游戏闯关与激励</w:t>
-            </w:r>
-          </w:p>
-        </w:tc>
-        <w:tc>
-          <w:tcPr>
-            <w:tcW w:type="dxa" w:w="6360"/>
-            <w:vAlign w:val="center"/>
-            <w:tcMar>
-              <w:top w:w="80" w:type="dxa"/>
-              <w:start w:w="120" w:type="dxa"/>
-              <w:bottom w:w="80" w:type="dxa"/>
-              <w:end w:w="120" w:type="dxa"/>
-            </w:tcMar>
-          </w:tcPr>
-          <w:p>
-            <w:pPr>
-              <w:spacing w:before="0" w:after="0" w:line="276" w:lineRule="auto"/>
-              <w:jc w:val="left"/>
-            </w:pPr>
-            <w:r>
-              <w:rPr>
-                <w:rFonts w:ascii="Calibri" w:hAnsi="Calibri" w:eastAsia="Microsoft YaHei"/>
-                <w:b w:val="0"/>
-                <w:color w:val="1F2937"/>
-                <w:sz w:val="20"/>
-              </w:rPr>
-              <w:t>通过单人闯关、积分、经验、等级、徽章、成就、每日任务和排行榜促进持续练习。</w:t>
-            </w:r>
-          </w:p>
-        </w:tc>
-      </w:tr>
-      <w:tr>
-        <w:trPr>
-          <w:cantSplit w:val="true"/>
-        </w:trPr>
-        <w:tc>
-          <w:tcPr>
-            <w:tcW w:type="dxa" w:w="720"/>
-            <w:vAlign w:val="center"/>
-            <w:tcMar>
-              <w:top w:w="80" w:type="dxa"/>
-              <w:start w:w="120" w:type="dxa"/>
-              <w:bottom w:w="80" w:type="dxa"/>
-              <w:end w:w="120" w:type="dxa"/>
-            </w:tcMar>
-          </w:tcPr>
-          <w:p>
-            <w:pPr>
-              <w:spacing w:before="0" w:after="0" w:line="276" w:lineRule="auto"/>
-              <w:jc w:val="center"/>
-            </w:pPr>
-            <w:r>
-              <w:rPr>
-                <w:rFonts w:ascii="Calibri" w:hAnsi="Calibri" w:eastAsia="Microsoft YaHei"/>
-                <w:b w:val="0"/>
-                <w:color w:val="1F2937"/>
-                <w:sz w:val="20"/>
-              </w:rPr>
-              <w:t>9</w:t>
-            </w:r>
-          </w:p>
-        </w:tc>
-        <w:tc>
-          <w:tcPr>
-            <w:tcW w:type="dxa" w:w="2280"/>
-            <w:vAlign w:val="center"/>
-            <w:tcMar>
-              <w:top w:w="80" w:type="dxa"/>
-              <w:start w:w="120" w:type="dxa"/>
-              <w:bottom w:w="80" w:type="dxa"/>
-              <w:end w:w="120" w:type="dxa"/>
-            </w:tcMar>
-          </w:tcPr>
-          <w:p>
-            <w:pPr>
-              <w:spacing w:before="0" w:after="0" w:line="276" w:lineRule="auto"/>
-              <w:jc w:val="center"/>
-            </w:pPr>
-            <w:r>
-              <w:rPr>
-                <w:rFonts w:ascii="Calibri" w:hAnsi="Calibri" w:eastAsia="Microsoft YaHei"/>
-                <w:b/>
-                <w:color w:val="1F2937"/>
-                <w:sz w:val="20"/>
-              </w:rPr>
-              <w:t>一对一与组队对战</w:t>
-            </w:r>
-          </w:p>
-        </w:tc>
-        <w:tc>
-          <w:tcPr>
-            <w:tcW w:type="dxa" w:w="6360"/>
-            <w:vAlign w:val="center"/>
-            <w:tcMar>
-              <w:top w:w="80" w:type="dxa"/>
-              <w:start w:w="120" w:type="dxa"/>
-              <w:bottom w:w="80" w:type="dxa"/>
-              <w:end w:w="120" w:type="dxa"/>
-            </w:tcMar>
-          </w:tcPr>
-          <w:p>
-            <w:pPr>
-              <w:spacing w:before="0" w:after="0" w:line="276" w:lineRule="auto"/>
-              <w:jc w:val="left"/>
-            </w:pPr>
-            <w:r>
-              <w:rPr>
-                <w:rFonts w:ascii="Calibri" w:hAnsi="Calibri" w:eastAsia="Microsoft YaHei"/>
-                <w:b w:val="0"/>
-                <w:color w:val="1F2937"/>
-                <w:sz w:val="20"/>
-              </w:rPr>
-              <w:t>支持匹配、房间、实时答题、计分、结算、队伍管理和个人贡献记录。</w:t>
-            </w:r>
-          </w:p>
-        </w:tc>
-      </w:tr>
-      <w:tr>
-        <w:trPr>
-          <w:cantSplit w:val="true"/>
-        </w:trPr>
-        <w:tc>
-          <w:tcPr>
-            <w:tcW w:type="dxa" w:w="720"/>
-            <w:vAlign w:val="center"/>
-            <w:tcMar>
-              <w:top w:w="80" w:type="dxa"/>
-              <w:start w:w="120" w:type="dxa"/>
-              <w:bottom w:w="80" w:type="dxa"/>
-              <w:end w:w="120" w:type="dxa"/>
-            </w:tcMar>
-          </w:tcPr>
-          <w:p>
-            <w:pPr>
-              <w:spacing w:before="0" w:after="0" w:line="276" w:lineRule="auto"/>
-              <w:jc w:val="center"/>
-            </w:pPr>
-            <w:r>
-              <w:rPr>
-                <w:rFonts w:ascii="Calibri" w:hAnsi="Calibri" w:eastAsia="Microsoft YaHei"/>
-                <w:b w:val="0"/>
-                <w:color w:val="1F2937"/>
-                <w:sz w:val="20"/>
-              </w:rPr>
-              <w:t>10</w:t>
-            </w:r>
-          </w:p>
-        </w:tc>
-        <w:tc>
-          <w:tcPr>
-            <w:tcW w:type="dxa" w:w="2280"/>
-            <w:vAlign w:val="center"/>
-            <w:tcMar>
-              <w:top w:w="80" w:type="dxa"/>
-              <w:start w:w="120" w:type="dxa"/>
-              <w:bottom w:w="80" w:type="dxa"/>
-              <w:end w:w="120" w:type="dxa"/>
-            </w:tcMar>
-          </w:tcPr>
-          <w:p>
-            <w:pPr>
-              <w:spacing w:before="0" w:after="0" w:line="276" w:lineRule="auto"/>
-              <w:jc w:val="center"/>
-            </w:pPr>
-            <w:r>
-              <w:rPr>
-                <w:rFonts w:ascii="Calibri" w:hAnsi="Calibri" w:eastAsia="Microsoft YaHei"/>
-                <w:b/>
-                <w:color w:val="1F2937"/>
-                <w:sz w:val="20"/>
-              </w:rPr>
-              <w:t>平台运营管理</w:t>
-            </w:r>
-          </w:p>
-        </w:tc>
-        <w:tc>
-          <w:tcPr>
-            <w:tcW w:type="dxa" w:w="6360"/>
-            <w:vAlign w:val="center"/>
-            <w:tcMar>
-              <w:top w:w="80" w:type="dxa"/>
-              <w:start w:w="120" w:type="dxa"/>
-              <w:bottom w:w="80" w:type="dxa"/>
-              <w:end w:w="120" w:type="dxa"/>
-            </w:tcMar>
-          </w:tcPr>
-          <w:p>
-            <w:pPr>
-              <w:spacing w:before="0" w:after="0" w:line="276" w:lineRule="auto"/>
-              <w:jc w:val="left"/>
-            </w:pPr>
-            <w:r>
-              <w:rPr>
-                <w:rFonts w:ascii="Calibri" w:hAnsi="Calibri" w:eastAsia="Microsoft YaHei"/>
-                <w:b w:val="0"/>
-                <w:color w:val="1F2937"/>
-                <w:sz w:val="20"/>
-              </w:rPr>
-              <w:t>管理学校、班级、用户、教材内容、题库、业务规则、异常处理和运营统计。</w:t>
-            </w:r>
-          </w:p>
-        </w:tc>
-      </w:tr>
-      <w:tr>
-        <w:trPr>
-          <w:cantSplit w:val="true"/>
-        </w:trPr>
-        <w:tc>
-          <w:tcPr>
-            <w:tcW w:type="dxa" w:w="720"/>
-            <w:vAlign w:val="center"/>
-            <w:tcMar>
-              <w:top w:w="80" w:type="dxa"/>
-              <w:start w:w="120" w:type="dxa"/>
-              <w:bottom w:w="80" w:type="dxa"/>
-              <w:end w:w="120" w:type="dxa"/>
-            </w:tcMar>
-          </w:tcPr>
-          <w:p>
-            <w:pPr>
-              <w:spacing w:before="0" w:after="0" w:line="276" w:lineRule="auto"/>
-              <w:jc w:val="center"/>
-            </w:pPr>
-            <w:r>
-              <w:rPr>
-                <w:rFonts w:ascii="Calibri" w:hAnsi="Calibri" w:eastAsia="Microsoft YaHei"/>
-                <w:b w:val="0"/>
-                <w:color w:val="1F2937"/>
-                <w:sz w:val="20"/>
-              </w:rPr>
-              <w:t>11</w:t>
-            </w:r>
-          </w:p>
-        </w:tc>
-        <w:tc>
-          <w:tcPr>
-            <w:tcW w:type="dxa" w:w="2280"/>
-            <w:vAlign w:val="center"/>
-            <w:tcMar>
-              <w:top w:w="80" w:type="dxa"/>
-              <w:start w:w="120" w:type="dxa"/>
-              <w:bottom w:w="80" w:type="dxa"/>
-              <w:end w:w="120" w:type="dxa"/>
-            </w:tcMar>
-          </w:tcPr>
-          <w:p>
-            <w:pPr>
-              <w:spacing w:before="0" w:after="0" w:line="276" w:lineRule="auto"/>
-              <w:jc w:val="center"/>
-            </w:pPr>
-            <w:r>
-              <w:rPr>
-                <w:rFonts w:ascii="Calibri" w:hAnsi="Calibri" w:eastAsia="Microsoft YaHei"/>
-                <w:b/>
-                <w:color w:val="1F2937"/>
-                <w:sz w:val="20"/>
-              </w:rPr>
-              <w:t>开放平台</w:t>
-            </w:r>
-          </w:p>
-        </w:tc>
-        <w:tc>
-          <w:tcPr>
-            <w:tcW w:type="dxa" w:w="6360"/>
-            <w:vAlign w:val="center"/>
-            <w:tcMar>
-              <w:top w:w="80" w:type="dxa"/>
-              <w:start w:w="120" w:type="dxa"/>
-              <w:bottom w:w="80" w:type="dxa"/>
-              <w:end w:w="120" w:type="dxa"/>
-            </w:tcMar>
-          </w:tcPr>
-          <w:p>
-            <w:pPr>
-              <w:spacing w:before="0" w:after="0" w:line="276" w:lineRule="auto"/>
-              <w:jc w:val="left"/>
-            </w:pPr>
-            <w:r>
-              <w:rPr>
-                <w:rFonts w:ascii="Calibri" w:hAnsi="Calibri" w:eastAsia="Microsoft YaHei"/>
-                <w:b w:val="0"/>
-                <w:color w:val="1F2937"/>
-                <w:sz w:val="20"/>
-              </w:rPr>
-              <w:t>面向第三方应用开放出题、批改、识别、诊断、掌握度查询、推荐和讲解等业务能力。</w:t>
-            </w:r>
-          </w:p>
-        </w:tc>
-      </w:tr>
-    </w:tbl>
     <w:p>
       <w:pPr>
-        <w:spacing w:after="40"/>
+        <w:spacing w:after="120" w:line="264" w:lineRule="auto"/>
       </w:pPr>
+      <w:r>
+        <w:rPr>
+          <w:rFonts w:ascii="Droid Sans Fallback" w:hAnsi="Droid Sans Fallback" w:eastAsia="Droid Sans Fallback" w:cs="Droid Sans Fallback"/>
+          <w:color w:val="222B37"/>
+          <w:sz w:val="22"/>
+        </w:rPr>
+        <w:t>第一版采用“内容模块 1:N 知识点，知识点 M:N 题目”的简化结构。</w:t>
+      </w:r>
+    </w:p>
+    <w:p>
+      <w:pPr>
+        <w:pStyle w:val="ListBullet"/>
+        <w:spacing w:after="80" w:line="280" w:lineRule="auto"/>
+        <w:ind w:left="720" w:hanging="360"/>
+      </w:pPr>
+      <w:r>
+        <w:rPr>
+          <w:rFonts w:ascii="Droid Sans Fallback" w:hAnsi="Droid Sans Fallback" w:eastAsia="Droid Sans Fallback" w:cs="Droid Sans Fallback"/>
+          <w:color w:val="222B37"/>
+          <w:sz w:val="22"/>
+        </w:rPr>
+        <w:t>内容模块按照年级、学期和学习主题划分，例如“二年级上册·100 以内加减法”。</w:t>
+      </w:r>
+    </w:p>
+    <w:p>
+      <w:pPr>
+        <w:pStyle w:val="ListBullet"/>
+        <w:spacing w:after="80" w:line="280" w:lineRule="auto"/>
+        <w:ind w:left="720" w:hanging="360"/>
+      </w:pPr>
+      <w:r>
+        <w:rPr>
+          <w:rFonts w:ascii="Droid Sans Fallback" w:hAnsi="Droid Sans Fallback" w:eastAsia="Droid Sans Fallback" w:cs="Droid Sans Fallback"/>
+          <w:color w:val="222B37"/>
+          <w:sz w:val="22"/>
+        </w:rPr>
+        <w:t>年级、学期、出版社和版本说明等作为属性保存，不单独建立“教材版本”实体。</w:t>
+      </w:r>
+    </w:p>
+    <w:p>
+      <w:pPr>
+        <w:pStyle w:val="ListBullet"/>
+        <w:spacing w:after="80" w:line="280" w:lineRule="auto"/>
+        <w:ind w:left="720" w:hanging="360"/>
+      </w:pPr>
+      <w:r>
+        <w:rPr>
+          <w:rFonts w:ascii="Droid Sans Fallback" w:hAnsi="Droid Sans Fallback" w:eastAsia="Droid Sans Fallback" w:cs="Droid Sans Fallback"/>
+          <w:color w:val="222B37"/>
+          <w:sz w:val="22"/>
+        </w:rPr>
+        <w:t>如果后续确需对齐具体教材，再增加“教材—章节—知识点”映射；教材版本仍作为教材属性。</w:t>
+      </w:r>
+    </w:p>
+    <w:p>
+      <w:pPr>
+        <w:pStyle w:val="ListBullet"/>
+        <w:spacing w:after="80" w:line="280" w:lineRule="auto"/>
+        <w:ind w:left="720" w:hanging="360"/>
+      </w:pPr>
+      <w:r>
+        <w:rPr>
+          <w:rFonts w:ascii="Droid Sans Fallback" w:hAnsi="Droid Sans Fallback" w:eastAsia="Droid Sans Fallback" w:cs="Droid Sans Fallback"/>
+          <w:color w:val="222B37"/>
+          <w:sz w:val="22"/>
+        </w:rPr>
+        <w:t>这样既保留后续扩展能力，也不会让第一版在教材差异上投入过多时间。</w:t>
+      </w:r>
     </w:p>
     <w:p>
       <w:pPr>
         <w:pStyle w:val="Heading1"/>
-        <w:keepNext/>
       </w:pPr>
       <w:r>
         <w:rPr>
-          <w:rFonts w:ascii="Calibri" w:hAnsi="Calibri" w:eastAsia="Microsoft YaHei"/>
-          <w:b/>
-          <w:color w:val="2E74B5"/>
-          <w:sz w:val="32"/>
+          <w:rFonts w:ascii="Droid Sans Fallback" w:hAnsi="Droid Sans Fallback" w:eastAsia="Droid Sans Fallback" w:cs="Droid Sans Fallback"/>
         </w:rPr>
-        <w:t>5 主要业务功能</w:t>
+        <w:t>配套业务</w:t>
       </w:r>
     </w:p>
     <w:p>
       <w:pPr>
         <w:pStyle w:val="Heading2"/>
-        <w:keepNext/>
       </w:pPr>
       <w:r>
         <w:rPr>
-          <w:rFonts w:ascii="Calibri" w:hAnsi="Calibri" w:eastAsia="Microsoft YaHei"/>
-          <w:b/>
-          <w:color w:val="2E74B5"/>
-          <w:sz w:val="26"/>
+          <w:rFonts w:ascii="Droid Sans Fallback" w:hAnsi="Droid Sans Fallback" w:eastAsia="Droid Sans Fallback" w:cs="Droid Sans Fallback"/>
         </w:rPr>
-        <w:t>5.1 学习档案与学习上下文</w:t>
+        <w:t>学生与学习档案</w:t>
       </w:r>
     </w:p>
     <w:p>
       <w:pPr>
-        <w:pStyle w:val="ListParagraph"/>
-        <w:numPr>
-          <w:ilvl w:val="0"/>
-          <w:numId w:val="10"/>
-        </w:numPr>
-        <w:spacing w:after="80" w:line="300" w:lineRule="auto"/>
+        <w:pStyle w:val="ListBullet"/>
+        <w:spacing w:after="80" w:line="280" w:lineRule="auto"/>
+        <w:ind w:left="720" w:hanging="360"/>
       </w:pPr>
       <w:r>
         <w:rPr>
-          <w:rFonts w:ascii="Calibri" w:hAnsi="Calibri" w:eastAsia="Microsoft YaHei"/>
-          <w:color w:val="1F2937"/>
+          <w:rFonts w:ascii="Droid Sans Fallback" w:hAnsi="Droid Sans Fallback" w:eastAsia="Droid Sans Fallback" w:cs="Droid Sans Fallback"/>
+          <w:color w:val="222B37"/>
           <w:sz w:val="22"/>
         </w:rPr>
-        <w:t>维护学生姓名、年级、学期、默认教材版本等学习所需信息。</w:t>
+        <w:t>保存年级、学期、班级等学习上下文。</w:t>
       </w:r>
     </w:p>
     <w:p>
       <w:pPr>
-        <w:pStyle w:val="ListParagraph"/>
-        <w:numPr>
-          <w:ilvl w:val="0"/>
-          <w:numId w:val="10"/>
-        </w:numPr>
-        <w:spacing w:after="80" w:line="300" w:lineRule="auto"/>
+        <w:pStyle w:val="ListBullet"/>
+        <w:spacing w:after="80" w:line="280" w:lineRule="auto"/>
+        <w:ind w:left="720" w:hanging="360"/>
       </w:pPr>
       <w:r>
         <w:rPr>
-          <w:rFonts w:ascii="Calibri" w:hAnsi="Calibri" w:eastAsia="Microsoft YaHei"/>
-          <w:color w:val="1F2937"/>
+          <w:rFonts w:ascii="Droid Sans Fallback" w:hAnsi="Droid Sans Fallback" w:eastAsia="Droid Sans Fallback" w:cs="Droid Sans Fallback"/>
+          <w:color w:val="222B37"/>
           <w:sz w:val="22"/>
         </w:rPr>
-        <w:t>学校和班级为可选组织关系；未加入组织时仍可正常学习，加入后可继承班级设置。</w:t>
-      </w:r>
-    </w:p>
-    <w:p>
-      <w:pPr>
-        <w:pStyle w:val="ListParagraph"/>
-        <w:numPr>
-          <w:ilvl w:val="0"/>
-          <w:numId w:val="10"/>
-        </w:numPr>
-        <w:spacing w:after="80" w:line="300" w:lineRule="auto"/>
-      </w:pPr>
-      <w:r>
-        <w:rPr>
-          <w:rFonts w:ascii="Calibri" w:hAnsi="Calibri" w:eastAsia="Microsoft YaHei"/>
-          <w:color w:val="1F2937"/>
-          <w:sz w:val="22"/>
-        </w:rPr>
-        <w:t>持续保存练习、作答、错题、掌握度、推荐、作业、闯关和对战记录，形成个人学习档案。</w:t>
+        <w:t>汇总练习、批改、错题、掌握情况、推荐和闯关记录。</w:t>
       </w:r>
     </w:p>
     <w:p>
       <w:pPr>
         <w:pStyle w:val="Heading2"/>
-        <w:keepNext/>
       </w:pPr>
       <w:r>
         <w:rPr>
-          <w:rFonts w:ascii="Calibri" w:hAnsi="Calibri" w:eastAsia="Microsoft YaHei"/>
-          <w:b/>
-          <w:color w:val="2E74B5"/>
-          <w:sz w:val="26"/>
+          <w:rFonts w:ascii="Droid Sans Fallback" w:hAnsi="Droid Sans Fallback" w:eastAsia="Droid Sans Fallback" w:cs="Droid Sans Fallback"/>
         </w:rPr>
-        <w:t>5.2 教材、章节与知识点</w:t>
+        <w:t>题库与规则</w:t>
       </w:r>
     </w:p>
     <w:p>
       <w:pPr>
-        <w:pStyle w:val="ListParagraph"/>
-        <w:numPr>
-          <w:ilvl w:val="0"/>
-          <w:numId w:val="10"/>
-        </w:numPr>
-        <w:spacing w:after="80" w:line="300" w:lineRule="auto"/>
+        <w:pStyle w:val="ListBullet"/>
+        <w:spacing w:after="80" w:line="280" w:lineRule="auto"/>
+        <w:ind w:left="720" w:hanging="360"/>
       </w:pPr>
       <w:r>
         <w:rPr>
-          <w:rFonts w:ascii="Calibri" w:hAnsi="Calibri" w:eastAsia="Microsoft YaHei"/>
-          <w:color w:val="1F2937"/>
+          <w:rFonts w:ascii="Droid Sans Fallback" w:hAnsi="Droid Sans Fallback" w:eastAsia="Droid Sans Fallback" w:cs="Droid Sans Fallback"/>
+          <w:color w:val="222B37"/>
           <w:sz w:val="22"/>
         </w:rPr>
-        <w:t>教材版本用于区分教材名称、出版社、适用年级、学期和版本信息。</w:t>
+        <w:t>维护题干、题型、标准答案、解析、难度、知识点和适用范围。</w:t>
       </w:r>
     </w:p>
     <w:p>
       <w:pPr>
-        <w:pStyle w:val="ListParagraph"/>
-        <w:numPr>
-          <w:ilvl w:val="0"/>
-          <w:numId w:val="10"/>
-        </w:numPr>
-        <w:spacing w:after="80" w:line="300" w:lineRule="auto"/>
+        <w:pStyle w:val="ListBullet"/>
+        <w:spacing w:after="80" w:line="280" w:lineRule="auto"/>
+        <w:ind w:left="720" w:hanging="360"/>
       </w:pPr>
       <w:r>
         <w:rPr>
-          <w:rFonts w:ascii="Calibri" w:hAnsi="Calibri" w:eastAsia="Microsoft YaHei"/>
-          <w:color w:val="1F2937"/>
+          <w:rFonts w:ascii="Droid Sans Fallback" w:hAnsi="Droid Sans Fallback" w:eastAsia="Droid Sans Fallback" w:cs="Droid Sans Fallback"/>
+          <w:color w:val="222B37"/>
           <w:sz w:val="22"/>
         </w:rPr>
-        <w:t>一个教材版本包含多个教材章节；教材章节覆盖相应知识点。</w:t>
-      </w:r>
-    </w:p>
-    <w:p>
-      <w:pPr>
-        <w:pStyle w:val="ListParagraph"/>
-        <w:numPr>
-          <w:ilvl w:val="0"/>
-          <w:numId w:val="10"/>
-        </w:numPr>
-        <w:spacing w:after="80" w:line="300" w:lineRule="auto"/>
-      </w:pPr>
-      <w:r>
-        <w:rPr>
-          <w:rFonts w:ascii="Calibri" w:hAnsi="Calibri" w:eastAsia="Microsoft YaHei"/>
-          <w:color w:val="1F2937"/>
-          <w:sz w:val="22"/>
-        </w:rPr>
-        <w:t>同一知识点可以出现在不同教材版本的不同章节中，从而支持通用平台下的多教材适配。</w:t>
-      </w:r>
-    </w:p>
-    <w:p>
-      <w:pPr>
-        <w:pStyle w:val="ListParagraph"/>
-        <w:numPr>
-          <w:ilvl w:val="0"/>
-          <w:numId w:val="10"/>
-        </w:numPr>
-        <w:spacing w:after="80" w:line="300" w:lineRule="auto"/>
-      </w:pPr>
-      <w:r>
-        <w:rPr>
-          <w:rFonts w:ascii="Calibri" w:hAnsi="Calibri" w:eastAsia="Microsoft YaHei"/>
-          <w:color w:val="1F2937"/>
-          <w:sz w:val="22"/>
-        </w:rPr>
-        <w:t>题目通过考查关系关联知识点，系统依据学生所选教材、当前章节和掌握度匹配题目。</w:t>
+        <w:t>支持教师选题、规则组题和系统个性化组题。</w:t>
       </w:r>
     </w:p>
     <w:p>
       <w:pPr>
         <w:pStyle w:val="Heading2"/>
-        <w:keepNext/>
       </w:pPr>
       <w:r>
         <w:rPr>
-          <w:rFonts w:ascii="Calibri" w:hAnsi="Calibri" w:eastAsia="Microsoft YaHei"/>
-          <w:b/>
-          <w:color w:val="2E74B5"/>
-          <w:sz w:val="26"/>
+          <w:rFonts w:ascii="Droid Sans Fallback" w:hAnsi="Droid Sans Fallback" w:eastAsia="Droid Sans Fallback" w:cs="Droid Sans Fallback"/>
         </w:rPr>
-        <w:t>5.3 题库与出题</w:t>
+        <w:t>教师作业与报告</w:t>
       </w:r>
     </w:p>
     <w:p>
       <w:pPr>
-        <w:pStyle w:val="ListParagraph"/>
-        <w:numPr>
-          <w:ilvl w:val="0"/>
-          <w:numId w:val="10"/>
-        </w:numPr>
-        <w:spacing w:after="80" w:line="300" w:lineRule="auto"/>
+        <w:pStyle w:val="ListBullet"/>
+        <w:spacing w:after="80" w:line="280" w:lineRule="auto"/>
+        <w:ind w:left="720" w:hanging="360"/>
       </w:pPr>
       <w:r>
         <w:rPr>
-          <w:rFonts w:ascii="Calibri" w:hAnsi="Calibri" w:eastAsia="Microsoft YaHei"/>
-          <w:color w:val="1F2937"/>
+          <w:rFonts w:ascii="Droid Sans Fallback" w:hAnsi="Droid Sans Fallback" w:eastAsia="Droid Sans Fallback" w:cs="Droid Sans Fallback"/>
+          <w:color w:val="222B37"/>
           <w:sz w:val="22"/>
         </w:rPr>
-        <w:t>维护题目题干、题型、标准答案、解析、难度、知识点、适用年级和使用状态。</w:t>
+        <w:t>教师创建统一或分层作业，并设置题目、分值、开始时间和截止时间。</w:t>
       </w:r>
     </w:p>
     <w:p>
       <w:pPr>
-        <w:pStyle w:val="ListParagraph"/>
-        <w:numPr>
-          <w:ilvl w:val="0"/>
-          <w:numId w:val="10"/>
-        </w:numPr>
-        <w:spacing w:after="80" w:line="300" w:lineRule="auto"/>
+        <w:pStyle w:val="ListBullet"/>
+        <w:spacing w:after="80" w:line="280" w:lineRule="auto"/>
+        <w:ind w:left="720" w:hanging="360"/>
       </w:pPr>
       <w:r>
         <w:rPr>
-          <w:rFonts w:ascii="Calibri" w:hAnsi="Calibri" w:eastAsia="Microsoft YaHei"/>
-          <w:color w:val="1F2937"/>
+          <w:rFonts w:ascii="Droid Sans Fallback" w:hAnsi="Droid Sans Fallback" w:eastAsia="Droid Sans Fallback" w:cs="Droid Sans Fallback"/>
+          <w:color w:val="222B37"/>
           <w:sz w:val="22"/>
         </w:rPr>
-        <w:t>支持单选、填空、判断、口算、竖式计算和应用题等小学数学常见题型。</w:t>
-      </w:r>
-    </w:p>
-    <w:p>
-      <w:pPr>
-        <w:pStyle w:val="ListParagraph"/>
-        <w:numPr>
-          <w:ilvl w:val="0"/>
-          <w:numId w:val="10"/>
-        </w:numPr>
-        <w:spacing w:after="80" w:line="300" w:lineRule="auto"/>
-      </w:pPr>
-      <w:r>
-        <w:rPr>
-          <w:rFonts w:ascii="Calibri" w:hAnsi="Calibri" w:eastAsia="Microsoft YaHei"/>
-          <w:color w:val="1F2937"/>
-          <w:sz w:val="22"/>
-        </w:rPr>
-        <w:t>支持教师选题、规则组题和系统个性化组题；组题条件包括知识点、难度、题型、题量和近期练习情况。</w:t>
-      </w:r>
-    </w:p>
-    <w:p>
-      <w:pPr>
-        <w:pStyle w:val="ListParagraph"/>
-        <w:numPr>
-          <w:ilvl w:val="0"/>
-          <w:numId w:val="10"/>
-        </w:numPr>
-        <w:spacing w:after="80" w:line="300" w:lineRule="auto"/>
-      </w:pPr>
-      <w:r>
-        <w:rPr>
-          <w:rFonts w:ascii="Calibri" w:hAnsi="Calibri" w:eastAsia="Microsoft YaHei"/>
-          <w:color w:val="1F2937"/>
-          <w:sz w:val="22"/>
-        </w:rPr>
-        <w:t>同一题目可用于自主练习、教师作业、闯关和对战，但不同场景保留独立的作答与得分记录。</w:t>
+        <w:t>查看完成情况、错题分布、薄弱知识点和阶段趋势，并复核低可信结果。</w:t>
       </w:r>
     </w:p>
     <w:p>
       <w:pPr>
         <w:pStyle w:val="Heading2"/>
-        <w:keepNext/>
       </w:pPr>
       <w:r>
         <w:rPr>
-          <w:rFonts w:ascii="Calibri" w:hAnsi="Calibri" w:eastAsia="Microsoft YaHei"/>
-          <w:b/>
-          <w:color w:val="2E74B5"/>
-          <w:sz w:val="26"/>
+          <w:rFonts w:ascii="Droid Sans Fallback" w:hAnsi="Droid Sans Fallback" w:eastAsia="Droid Sans Fallback" w:cs="Droid Sans Fallback"/>
         </w:rPr>
-        <w:t>5.4 个性化口算与常规练习</w:t>
+        <w:t>平台运营管理</w:t>
       </w:r>
     </w:p>
     <w:p>
       <w:pPr>
-        <w:pStyle w:val="ListParagraph"/>
-        <w:numPr>
-          <w:ilvl w:val="0"/>
-          <w:numId w:val="10"/>
-        </w:numPr>
-        <w:spacing w:after="80" w:line="300" w:lineRule="auto"/>
+        <w:pStyle w:val="ListBullet"/>
+        <w:spacing w:after="80" w:line="280" w:lineRule="auto"/>
+        <w:ind w:left="720" w:hanging="360"/>
       </w:pPr>
       <w:r>
         <w:rPr>
-          <w:rFonts w:ascii="Calibri" w:hAnsi="Calibri" w:eastAsia="Microsoft YaHei"/>
-          <w:color w:val="1F2937"/>
+          <w:rFonts w:ascii="Droid Sans Fallback" w:hAnsi="Droid Sans Fallback" w:eastAsia="Droid Sans Fallback" w:cs="Droid Sans Fallback"/>
+          <w:color w:val="222B37"/>
           <w:sz w:val="22"/>
         </w:rPr>
-        <w:t>个性化口算根据年级、近期错题、答题速度和知识点掌握度生成不同题型、难度和数量的练习。</w:t>
+        <w:t>维护内容模块、知识点、题目、答案、难度和错因分类。</w:t>
       </w:r>
     </w:p>
     <w:p>
       <w:pPr>
-        <w:pStyle w:val="ListParagraph"/>
-        <w:numPr>
-          <w:ilvl w:val="0"/>
-          <w:numId w:val="10"/>
-        </w:numPr>
-        <w:spacing w:after="80" w:line="300" w:lineRule="auto"/>
+        <w:pStyle w:val="ListBullet"/>
+        <w:spacing w:after="80" w:line="280" w:lineRule="auto"/>
+        <w:ind w:left="720" w:hanging="360"/>
       </w:pPr>
       <w:r>
         <w:rPr>
-          <w:rFonts w:ascii="Calibri" w:hAnsi="Calibri" w:eastAsia="Microsoft YaHei"/>
-          <w:color w:val="1F2937"/>
+          <w:rFonts w:ascii="Droid Sans Fallback" w:hAnsi="Droid Sans Fallback" w:eastAsia="Droid Sans Fallback" w:cs="Droid Sans Fallback"/>
+          <w:color w:val="222B37"/>
           <w:sz w:val="22"/>
         </w:rPr>
-        <w:t>学生也可主动选择知识点、题型、难度、题量和时间，开展专项练习或限时练习。</w:t>
-      </w:r>
-    </w:p>
-    <w:p>
-      <w:pPr>
-        <w:pStyle w:val="ListParagraph"/>
-        <w:numPr>
-          <w:ilvl w:val="0"/>
-          <w:numId w:val="10"/>
-        </w:numPr>
-        <w:spacing w:after="80" w:line="300" w:lineRule="auto"/>
-      </w:pPr>
-      <w:r>
-        <w:rPr>
-          <w:rFonts w:ascii="Calibri" w:hAnsi="Calibri" w:eastAsia="Microsoft YaHei"/>
-          <w:color w:val="1F2937"/>
-          <w:sz w:val="22"/>
-        </w:rPr>
-        <w:t>练习与题目为多对多包含关系；题目顺序和题目分值属于具体练习中的配置。</w:t>
-      </w:r>
-    </w:p>
-    <w:p>
-      <w:pPr>
-        <w:pStyle w:val="ListParagraph"/>
-        <w:numPr>
-          <w:ilvl w:val="0"/>
-          <w:numId w:val="10"/>
-        </w:numPr>
-        <w:spacing w:after="80" w:line="300" w:lineRule="auto"/>
-      </w:pPr>
-      <w:r>
-        <w:rPr>
-          <w:rFonts w:ascii="Calibri" w:hAnsi="Calibri" w:eastAsia="Microsoft YaHei"/>
-          <w:color w:val="1F2937"/>
-          <w:sz w:val="22"/>
-        </w:rPr>
-        <w:t>每道题的作答结果进入学习记录，并参与错因分析和掌握度更新。</w:t>
-      </w:r>
-    </w:p>
-    <w:p>
-      <w:pPr>
-        <w:pStyle w:val="Heading2"/>
-        <w:keepNext/>
-      </w:pPr>
-      <w:r>
-        <w:rPr>
-          <w:rFonts w:ascii="Calibri" w:hAnsi="Calibri" w:eastAsia="Microsoft YaHei"/>
-          <w:b/>
-          <w:color w:val="2E74B5"/>
-          <w:sz w:val="26"/>
-        </w:rPr>
-        <w:t>5.5 拍照识别与辅助批改</w:t>
-      </w:r>
-    </w:p>
-    <w:p>
-      <w:pPr>
-        <w:pStyle w:val="ListParagraph"/>
-        <w:numPr>
-          <w:ilvl w:val="0"/>
-          <w:numId w:val="10"/>
-        </w:numPr>
-        <w:spacing w:after="80" w:line="300" w:lineRule="auto"/>
-      </w:pPr>
-      <w:r>
-        <w:rPr>
-          <w:rFonts w:ascii="Calibri" w:hAnsi="Calibri" w:eastAsia="Microsoft YaHei"/>
-          <w:color w:val="1F2937"/>
-          <w:sz w:val="22"/>
-        </w:rPr>
-        <w:t>学生拍摄或上传作业图片，系统完成图像处理、题目切分、内容识别和答案提取。</w:t>
-      </w:r>
-    </w:p>
-    <w:p>
-      <w:pPr>
-        <w:pStyle w:val="ListParagraph"/>
-        <w:numPr>
-          <w:ilvl w:val="0"/>
-          <w:numId w:val="10"/>
-        </w:numPr>
-        <w:spacing w:after="80" w:line="300" w:lineRule="auto"/>
-      </w:pPr>
-      <w:r>
-        <w:rPr>
-          <w:rFonts w:ascii="Calibri" w:hAnsi="Calibri" w:eastAsia="Microsoft YaHei"/>
-          <w:color w:val="1F2937"/>
-          <w:sz w:val="22"/>
-        </w:rPr>
-        <w:t>对支持的题型判断正误并生成批改结果；对竖式计算等结构明确的题型，可进一步定位部分步骤错误。</w:t>
-      </w:r>
-    </w:p>
-    <w:p>
-      <w:pPr>
-        <w:pStyle w:val="ListParagraph"/>
-        <w:numPr>
-          <w:ilvl w:val="0"/>
-          <w:numId w:val="10"/>
-        </w:numPr>
-        <w:spacing w:after="80" w:line="300" w:lineRule="auto"/>
-      </w:pPr>
-      <w:r>
-        <w:rPr>
-          <w:rFonts w:ascii="Calibri" w:hAnsi="Calibri" w:eastAsia="Microsoft YaHei"/>
-          <w:color w:val="1F2937"/>
-          <w:sz w:val="22"/>
-        </w:rPr>
-        <w:t>批改结果保存标准答案、学生答案、正确性、可信程度和处理状态。</w:t>
-      </w:r>
-    </w:p>
-    <w:p>
-      <w:pPr>
-        <w:pStyle w:val="ListParagraph"/>
-        <w:numPr>
-          <w:ilvl w:val="0"/>
-          <w:numId w:val="10"/>
-        </w:numPr>
-        <w:spacing w:after="80" w:line="300" w:lineRule="auto"/>
-      </w:pPr>
-      <w:r>
-        <w:rPr>
-          <w:rFonts w:ascii="Calibri" w:hAnsi="Calibri" w:eastAsia="Microsoft YaHei"/>
-          <w:color w:val="1F2937"/>
-          <w:sz w:val="22"/>
-        </w:rPr>
-        <w:t>识别或判断可信程度不足时，提示学生确认；需要教学判断的结果进入教师复核，避免直接写入错误结论。</w:t>
-      </w:r>
-    </w:p>
-    <w:p>
-      <w:pPr>
-        <w:pStyle w:val="ListParagraph"/>
-        <w:numPr>
-          <w:ilvl w:val="0"/>
-          <w:numId w:val="10"/>
-        </w:numPr>
-        <w:spacing w:after="80" w:line="300" w:lineRule="auto"/>
-      </w:pPr>
-      <w:r>
-        <w:rPr>
-          <w:rFonts w:ascii="Calibri" w:hAnsi="Calibri" w:eastAsia="Microsoft YaHei"/>
-          <w:color w:val="1F2937"/>
-          <w:sz w:val="22"/>
-        </w:rPr>
-        <w:t>第一版不承诺识别所有手写应用题的完整推理过程，也不以辅助批改替代教师判断。</w:t>
-      </w:r>
-    </w:p>
-    <w:p>
-      <w:pPr>
-        <w:pStyle w:val="Heading2"/>
-        <w:keepNext/>
-      </w:pPr>
-      <w:r>
-        <w:rPr>
-          <w:rFonts w:ascii="Calibri" w:hAnsi="Calibri" w:eastAsia="Microsoft YaHei"/>
-          <w:b/>
-          <w:color w:val="2E74B5"/>
-          <w:sz w:val="26"/>
-        </w:rPr>
-        <w:t>5.6 错因诊断、掌握度与个性化推荐</w:t>
-      </w:r>
-    </w:p>
-    <w:p>
-      <w:pPr>
-        <w:pStyle w:val="ListParagraph"/>
-        <w:numPr>
-          <w:ilvl w:val="0"/>
-          <w:numId w:val="10"/>
-        </w:numPr>
-        <w:spacing w:after="80" w:line="300" w:lineRule="auto"/>
-      </w:pPr>
-      <w:r>
-        <w:rPr>
-          <w:rFonts w:ascii="Calibri" w:hAnsi="Calibri" w:eastAsia="Microsoft YaHei"/>
-          <w:color w:val="1F2937"/>
-          <w:sz w:val="22"/>
-        </w:rPr>
-        <w:t>按知识点和错误类型归纳错题，记录错误位置、错因说明、可信程度和复核结果。</w:t>
-      </w:r>
-    </w:p>
-    <w:p>
-      <w:pPr>
-        <w:pStyle w:val="ListParagraph"/>
-        <w:numPr>
-          <w:ilvl w:val="0"/>
-          <w:numId w:val="10"/>
-        </w:numPr>
-        <w:spacing w:after="80" w:line="300" w:lineRule="auto"/>
-      </w:pPr>
-      <w:r>
-        <w:rPr>
-          <w:rFonts w:ascii="Calibri" w:hAnsi="Calibri" w:eastAsia="Microsoft YaHei"/>
-          <w:color w:val="1F2937"/>
-          <w:sz w:val="22"/>
-        </w:rPr>
-        <w:t>综合正确率、答题速度、题目难度、练习频率和最近练习时间更新知识点掌握度。</w:t>
-      </w:r>
-    </w:p>
-    <w:p>
-      <w:pPr>
-        <w:pStyle w:val="ListParagraph"/>
-        <w:numPr>
-          <w:ilvl w:val="0"/>
-          <w:numId w:val="10"/>
-        </w:numPr>
-        <w:spacing w:after="80" w:line="300" w:lineRule="auto"/>
-      </w:pPr>
-      <w:r>
-        <w:rPr>
-          <w:rFonts w:ascii="Calibri" w:hAnsi="Calibri" w:eastAsia="Microsoft YaHei"/>
-          <w:color w:val="1F2937"/>
-          <w:sz w:val="22"/>
-        </w:rPr>
-        <w:t>针对薄弱知识点、常见错因和长期未练内容生成推荐计划，安排相似题、变式题和复习题。</w:t>
-      </w:r>
-    </w:p>
-    <w:p>
-      <w:pPr>
-        <w:pStyle w:val="ListParagraph"/>
-        <w:numPr>
-          <w:ilvl w:val="0"/>
-          <w:numId w:val="10"/>
-        </w:numPr>
-        <w:spacing w:after="80" w:line="300" w:lineRule="auto"/>
-      </w:pPr>
-      <w:r>
-        <w:rPr>
-          <w:rFonts w:ascii="Calibri" w:hAnsi="Calibri" w:eastAsia="Microsoft YaHei"/>
-          <w:color w:val="1F2937"/>
-          <w:sz w:val="22"/>
-        </w:rPr>
-        <w:t>学生完成推荐练习后进行再次验证，并据此继续更新掌握度和后续推荐。</w:t>
-      </w:r>
-    </w:p>
-    <w:p>
-      <w:pPr>
-        <w:pStyle w:val="Heading2"/>
-        <w:keepNext/>
-      </w:pPr>
-      <w:r>
-        <w:rPr>
-          <w:rFonts w:ascii="Calibri" w:hAnsi="Calibri" w:eastAsia="Microsoft YaHei"/>
-          <w:b/>
-          <w:color w:val="2E74B5"/>
-          <w:sz w:val="26"/>
-        </w:rPr>
-        <w:t>5.7 教师作业与学习报告</w:t>
-      </w:r>
-    </w:p>
-    <w:p>
-      <w:pPr>
-        <w:pStyle w:val="ListParagraph"/>
-        <w:numPr>
-          <w:ilvl w:val="0"/>
-          <w:numId w:val="10"/>
-        </w:numPr>
-        <w:spacing w:after="80" w:line="300" w:lineRule="auto"/>
-      </w:pPr>
-      <w:r>
-        <w:rPr>
-          <w:rFonts w:ascii="Calibri" w:hAnsi="Calibri" w:eastAsia="Microsoft YaHei"/>
-          <w:color w:val="1F2937"/>
-          <w:sz w:val="22"/>
-        </w:rPr>
-        <w:t>教师创建作业并设置标题、题目、分值、适用班级、开始时间和截止时间。</w:t>
-      </w:r>
-    </w:p>
-    <w:p>
-      <w:pPr>
-        <w:pStyle w:val="ListParagraph"/>
-        <w:numPr>
-          <w:ilvl w:val="0"/>
-          <w:numId w:val="10"/>
-        </w:numPr>
-        <w:spacing w:after="80" w:line="300" w:lineRule="auto"/>
-      </w:pPr>
-      <w:r>
-        <w:rPr>
-          <w:rFonts w:ascii="Calibri" w:hAnsi="Calibri" w:eastAsia="Microsoft YaHei"/>
-          <w:color w:val="1F2937"/>
-          <w:sz w:val="22"/>
-        </w:rPr>
-        <w:t>支持统一作业和按学生掌握情况生成的分层作业，记录提交状态、得分、正确率和完成时间。</w:t>
-      </w:r>
-    </w:p>
-    <w:p>
-      <w:pPr>
-        <w:pStyle w:val="ListParagraph"/>
-        <w:numPr>
-          <w:ilvl w:val="0"/>
-          <w:numId w:val="10"/>
-        </w:numPr>
-        <w:spacing w:after="80" w:line="300" w:lineRule="auto"/>
-      </w:pPr>
-      <w:r>
-        <w:rPr>
-          <w:rFonts w:ascii="Calibri" w:hAnsi="Calibri" w:eastAsia="Microsoft YaHei"/>
-          <w:color w:val="1F2937"/>
-          <w:sz w:val="22"/>
-        </w:rPr>
-        <w:t>提供班级和学生两个视角的完成情况、错题分布、知识点掌握情况与阶段趋势。</w:t>
-      </w:r>
-    </w:p>
-    <w:p>
-      <w:pPr>
-        <w:pStyle w:val="ListParagraph"/>
-        <w:numPr>
-          <w:ilvl w:val="0"/>
-          <w:numId w:val="10"/>
-        </w:numPr>
-        <w:spacing w:after="80" w:line="300" w:lineRule="auto"/>
-      </w:pPr>
-      <w:r>
-        <w:rPr>
-          <w:rFonts w:ascii="Calibri" w:hAnsi="Calibri" w:eastAsia="Microsoft YaHei"/>
-          <w:color w:val="1F2937"/>
-          <w:sz w:val="22"/>
-        </w:rPr>
-        <w:t>教师可以根据报告制定训练计划，并在确认后发布给学生。</w:t>
+        <w:t>配置练习、批改、推荐、关卡、积分、经验和团队闯关规则。</w:t>
       </w:r>
     </w:p>
     <w:p>
       <w:pPr>
         <w:pStyle w:val="Heading1"/>
-        <w:keepNext/>
       </w:pPr>
       <w:r>
         <w:rPr>
-          <w:rFonts w:ascii="Calibri" w:hAnsi="Calibri" w:eastAsia="Microsoft YaHei"/>
-          <w:b/>
-          <w:color w:val="2E74B5"/>
-          <w:sz w:val="32"/>
+          <w:rFonts w:ascii="Droid Sans Fallback" w:hAnsi="Droid Sans Fallback" w:eastAsia="Droid Sans Fallback" w:cs="Droid Sans Fallback"/>
         </w:rPr>
-        <w:t>6 游戏闯关与学习激励</w:t>
+        <w:t>整体 ER 设计原则</w:t>
       </w:r>
     </w:p>
     <w:p>
       <w:pPr>
-        <w:pStyle w:val="Heading2"/>
-        <w:keepNext/>
+        <w:pStyle w:val="ListBullet"/>
+        <w:spacing w:after="80" w:line="280" w:lineRule="auto"/>
+        <w:ind w:left="720" w:hanging="360"/>
       </w:pPr>
       <w:r>
         <w:rPr>
-          <w:rFonts w:ascii="Calibri" w:hAnsi="Calibri" w:eastAsia="Microsoft YaHei"/>
-          <w:b/>
-          <w:color w:val="2E74B5"/>
-          <w:sz w:val="26"/>
+          <w:rFonts w:ascii="Droid Sans Fallback" w:hAnsi="Droid Sans Fallback" w:eastAsia="Droid Sans Fallback" w:cs="Droid Sans Fallback"/>
+          <w:color w:val="222B37"/>
+          <w:sz w:val="22"/>
         </w:rPr>
-        <w:t>6.1 单人闯关</w:t>
+        <w:t>整体 ER 图只表达核心业务实体和关键关系，不展开所有表、公共字段和中间表。</w:t>
       </w:r>
     </w:p>
     <w:p>
       <w:pPr>
-        <w:pStyle w:val="ListParagraph"/>
-        <w:numPr>
-          <w:ilvl w:val="0"/>
-          <w:numId w:val="10"/>
-        </w:numPr>
-        <w:spacing w:after="80" w:line="300" w:lineRule="auto"/>
+        <w:pStyle w:val="ListBullet"/>
+        <w:spacing w:after="80" w:line="280" w:lineRule="auto"/>
+        <w:ind w:left="720" w:hanging="360"/>
       </w:pPr>
       <w:r>
         <w:rPr>
-          <w:rFonts w:ascii="Calibri" w:hAnsi="Calibri" w:eastAsia="Microsoft YaHei"/>
-          <w:color w:val="1F2937"/>
+          <w:rFonts w:ascii="Droid Sans Fallback" w:hAnsi="Droid Sans Fallback" w:eastAsia="Droid Sans Fallback" w:cs="Droid Sans Fallback"/>
+          <w:color w:val="222B37"/>
           <w:sz w:val="22"/>
         </w:rPr>
-        <w:t>单人模式统一称为“单人闯关”，不使用“单人PK”表述。</w:t>
+        <w:t>用户角色、题量、时限、通过率、教材版本等优先作为属性。</w:t>
       </w:r>
     </w:p>
     <w:p>
       <w:pPr>
-        <w:pStyle w:val="ListParagraph"/>
-        <w:numPr>
-          <w:ilvl w:val="0"/>
-          <w:numId w:val="10"/>
-        </w:numPr>
-        <w:spacing w:after="80" w:line="300" w:lineRule="auto"/>
+        <w:pStyle w:val="ListBullet"/>
+        <w:spacing w:after="80" w:line="280" w:lineRule="auto"/>
+        <w:ind w:left="720" w:hanging="360"/>
       </w:pPr>
       <w:r>
         <w:rPr>
-          <w:rFonts w:ascii="Calibri" w:hAnsi="Calibri" w:eastAsia="Microsoft YaHei"/>
-          <w:color w:val="1F2937"/>
+          <w:rFonts w:ascii="Droid Sans Fallback" w:hAnsi="Droid Sans Fallback" w:eastAsia="Droid Sans Fallback" w:cs="Droid Sans Fallback"/>
+          <w:color w:val="222B37"/>
           <w:sz w:val="22"/>
         </w:rPr>
-        <w:t>学生主动发起闯关，系统根据年级、所选知识点和当前掌握度生成固定数量题目；第一版默认每关10题，并设置总答题时限。</w:t>
+        <w:t>学生和教师共享用户账号，专属业务信息再通过学习档案或业务关系表达。</w:t>
       </w:r>
     </w:p>
     <w:p>
       <w:pPr>
-        <w:pStyle w:val="ListParagraph"/>
-        <w:numPr>
-          <w:ilvl w:val="0"/>
-          <w:numId w:val="10"/>
-        </w:numPr>
-        <w:spacing w:after="80" w:line="300" w:lineRule="auto"/>
+        <w:pStyle w:val="ListBullet"/>
+        <w:spacing w:after="80" w:line="280" w:lineRule="auto"/>
+        <w:ind w:left="720" w:hanging="360"/>
       </w:pPr>
       <w:r>
         <w:rPr>
-          <w:rFonts w:ascii="Calibri" w:hAnsi="Calibri" w:eastAsia="Microsoft YaHei"/>
-          <w:color w:val="1F2937"/>
+          <w:rFonts w:ascii="Droid Sans Fallback" w:hAnsi="Droid Sans Fallback" w:eastAsia="Droid Sans Fallback" w:cs="Droid Sans Fallback"/>
+          <w:color w:val="222B37"/>
           <w:sz w:val="22"/>
         </w:rPr>
-        <w:t>学生在规定时间内完成全部题目且正确率达到80%，判定闯关成功；题量、时限和通过正确率均可按关卡配置。</w:t>
+        <w:t>多对多关系在后续逻辑模型中拆成关联表，概念 ER 图不把每个关联表都画成核心实体。</w:t>
       </w:r>
     </w:p>
     <w:p>
       <w:pPr>
-        <w:pStyle w:val="ListParagraph"/>
-        <w:numPr>
-          <w:ilvl w:val="0"/>
-          <w:numId w:val="10"/>
-        </w:numPr>
-        <w:spacing w:after="80" w:line="300" w:lineRule="auto"/>
+        <w:pStyle w:val="ListBullet"/>
+        <w:spacing w:after="80" w:line="280" w:lineRule="auto"/>
+        <w:ind w:left="720" w:hanging="360"/>
       </w:pPr>
       <w:r>
         <w:rPr>
-          <w:rFonts w:ascii="Calibri" w:hAnsi="Calibri" w:eastAsia="Microsoft YaHei"/>
-          <w:color w:val="1F2937"/>
+          <w:rFonts w:ascii="Droid Sans Fallback" w:hAnsi="Droid Sans Fallback" w:eastAsia="Droid Sans Fallback" w:cs="Droid Sans Fallback"/>
+          <w:color w:val="222B37"/>
           <w:sz w:val="22"/>
         </w:rPr>
-        <w:t>闯关成功后记录成绩、增加积分和经验并解锁下一关；失败同样保留记录，展示错题和错因，生成针对性练习后允许再次挑战。</w:t>
+        <w:t>微服务之间通过业务编号关联，不建立跨库物理外键。</w:t>
       </w:r>
     </w:p>
     <w:p>
       <w:pPr>
-        <w:pStyle w:val="Heading2"/>
-        <w:keepNext/>
+        <w:pStyle w:val="ListBullet"/>
+        <w:spacing w:after="80" w:line="280" w:lineRule="auto"/>
+        <w:ind w:left="720" w:hanging="360"/>
       </w:pPr>
       <w:r>
         <w:rPr>
-          <w:rFonts w:ascii="Calibri" w:hAnsi="Calibri" w:eastAsia="Microsoft YaHei"/>
-          <w:b/>
-          <w:color w:val="2E74B5"/>
-          <w:sz w:val="26"/>
-        </w:rPr>
-        <w:t>6.2 游戏化激励</w:t>
-      </w:r>
-    </w:p>
-    <w:p>
-      <w:pPr>
-        <w:pStyle w:val="ListParagraph"/>
-        <w:numPr>
-          <w:ilvl w:val="0"/>
-          <w:numId w:val="10"/>
-        </w:numPr>
-        <w:spacing w:after="80" w:line="300" w:lineRule="auto"/>
-      </w:pPr>
-      <w:r>
-        <w:rPr>
-          <w:rFonts w:ascii="Calibri" w:hAnsi="Calibri" w:eastAsia="Microsoft YaHei"/>
-          <w:color w:val="1F2937"/>
+          <w:rFonts w:ascii="Droid Sans Fallback" w:hAnsi="Droid Sans Fallback" w:eastAsia="Droid Sans Fallback" w:cs="Droid Sans Fallback"/>
+          <w:color w:val="222B37"/>
           <w:sz w:val="22"/>
         </w:rPr>
-        <w:t>学生完成练习、作业、推荐任务和闯关后获得积分与经验，逐步提升等级。</w:t>
-      </w:r>
-    </w:p>
-    <w:p>
-      <w:pPr>
-        <w:pStyle w:val="ListParagraph"/>
-        <w:numPr>
-          <w:ilvl w:val="0"/>
-          <w:numId w:val="10"/>
-        </w:numPr>
-        <w:spacing w:after="80" w:line="300" w:lineRule="auto"/>
-      </w:pPr>
-      <w:r>
-        <w:rPr>
-          <w:rFonts w:ascii="Calibri" w:hAnsi="Calibri" w:eastAsia="Microsoft YaHei"/>
-          <w:color w:val="1F2937"/>
-          <w:sz w:val="22"/>
-        </w:rPr>
-        <w:t>通过徽章、成就、连续学习天数、每日任务和排行榜展示阶段成果。</w:t>
-      </w:r>
-    </w:p>
-    <w:p>
-      <w:pPr>
-        <w:pStyle w:val="ListParagraph"/>
-        <w:numPr>
-          <w:ilvl w:val="0"/>
-          <w:numId w:val="10"/>
-        </w:numPr>
-        <w:spacing w:after="80" w:line="300" w:lineRule="auto"/>
-      </w:pPr>
-      <w:r>
-        <w:rPr>
-          <w:rFonts w:ascii="Calibri" w:hAnsi="Calibri" w:eastAsia="Microsoft YaHei"/>
-          <w:color w:val="1F2937"/>
-          <w:sz w:val="22"/>
-        </w:rPr>
-        <w:t>奖励规则以鼓励持续学习为主，错误作答不采用强惩罚；系统将错题转化为后续训练机会。</w:t>
+        <w:t>审计时间、逻辑删除、版本号等通用字段不进入整体概念 ER 图。</w:t>
       </w:r>
     </w:p>
     <w:p>
       <w:pPr>
         <w:pStyle w:val="Heading1"/>
-        <w:keepNext/>
       </w:pPr>
       <w:r>
         <w:rPr>
-          <w:rFonts w:ascii="Calibri" w:hAnsi="Calibri" w:eastAsia="Microsoft YaHei"/>
-          <w:b/>
-          <w:color w:val="2E74B5"/>
-          <w:sz w:val="32"/>
+          <w:rFonts w:ascii="Droid Sans Fallback" w:hAnsi="Droid Sans Fallback" w:eastAsia="Droid Sans Fallback" w:cs="Droid Sans Fallback"/>
         </w:rPr>
-        <w:t>7 一对一与组队对战</w:t>
+        <w:t>第一版完成标准</w:t>
       </w:r>
     </w:p>
     <w:p>
       <w:pPr>
-        <w:pStyle w:val="Heading2"/>
-        <w:keepNext/>
+        <w:pStyle w:val="ListNumber"/>
+        <w:spacing w:after="100" w:line="280" w:lineRule="auto"/>
+        <w:ind w:left="720" w:hanging="360"/>
       </w:pPr>
       <w:r>
         <w:rPr>
-          <w:rFonts w:ascii="Calibri" w:hAnsi="Calibri" w:eastAsia="Microsoft YaHei"/>
-          <w:b/>
-          <w:color w:val="2E74B5"/>
-          <w:sz w:val="26"/>
+          <w:rFonts w:ascii="Droid Sans Fallback" w:hAnsi="Droid Sans Fallback" w:eastAsia="Droid Sans Fallback" w:cs="Droid Sans Fallback"/>
+          <w:color w:val="222B37"/>
+          <w:sz w:val="22"/>
         </w:rPr>
-        <w:t>7.1 一对一对战</w:t>
+        <w:t>学生能够完成个性化口算“生成—作答—诊断—推荐—再次验证”的完整闭环。</w:t>
       </w:r>
     </w:p>
     <w:p>
       <w:pPr>
-        <w:pStyle w:val="ListParagraph"/>
-        <w:numPr>
-          <w:ilvl w:val="0"/>
-          <w:numId w:val="10"/>
-        </w:numPr>
-        <w:spacing w:after="80" w:line="300" w:lineRule="auto"/>
+        <w:pStyle w:val="ListNumber"/>
+        <w:spacing w:after="100" w:line="280" w:lineRule="auto"/>
+        <w:ind w:left="720" w:hanging="360"/>
       </w:pPr>
       <w:r>
         <w:rPr>
-          <w:rFonts w:ascii="Calibri" w:hAnsi="Calibri" w:eastAsia="Microsoft YaHei"/>
-          <w:color w:val="1F2937"/>
+          <w:rFonts w:ascii="Droid Sans Fallback" w:hAnsi="Droid Sans Fallback" w:eastAsia="Droid Sans Fallback" w:cs="Droid Sans Fallback"/>
+          <w:color w:val="222B37"/>
           <w:sz w:val="22"/>
         </w:rPr>
-        <w:t>支持系统匹配、同学邀请和房间对战，按照年级、知识点范围和能力水平匹配双方。</w:t>
+        <w:t>拍照批改能够处理第一版支持题型，并通过可信度和人工复核控制错误结果。</w:t>
       </w:r>
     </w:p>
     <w:p>
       <w:pPr>
-        <w:pStyle w:val="ListParagraph"/>
-        <w:numPr>
-          <w:ilvl w:val="0"/>
-          <w:numId w:val="10"/>
-        </w:numPr>
-        <w:spacing w:after="80" w:line="300" w:lineRule="auto"/>
+        <w:pStyle w:val="ListNumber"/>
+        <w:spacing w:after="100" w:line="280" w:lineRule="auto"/>
+        <w:ind w:left="720" w:hanging="360"/>
       </w:pPr>
       <w:r>
         <w:rPr>
-          <w:rFonts w:ascii="Calibri" w:hAnsi="Calibri" w:eastAsia="Microsoft YaHei"/>
-          <w:color w:val="1F2937"/>
+          <w:rFonts w:ascii="Droid Sans Fallback" w:hAnsi="Droid Sans Fallback" w:eastAsia="Droid Sans Fallback" w:cs="Droid Sans Fallback"/>
+          <w:color w:val="222B37"/>
           <w:sz w:val="22"/>
         </w:rPr>
-        <w:t>双方使用相同题目或同知识点、同难度的等价题目；以正确题数为主要得分依据，用时作为同分判定依据。</w:t>
+        <w:t>单人闯关具备题目生成、限时答题、游戏推进、结算、奖励、失败巩固和再次挑战。</w:t>
       </w:r>
     </w:p>
     <w:p>
       <w:pPr>
-        <w:pStyle w:val="ListParagraph"/>
-        <w:numPr>
-          <w:ilvl w:val="0"/>
-          <w:numId w:val="10"/>
-        </w:numPr>
-        <w:spacing w:after="80" w:line="300" w:lineRule="auto"/>
+        <w:pStyle w:val="ListNumber"/>
+        <w:spacing w:after="100" w:line="280" w:lineRule="auto"/>
+        <w:ind w:left="720" w:hanging="360"/>
       </w:pPr>
       <w:r>
         <w:rPr>
-          <w:rFonts w:ascii="Calibri" w:hAnsi="Calibri" w:eastAsia="Microsoft YaHei"/>
-          <w:color w:val="1F2937"/>
+          <w:rFonts w:ascii="Droid Sans Fallback" w:hAnsi="Droid Sans Fallback" w:eastAsia="Droid Sans Fallback" w:cs="Droid Sans Fallback"/>
+          <w:color w:val="222B37"/>
           <w:sz w:val="22"/>
         </w:rPr>
-        <w:t>保存参赛方、每题作答、实时得分、最终结果、异常状态和结算时间。</w:t>
+        <w:t>团队闯关能够形成团队进度、个人贡献和个人学习记录。</w:t>
       </w:r>
     </w:p>
     <w:p>
       <w:pPr>
-        <w:pStyle w:val="Heading2"/>
-        <w:keepNext/>
+        <w:pStyle w:val="ListNumber"/>
+        <w:spacing w:after="100" w:line="280" w:lineRule="auto"/>
+        <w:ind w:left="720" w:hanging="360"/>
       </w:pPr>
       <w:r>
         <w:rPr>
-          <w:rFonts w:ascii="Calibri" w:hAnsi="Calibri" w:eastAsia="Microsoft YaHei"/>
-          <w:b/>
-          <w:color w:val="2E74B5"/>
-          <w:sz w:val="26"/>
+          <w:rFonts w:ascii="Droid Sans Fallback" w:hAnsi="Droid Sans Fallback" w:eastAsia="Droid Sans Fallback" w:cs="Droid Sans Fallback"/>
+          <w:color w:val="222B37"/>
+          <w:sz w:val="22"/>
         </w:rPr>
-        <w:t>7.2 组队对战</w:t>
+        <w:t>教师能够布置作业、查看学情并复核低可信结果。</w:t>
       </w:r>
     </w:p>
     <w:p>
       <w:pPr>
-        <w:pStyle w:val="ListParagraph"/>
-        <w:numPr>
-          <w:ilvl w:val="0"/>
-          <w:numId w:val="10"/>
-        </w:numPr>
-        <w:spacing w:after="80" w:line="300" w:lineRule="auto"/>
+        <w:pStyle w:val="ListNumber"/>
+        <w:spacing w:after="100" w:line="280" w:lineRule="auto"/>
+        <w:ind w:left="720" w:hanging="360"/>
       </w:pPr>
       <w:r>
         <w:rPr>
-          <w:rFonts w:ascii="Calibri" w:hAnsi="Calibri" w:eastAsia="Microsoft YaHei"/>
-          <w:color w:val="1F2937"/>
+          <w:rFonts w:ascii="Droid Sans Fallback" w:hAnsi="Droid Sans Fallback" w:eastAsia="Droid Sans Fallback" w:cs="Droid Sans Fallback"/>
+          <w:color w:val="222B37"/>
           <w:sz w:val="22"/>
         </w:rPr>
-        <w:t>支持队伍创建、加入、退出、成员管理和队伍匹配，第一版以相同人数队伍进行对战。</w:t>
-      </w:r>
-    </w:p>
-    <w:p>
-      <w:pPr>
-        <w:pStyle w:val="ListParagraph"/>
-        <w:numPr>
-          <w:ilvl w:val="0"/>
-          <w:numId w:val="10"/>
-        </w:numPr>
-        <w:spacing w:after="80" w:line="300" w:lineRule="auto"/>
-      </w:pPr>
-      <w:r>
-        <w:rPr>
-          <w:rFonts w:ascii="Calibri" w:hAnsi="Calibri" w:eastAsia="Microsoft YaHei"/>
-          <w:color w:val="1F2937"/>
-          <w:sz w:val="22"/>
-        </w:rPr>
-        <w:t>团队成绩汇总队员答题得分，同时保留每名学生的正确题数、个人得分和贡献排名。</w:t>
-      </w:r>
-    </w:p>
-    <w:p>
-      <w:pPr>
-        <w:pStyle w:val="ListParagraph"/>
-        <w:numPr>
-          <w:ilvl w:val="0"/>
-          <w:numId w:val="10"/>
-        </w:numPr>
-        <w:spacing w:after="80" w:line="300" w:lineRule="auto"/>
-      </w:pPr>
-      <w:r>
-        <w:rPr>
-          <w:rFonts w:ascii="Calibri" w:hAnsi="Calibri" w:eastAsia="Microsoft YaHei"/>
-          <w:color w:val="1F2937"/>
-          <w:sz w:val="22"/>
-        </w:rPr>
-        <w:t>对战结束后结果同时进入个人学习记录，用于发现薄弱知识点并继续推荐针对性练习。</w:t>
-      </w:r>
-    </w:p>
-    <w:p>
-      <w:pPr>
-        <w:pStyle w:val="Heading1"/>
-        <w:keepNext/>
-      </w:pPr>
-      <w:r>
-        <w:rPr>
-          <w:rFonts w:ascii="Calibri" w:hAnsi="Calibri" w:eastAsia="Microsoft YaHei"/>
-          <w:b/>
-          <w:color w:val="2E74B5"/>
-          <w:sz w:val="32"/>
-        </w:rPr>
-        <w:t>8 平台运营管理</w:t>
-      </w:r>
-    </w:p>
-    <w:p>
-      <w:pPr>
-        <w:pStyle w:val="ListParagraph"/>
-        <w:numPr>
-          <w:ilvl w:val="0"/>
-          <w:numId w:val="10"/>
-        </w:numPr>
-        <w:spacing w:after="80" w:line="300" w:lineRule="auto"/>
-      </w:pPr>
-      <w:r>
-        <w:rPr>
-          <w:rFonts w:ascii="Calibri" w:hAnsi="Calibri" w:eastAsia="Microsoft YaHei"/>
-          <w:color w:val="1F2937"/>
-          <w:sz w:val="22"/>
-        </w:rPr>
-        <w:t>组织管理：维护学校、年级、班级以及学生入班、离班等组织关系。</w:t>
-      </w:r>
-    </w:p>
-    <w:p>
-      <w:pPr>
-        <w:pStyle w:val="ListParagraph"/>
-        <w:numPr>
-          <w:ilvl w:val="0"/>
-          <w:numId w:val="10"/>
-        </w:numPr>
-        <w:spacing w:after="80" w:line="300" w:lineRule="auto"/>
-      </w:pPr>
-      <w:r>
-        <w:rPr>
-          <w:rFonts w:ascii="Calibri" w:hAnsi="Calibri" w:eastAsia="Microsoft YaHei"/>
-          <w:color w:val="1F2937"/>
-          <w:sz w:val="22"/>
-        </w:rPr>
-        <w:t>内容管理：维护教材版本、章节、知识点、题型、题目、答案、难度和错因分类。</w:t>
-      </w:r>
-    </w:p>
-    <w:p>
-      <w:pPr>
-        <w:pStyle w:val="ListParagraph"/>
-        <w:numPr>
-          <w:ilvl w:val="0"/>
-          <w:numId w:val="10"/>
-        </w:numPr>
-        <w:spacing w:after="80" w:line="300" w:lineRule="auto"/>
-      </w:pPr>
-      <w:r>
-        <w:rPr>
-          <w:rFonts w:ascii="Calibri" w:hAnsi="Calibri" w:eastAsia="Microsoft YaHei"/>
-          <w:color w:val="1F2937"/>
-          <w:sz w:val="22"/>
-        </w:rPr>
-        <w:t>规则管理：维护练习、推荐、闯关、积分、经验、等级、徽章、排行榜和对战规则。</w:t>
-      </w:r>
-    </w:p>
-    <w:p>
-      <w:pPr>
-        <w:pStyle w:val="ListParagraph"/>
-        <w:numPr>
-          <w:ilvl w:val="0"/>
-          <w:numId w:val="10"/>
-        </w:numPr>
-        <w:spacing w:after="80" w:line="300" w:lineRule="auto"/>
-      </w:pPr>
-      <w:r>
-        <w:rPr>
-          <w:rFonts w:ascii="Calibri" w:hAnsi="Calibri" w:eastAsia="Microsoft YaHei"/>
-          <w:color w:val="1F2937"/>
-          <w:sz w:val="22"/>
-        </w:rPr>
-        <w:t>业务处理：查看异常作答、低可信批改、复核记录、对战异常和开放平台使用情况。</w:t>
-      </w:r>
-    </w:p>
-    <w:p>
-      <w:pPr>
-        <w:pStyle w:val="ListParagraph"/>
-        <w:numPr>
-          <w:ilvl w:val="0"/>
-          <w:numId w:val="10"/>
-        </w:numPr>
-        <w:spacing w:after="80" w:line="300" w:lineRule="auto"/>
-      </w:pPr>
-      <w:r>
-        <w:rPr>
-          <w:rFonts w:ascii="Calibri" w:hAnsi="Calibri" w:eastAsia="Microsoft YaHei"/>
-          <w:color w:val="1F2937"/>
-          <w:sz w:val="22"/>
-        </w:rPr>
-        <w:t>运营统计：查看学生规模、学习活跃度、练习完成量、作业完成率、闯关参与度和对战情况。</w:t>
-      </w:r>
-    </w:p>
-    <w:p>
-      <w:pPr>
-        <w:pStyle w:val="Heading1"/>
-        <w:keepNext/>
-      </w:pPr>
-      <w:r>
-        <w:rPr>
-          <w:rFonts w:ascii="Calibri" w:hAnsi="Calibri" w:eastAsia="Microsoft YaHei"/>
-          <w:b/>
-          <w:color w:val="2E74B5"/>
-          <w:sz w:val="32"/>
-        </w:rPr>
-        <w:t>9 开放平台</w:t>
-      </w:r>
-    </w:p>
-    <w:p>
-      <w:pPr>
-        <w:jc w:val="left"/>
-      </w:pPr>
-      <w:r>
-        <w:rPr>
-          <w:rFonts w:ascii="Calibri" w:hAnsi="Calibri" w:eastAsia="Microsoft YaHei"/>
-          <w:color w:val="1F2937"/>
-          <w:sz w:val="22"/>
-        </w:rPr>
-        <w:t>开放平台是第一版正式业务模块，不是附加说明。第三方学校系统、教育应用或学习工具可以申请接入，在审核通过的能力范围内调用本平台服务，并查看自身的使用记录和额度情况。</w:t>
-      </w:r>
-    </w:p>
-    <w:p>
-      <w:pPr>
-        <w:pStyle w:val="Heading2"/>
-        <w:keepNext/>
-      </w:pPr>
-      <w:r>
-        <w:rPr>
-          <w:rFonts w:ascii="Calibri" w:hAnsi="Calibri" w:eastAsia="Microsoft YaHei"/>
-          <w:b/>
-          <w:color w:val="2E74B5"/>
-          <w:sz w:val="26"/>
-        </w:rPr>
-        <w:t>9.1 第三方应用管理</w:t>
-      </w:r>
-    </w:p>
-    <w:p>
-      <w:pPr>
-        <w:pStyle w:val="ListParagraph"/>
-        <w:numPr>
-          <w:ilvl w:val="0"/>
-          <w:numId w:val="10"/>
-        </w:numPr>
-        <w:spacing w:after="80" w:line="300" w:lineRule="auto"/>
-      </w:pPr>
-      <w:r>
-        <w:rPr>
-          <w:rFonts w:ascii="Calibri" w:hAnsi="Calibri" w:eastAsia="Microsoft YaHei"/>
-          <w:color w:val="1F2937"/>
-          <w:sz w:val="22"/>
-        </w:rPr>
-        <w:t>提交应用资料、使用场景和所需能力，由管理员完成接入审核、启用、停用和状态管理。</w:t>
-      </w:r>
-    </w:p>
-    <w:p>
-      <w:pPr>
-        <w:pStyle w:val="ListParagraph"/>
-        <w:numPr>
-          <w:ilvl w:val="0"/>
-          <w:numId w:val="10"/>
-        </w:numPr>
-        <w:spacing w:after="80" w:line="300" w:lineRule="auto"/>
-      </w:pPr>
-      <w:r>
-        <w:rPr>
-          <w:rFonts w:ascii="Calibri" w:hAnsi="Calibri" w:eastAsia="Microsoft YaHei"/>
-          <w:color w:val="1F2937"/>
-          <w:sz w:val="22"/>
-        </w:rPr>
-        <w:t>为不同应用配置可使用的业务能力、调用额度和数据范围，避免应用访问与自身业务无关的数据。</w:t>
-      </w:r>
-    </w:p>
-    <w:p>
-      <w:pPr>
-        <w:pStyle w:val="ListParagraph"/>
-        <w:numPr>
-          <w:ilvl w:val="0"/>
-          <w:numId w:val="10"/>
-        </w:numPr>
-        <w:spacing w:after="80" w:line="300" w:lineRule="auto"/>
-      </w:pPr>
-      <w:r>
-        <w:rPr>
-          <w:rFonts w:ascii="Calibri" w:hAnsi="Calibri" w:eastAsia="Microsoft YaHei"/>
-          <w:color w:val="1F2937"/>
-          <w:sz w:val="22"/>
-        </w:rPr>
-        <w:t>记录应用调用时间、调用能力、处理结果和异常信息，便于第三方查看使用情况和定位问题。</w:t>
-      </w:r>
-    </w:p>
-    <w:p>
-      <w:pPr>
-        <w:pStyle w:val="Heading2"/>
-        <w:keepNext/>
-      </w:pPr>
-      <w:r>
-        <w:rPr>
-          <w:rFonts w:ascii="Calibri" w:hAnsi="Calibri" w:eastAsia="Microsoft YaHei"/>
-          <w:b/>
-          <w:color w:val="2E74B5"/>
-          <w:sz w:val="26"/>
-        </w:rPr>
-        <w:t>9.2 第一版开放能力</w:t>
-      </w:r>
-    </w:p>
-    <w:p>
-      <w:pPr>
-        <w:pStyle w:val="ListParagraph"/>
-        <w:numPr>
-          <w:ilvl w:val="0"/>
-          <w:numId w:val="10"/>
-        </w:numPr>
-        <w:spacing w:after="80" w:line="300" w:lineRule="auto"/>
-      </w:pPr>
-      <w:r>
-        <w:rPr>
-          <w:rFonts w:ascii="Calibri" w:hAnsi="Calibri" w:eastAsia="Microsoft YaHei"/>
-          <w:color w:val="1F2937"/>
-          <w:sz w:val="22"/>
-        </w:rPr>
-        <w:t>题目查询与组题：按年级、知识点、题型、难度和题量获取题目或生成练习。</w:t>
-      </w:r>
-    </w:p>
-    <w:p>
-      <w:pPr>
-        <w:pStyle w:val="ListParagraph"/>
-        <w:numPr>
-          <w:ilvl w:val="0"/>
-          <w:numId w:val="10"/>
-        </w:numPr>
-        <w:spacing w:after="80" w:line="300" w:lineRule="auto"/>
-      </w:pPr>
-      <w:r>
-        <w:rPr>
-          <w:rFonts w:ascii="Calibri" w:hAnsi="Calibri" w:eastAsia="Microsoft YaHei"/>
-          <w:color w:val="1F2937"/>
-          <w:sz w:val="22"/>
-        </w:rPr>
-        <w:t>答案校验与辅助批改：提交题目和学生答案，返回标准答案、正确性、得分和解释信息。</w:t>
-      </w:r>
-    </w:p>
-    <w:p>
-      <w:pPr>
-        <w:pStyle w:val="ListParagraph"/>
-        <w:numPr>
-          <w:ilvl w:val="0"/>
-          <w:numId w:val="10"/>
-        </w:numPr>
-        <w:spacing w:after="80" w:line="300" w:lineRule="auto"/>
-      </w:pPr>
-      <w:r>
-        <w:rPr>
-          <w:rFonts w:ascii="Calibri" w:hAnsi="Calibri" w:eastAsia="Microsoft YaHei"/>
-          <w:color w:val="1F2937"/>
-          <w:sz w:val="22"/>
-        </w:rPr>
-        <w:t>图片识别与作业切分：提交作业图片，返回识别出的题目、答案和处理状态。</w:t>
-      </w:r>
-    </w:p>
-    <w:p>
-      <w:pPr>
-        <w:pStyle w:val="ListParagraph"/>
-        <w:numPr>
-          <w:ilvl w:val="0"/>
-          <w:numId w:val="10"/>
-        </w:numPr>
-        <w:spacing w:after="80" w:line="300" w:lineRule="auto"/>
-      </w:pPr>
-      <w:r>
-        <w:rPr>
-          <w:rFonts w:ascii="Calibri" w:hAnsi="Calibri" w:eastAsia="Microsoft YaHei"/>
-          <w:color w:val="1F2937"/>
-          <w:sz w:val="22"/>
-        </w:rPr>
-        <w:t>错因诊断与掌握度查询：获取错误分类、知识点掌握情况和学习变化。</w:t>
-      </w:r>
-    </w:p>
-    <w:p>
-      <w:pPr>
-        <w:pStyle w:val="ListParagraph"/>
-        <w:numPr>
-          <w:ilvl w:val="0"/>
-          <w:numId w:val="10"/>
-        </w:numPr>
-        <w:spacing w:after="80" w:line="300" w:lineRule="auto"/>
-      </w:pPr>
-      <w:r>
-        <w:rPr>
-          <w:rFonts w:ascii="Calibri" w:hAnsi="Calibri" w:eastAsia="Microsoft YaHei"/>
-          <w:color w:val="1F2937"/>
-          <w:sz w:val="22"/>
-        </w:rPr>
-        <w:t>个性化推荐与针对性练习：根据学生学习记录获得推荐知识点、推荐题目和训练计划。</w:t>
-      </w:r>
-    </w:p>
-    <w:p>
-      <w:pPr>
-        <w:pStyle w:val="ListParagraph"/>
-        <w:numPr>
-          <w:ilvl w:val="0"/>
-          <w:numId w:val="10"/>
-        </w:numPr>
-        <w:spacing w:after="80" w:line="300" w:lineRule="auto"/>
-      </w:pPr>
-      <w:r>
-        <w:rPr>
-          <w:rFonts w:ascii="Calibri" w:hAnsi="Calibri" w:eastAsia="Microsoft YaHei"/>
-          <w:color w:val="1F2937"/>
-          <w:sz w:val="22"/>
-        </w:rPr>
-        <w:t>智能讲解：在明确题目、答案和知识点的前提下生成适合小学生理解的辅助解释。</w:t>
-      </w:r>
-    </w:p>
-    <w:p>
-      <w:pPr>
-        <w:pStyle w:val="Heading1"/>
-        <w:keepNext/>
-      </w:pPr>
-      <w:r>
-        <w:rPr>
-          <w:rFonts w:ascii="Calibri" w:hAnsi="Calibri" w:eastAsia="Microsoft YaHei"/>
-          <w:b/>
-          <w:color w:val="2E74B5"/>
-          <w:sz w:val="32"/>
-        </w:rPr>
-        <w:t>10 第一版主要业务流程</w:t>
-      </w:r>
-    </w:p>
-    <w:p>
-      <w:pPr>
-        <w:pStyle w:val="ListParagraph"/>
-        <w:numPr>
-          <w:ilvl w:val="0"/>
-          <w:numId w:val="11"/>
-        </w:numPr>
-        <w:spacing w:after="80" w:line="300" w:lineRule="auto"/>
-      </w:pPr>
-      <w:r>
-        <w:rPr>
-          <w:rFonts w:ascii="Calibri" w:hAnsi="Calibri" w:eastAsia="Microsoft YaHei"/>
-          <w:color w:val="1F2937"/>
-          <w:sz w:val="22"/>
-        </w:rPr>
-        <w:t>独立学习流程：学生选择年级、学期和教材版本 → 选择或获得练习 → 作答与批改 → 查看错题和掌握度 → 完成推荐练习 → 再次验证。</w:t>
-      </w:r>
-    </w:p>
-    <w:p>
-      <w:pPr>
-        <w:pStyle w:val="ListParagraph"/>
-        <w:numPr>
-          <w:ilvl w:val="0"/>
-          <w:numId w:val="11"/>
-        </w:numPr>
-        <w:spacing w:after="80" w:line="300" w:lineRule="auto"/>
-      </w:pPr>
-      <w:r>
-        <w:rPr>
-          <w:rFonts w:ascii="Calibri" w:hAnsi="Calibri" w:eastAsia="Microsoft YaHei"/>
-          <w:color w:val="1F2937"/>
-          <w:sz w:val="22"/>
-        </w:rPr>
-        <w:t>班级作业流程：教师选择班级和内容范围 → 创建并发布作业 → 学生提交 → 系统统计 → 教师复核与分析 → 发布后续训练。</w:t>
-      </w:r>
-    </w:p>
-    <w:p>
-      <w:pPr>
-        <w:pStyle w:val="ListParagraph"/>
-        <w:numPr>
-          <w:ilvl w:val="0"/>
-          <w:numId w:val="11"/>
-        </w:numPr>
-        <w:spacing w:after="80" w:line="300" w:lineRule="auto"/>
-      </w:pPr>
-      <w:r>
-        <w:rPr>
-          <w:rFonts w:ascii="Calibri" w:hAnsi="Calibri" w:eastAsia="Microsoft YaHei"/>
-          <w:color w:val="1F2937"/>
-          <w:sz w:val="22"/>
-        </w:rPr>
-        <w:t>单人闯关流程：学生选择关卡 → 系统生成题目 → 限时作答 → 判断成功或失败 → 发放奖励或生成巩固练习 → 解锁或再次挑战。</w:t>
-      </w:r>
-    </w:p>
-    <w:p>
-      <w:pPr>
-        <w:pStyle w:val="ListParagraph"/>
-        <w:numPr>
-          <w:ilvl w:val="0"/>
-          <w:numId w:val="11"/>
-        </w:numPr>
-        <w:spacing w:after="80" w:line="300" w:lineRule="auto"/>
-      </w:pPr>
-      <w:r>
-        <w:rPr>
-          <w:rFonts w:ascii="Calibri" w:hAnsi="Calibri" w:eastAsia="Microsoft YaHei"/>
-          <w:color w:val="1F2937"/>
-          <w:sz w:val="22"/>
-        </w:rPr>
-        <w:t>对战流程：学生或队伍发起匹配 → 创建对局与房间 → 公平出题 → 实时作答计分 → 结算 → 写入个人学习记录。</w:t>
-      </w:r>
-    </w:p>
-    <w:p>
-      <w:pPr>
-        <w:pStyle w:val="ListParagraph"/>
-        <w:numPr>
-          <w:ilvl w:val="0"/>
-          <w:numId w:val="11"/>
-        </w:numPr>
-        <w:spacing w:after="80" w:line="300" w:lineRule="auto"/>
-      </w:pPr>
-      <w:r>
-        <w:rPr>
-          <w:rFonts w:ascii="Calibri" w:hAnsi="Calibri" w:eastAsia="Microsoft YaHei"/>
-          <w:color w:val="1F2937"/>
-          <w:sz w:val="22"/>
-        </w:rPr>
-        <w:t>开放调用流程：第三方应用申请接入 → 管理员审核能力范围 → 应用调用业务能力 → 平台返回结果 → 双方查看调用与异常记录。</w:t>
-      </w:r>
-    </w:p>
-    <w:p>
-      <w:pPr>
-        <w:pStyle w:val="Heading1"/>
-        <w:keepNext/>
-      </w:pPr>
-      <w:r>
-        <w:rPr>
-          <w:rFonts w:ascii="Calibri" w:hAnsi="Calibri" w:eastAsia="Microsoft YaHei"/>
-          <w:b/>
-          <w:color w:val="2E74B5"/>
-          <w:sz w:val="32"/>
-        </w:rPr>
-        <w:t>11 第一版业务边界</w:t>
-      </w:r>
-    </w:p>
-    <w:p>
-      <w:pPr>
-        <w:pStyle w:val="ListParagraph"/>
-        <w:numPr>
-          <w:ilvl w:val="0"/>
-          <w:numId w:val="10"/>
-        </w:numPr>
-        <w:spacing w:after="80" w:line="300" w:lineRule="auto"/>
-      </w:pPr>
-      <w:r>
-        <w:rPr>
-          <w:rFonts w:ascii="Calibri" w:hAnsi="Calibri" w:eastAsia="Microsoft YaHei"/>
-          <w:color w:val="1F2937"/>
-          <w:sz w:val="22"/>
-        </w:rPr>
-        <w:t>系统面向多学校和独立学生，不为某一所学校单独设计业务模型。</w:t>
-      </w:r>
-    </w:p>
-    <w:p>
-      <w:pPr>
-        <w:pStyle w:val="ListParagraph"/>
-        <w:numPr>
-          <w:ilvl w:val="0"/>
-          <w:numId w:val="10"/>
-        </w:numPr>
-        <w:spacing w:after="80" w:line="300" w:lineRule="auto"/>
-      </w:pPr>
-      <w:r>
-        <w:rPr>
-          <w:rFonts w:ascii="Calibri" w:hAnsi="Calibri" w:eastAsia="Microsoft YaHei"/>
-          <w:color w:val="1F2937"/>
-          <w:sz w:val="22"/>
-        </w:rPr>
-        <w:t>学校和班级不是学生使用核心学习功能的前置条件。</w:t>
-      </w:r>
-    </w:p>
-    <w:p>
-      <w:pPr>
-        <w:pStyle w:val="ListParagraph"/>
-        <w:numPr>
-          <w:ilvl w:val="0"/>
-          <w:numId w:val="10"/>
-        </w:numPr>
-        <w:spacing w:after="80" w:line="300" w:lineRule="auto"/>
-      </w:pPr>
-      <w:r>
-        <w:rPr>
-          <w:rFonts w:ascii="Calibri" w:hAnsi="Calibri" w:eastAsia="Microsoft YaHei"/>
-          <w:color w:val="1F2937"/>
-          <w:sz w:val="22"/>
-        </w:rPr>
-        <w:t>家长不作为第一版独立业务角色；第三方开发者以应用主体接入开放平台。</w:t>
-      </w:r>
-    </w:p>
-    <w:p>
-      <w:pPr>
-        <w:pStyle w:val="ListParagraph"/>
-        <w:numPr>
-          <w:ilvl w:val="0"/>
-          <w:numId w:val="10"/>
-        </w:numPr>
-        <w:spacing w:after="80" w:line="300" w:lineRule="auto"/>
-      </w:pPr>
-      <w:r>
-        <w:rPr>
-          <w:rFonts w:ascii="Calibri" w:hAnsi="Calibri" w:eastAsia="Microsoft YaHei"/>
-          <w:color w:val="1F2937"/>
-          <w:sz w:val="22"/>
-        </w:rPr>
-        <w:t>拍照辅助批改优先支持结构明确、可校验的小学数学题型，不承诺覆盖所有手写推理过程。</w:t>
-      </w:r>
-    </w:p>
-    <w:p>
-      <w:pPr>
-        <w:pStyle w:val="ListParagraph"/>
-        <w:numPr>
-          <w:ilvl w:val="0"/>
-          <w:numId w:val="10"/>
-        </w:numPr>
-        <w:spacing w:after="80" w:line="300" w:lineRule="auto"/>
-      </w:pPr>
-      <w:r>
-        <w:rPr>
-          <w:rFonts w:ascii="Calibri" w:hAnsi="Calibri" w:eastAsia="Microsoft YaHei"/>
-          <w:color w:val="1F2937"/>
-          <w:sz w:val="22"/>
-        </w:rPr>
-        <w:t>面向学生的智能能力用于解释、诊断和推荐，不提供无限制开放聊天，也不自动代写作业。</w:t>
-      </w:r>
-    </w:p>
-    <w:p>
-      <w:pPr>
-        <w:pStyle w:val="ListParagraph"/>
-        <w:numPr>
-          <w:ilvl w:val="0"/>
-          <w:numId w:val="10"/>
-        </w:numPr>
-        <w:spacing w:after="80" w:line="300" w:lineRule="auto"/>
-      </w:pPr>
-      <w:r>
-        <w:rPr>
-          <w:rFonts w:ascii="Calibri" w:hAnsi="Calibri" w:eastAsia="Microsoft YaHei"/>
-          <w:color w:val="1F2937"/>
-          <w:sz w:val="22"/>
-        </w:rPr>
-        <w:t>教师发布的作业、训练计划和需要教学判断的批改结果，应保留教师确认环节。</w:t>
-      </w:r>
-    </w:p>
-    <w:p>
-      <w:pPr>
-        <w:pStyle w:val="ListParagraph"/>
-        <w:numPr>
-          <w:ilvl w:val="0"/>
-          <w:numId w:val="10"/>
-        </w:numPr>
-        <w:spacing w:after="80" w:line="300" w:lineRule="auto"/>
-      </w:pPr>
-      <w:r>
-        <w:rPr>
-          <w:rFonts w:ascii="Calibri" w:hAnsi="Calibri" w:eastAsia="Microsoft YaHei"/>
-          <w:color w:val="1F2937"/>
-          <w:sz w:val="22"/>
-        </w:rPr>
-        <w:t>本文档只规定第一版业务功能，不描述具体技术架构、认证方案、数据库表或部署方式。</w:t>
-      </w:r>
-    </w:p>
-    <w:p>
-      <w:pPr>
-        <w:pStyle w:val="Heading1"/>
-        <w:keepNext/>
-      </w:pPr>
-      <w:r>
-        <w:rPr>
-          <w:rFonts w:ascii="Calibri" w:hAnsi="Calibri" w:eastAsia="Microsoft YaHei"/>
-          <w:b/>
-          <w:color w:val="2E74B5"/>
-          <w:sz w:val="32"/>
-        </w:rPr>
-        <w:t>12 第一版完成标准</w:t>
-      </w:r>
-    </w:p>
-    <w:p>
-      <w:pPr>
-        <w:pStyle w:val="ListParagraph"/>
-        <w:numPr>
-          <w:ilvl w:val="0"/>
-          <w:numId w:val="10"/>
-        </w:numPr>
-        <w:spacing w:after="80" w:line="300" w:lineRule="auto"/>
-      </w:pPr>
-      <w:r>
-        <w:rPr>
-          <w:rFonts w:ascii="Calibri" w:hAnsi="Calibri" w:eastAsia="Microsoft YaHei"/>
-          <w:color w:val="1F2937"/>
-          <w:sz w:val="22"/>
-        </w:rPr>
-        <w:t>学生能够在不加入学校的情况下完成从练习到再次验证的完整学习闭环。</w:t>
-      </w:r>
-    </w:p>
-    <w:p>
-      <w:pPr>
-        <w:pStyle w:val="ListParagraph"/>
-        <w:numPr>
-          <w:ilvl w:val="0"/>
-          <w:numId w:val="10"/>
-        </w:numPr>
-        <w:spacing w:after="80" w:line="300" w:lineRule="auto"/>
-      </w:pPr>
-      <w:r>
-        <w:rPr>
-          <w:rFonts w:ascii="Calibri" w:hAnsi="Calibri" w:eastAsia="Microsoft YaHei"/>
-          <w:color w:val="1F2937"/>
-          <w:sz w:val="22"/>
-        </w:rPr>
-        <w:t>教师能够完成班级管理、作业发布、结果查看、低可信结果复核和训练计划发布。</w:t>
-      </w:r>
-    </w:p>
-    <w:p>
-      <w:pPr>
-        <w:pStyle w:val="ListParagraph"/>
-        <w:numPr>
-          <w:ilvl w:val="0"/>
-          <w:numId w:val="10"/>
-        </w:numPr>
-        <w:spacing w:after="80" w:line="300" w:lineRule="auto"/>
-      </w:pPr>
-      <w:r>
-        <w:rPr>
-          <w:rFonts w:ascii="Calibri" w:hAnsi="Calibri" w:eastAsia="Microsoft YaHei"/>
-          <w:color w:val="1F2937"/>
-          <w:sz w:val="22"/>
-        </w:rPr>
-        <w:t>管理员能够维护核心内容、业务规则、组织数据和开放平台应用。</w:t>
-      </w:r>
-    </w:p>
-    <w:p>
-      <w:pPr>
-        <w:pStyle w:val="ListParagraph"/>
-        <w:numPr>
-          <w:ilvl w:val="0"/>
-          <w:numId w:val="10"/>
-        </w:numPr>
-        <w:spacing w:after="80" w:line="300" w:lineRule="auto"/>
-      </w:pPr>
-      <w:r>
-        <w:rPr>
-          <w:rFonts w:ascii="Calibri" w:hAnsi="Calibri" w:eastAsia="Microsoft YaHei"/>
-          <w:color w:val="1F2937"/>
-          <w:sz w:val="22"/>
-        </w:rPr>
-        <w:t>单人闯关、一对一对战和组队对战均能形成完整记录、计分与结算结果。</w:t>
-      </w:r>
-    </w:p>
-    <w:p>
-      <w:pPr>
-        <w:pStyle w:val="ListParagraph"/>
-        <w:numPr>
-          <w:ilvl w:val="0"/>
-          <w:numId w:val="10"/>
-        </w:numPr>
-        <w:spacing w:after="80" w:line="300" w:lineRule="auto"/>
-      </w:pPr>
-      <w:r>
-        <w:rPr>
-          <w:rFonts w:ascii="Calibri" w:hAnsi="Calibri" w:eastAsia="Microsoft YaHei"/>
-          <w:color w:val="1F2937"/>
-          <w:sz w:val="22"/>
-        </w:rPr>
-        <w:t>第三方应用能够在审核后的能力范围内调用至少一组学习业务能力，并查询使用结果。</w:t>
-      </w:r>
-    </w:p>
-    <w:p>
-      <w:pPr>
-        <w:pStyle w:val="ListParagraph"/>
-        <w:numPr>
-          <w:ilvl w:val="0"/>
-          <w:numId w:val="10"/>
-        </w:numPr>
-        <w:spacing w:after="80" w:line="300" w:lineRule="auto"/>
-      </w:pPr>
-      <w:r>
-        <w:rPr>
-          <w:rFonts w:ascii="Calibri" w:hAnsi="Calibri" w:eastAsia="Microsoft YaHei"/>
-          <w:color w:val="1F2937"/>
-          <w:sz w:val="22"/>
-        </w:rPr>
-        <w:t>各学习场景产生的作答记录能够汇总到学生学习档案，支持错因、掌握度和推荐持续更新。</w:t>
+        <w:t>整体 ER 图中的实体和属性划分能够直接解释其业务必要性。</w:t>
       </w:r>
     </w:p>
     <w:sectPr>
@@ -3361,30 +1931,8 @@
   <w:p>
     <w:pPr>
       <w:pStyle w:val="Footer"/>
-      <w:spacing w:before="0" w:after="0"/>
-      <w:jc w:val="right"/>
-    </w:pPr>
-    <w:r>
-      <w:rPr>
-        <w:rFonts w:ascii="Calibri" w:hAnsi="Calibri" w:eastAsia="Microsoft YaHei"/>
-        <w:color w:val="667085"/>
-        <w:sz w:val="18"/>
-      </w:rPr>
-      <w:t xml:space="preserve">第 </w:t>
-    </w:r>
-    <w:r>
-      <w:fldChar w:fldCharType="begin"/>
-      <w:instrText xml:space="preserve"> PAGE </w:instrText>
-      <w:fldChar w:fldCharType="end"/>
-    </w:r>
-    <w:r>
-      <w:rPr>
-        <w:rFonts w:ascii="Calibri" w:hAnsi="Calibri" w:eastAsia="Microsoft YaHei"/>
-        <w:color w:val="667085"/>
-        <w:sz w:val="18"/>
-      </w:rPr>
-      <w:t xml:space="preserve"> 页</w:t>
-    </w:r>
+    </w:pPr>
+    <w:r/>
   </w:p>
 </w:ftr>
 </file>
@@ -3394,28 +1942,8 @@
   <w:p>
     <w:pPr>
       <w:pStyle w:val="Header"/>
-      <w:tabs>
-        <w:tab w:pos="9360" w:val="right"/>
-      </w:tabs>
-      <w:spacing w:after="0"/>
-    </w:pPr>
-    <w:r>
-      <w:rPr>
-        <w:rFonts w:ascii="Calibri" w:hAnsi="Calibri" w:eastAsia="Microsoft YaHei"/>
-        <w:color w:val="667085"/>
-        <w:sz w:val="17"/>
-      </w:rPr>
-      <w:t>小学数学智能学习与游戏对战平台</w:t>
-    </w:r>
-    <w:r>
-      <w:rPr>
-        <w:rFonts w:ascii="Calibri" w:hAnsi="Calibri" w:eastAsia="Microsoft YaHei"/>
-        <w:color w:val="667085"/>
-        <w:sz w:val="17"/>
-      </w:rPr>
-      <w:tab/>
-      <w:t>第一版业务功能说明</w:t>
-    </w:r>
+    </w:pPr>
+    <w:r/>
   </w:p>
 </w:hdr>
 </file>
@@ -3593,41 +2121,6 @@
       </w:rPr>
     </w:lvl>
   </w:abstractNum>
-  <w:abstractNum w:abstractNumId="9">
-    <w:multiLevelType w:val="singleLevel"/>
-    <w:lvl w:ilvl="0">
-      <w:start w:val="1"/>
-      <w:numFmt w:val="bullet"/>
-      <w:lvlText w:val="•"/>
-      <w:suff w:val="tab"/>
-      <w:pPr>
-        <w:tabs>
-          <w:tab w:val="num" w:pos="540"/>
-        </w:tabs>
-        <w:ind w:left="540" w:hanging="270"/>
-        <w:spacing w:after="80" w:line="300" w:lineRule="auto"/>
-      </w:pPr>
-      <w:rPr>
-        <w:rFonts w:ascii="Microsoft YaHei" w:hAnsi="Microsoft YaHei" w:eastAsia="Microsoft YaHei"/>
-      </w:rPr>
-    </w:lvl>
-  </w:abstractNum>
-  <w:abstractNum w:abstractNumId="10">
-    <w:multiLevelType w:val="singleLevel"/>
-    <w:lvl w:ilvl="0">
-      <w:start w:val="1"/>
-      <w:numFmt w:val="decimal"/>
-      <w:lvlText w:val="%1."/>
-      <w:suff w:val="tab"/>
-      <w:pPr>
-        <w:tabs>
-          <w:tab w:val="num" w:pos="540"/>
-        </w:tabs>
-        <w:ind w:left="540" w:hanging="270"/>
-        <w:spacing w:after="80" w:line="300" w:lineRule="auto"/>
-      </w:pPr>
-    </w:lvl>
-  </w:abstractNum>
   <w:num w:numId="1">
     <w:abstractNumId w:val="8"/>
   </w:num>
@@ -3654,12 +2147,6 @@
   </w:num>
   <w:num w:numId="9">
     <w:abstractNumId w:val="0"/>
-  </w:num>
-  <w:num w:numId="10">
-    <w:abstractNumId w:val="9"/>
-  </w:num>
-  <w:num w:numId="11">
-    <w:abstractNumId w:val="10"/>
   </w:num>
 </w:numbering>
 </file>
@@ -3825,12 +2312,12 @@
     <w:qFormat/>
     <w:rsid w:val="00FC693F"/>
     <w:pPr>
-      <w:spacing w:before="0" w:after="120" w:line="300" w:lineRule="auto"/>
+      <w:spacing w:after="120" w:line="264" w:lineRule="auto"/>
     </w:pPr>
     <w:rPr>
-      <w:rFonts w:ascii="Calibri" w:hAnsi="Calibri" w:eastAsia="Microsoft YaHei"/>
+      <w:rFonts w:ascii="Droid Sans Fallback" w:hAnsi="Droid Sans Fallback" w:eastAsia="Droid Sans Fallback" w:cs="Droid Sans Fallback"/>
       <w:b w:val="0"/>
-      <w:color w:val="1F2937"/>
+      <w:color w:val="222B37"/>
       <w:sz w:val="22"/>
     </w:rPr>
   </w:style>
@@ -3889,11 +2376,11 @@
     <w:pPr>
       <w:keepNext/>
       <w:keepLines/>
-      <w:spacing w:before="360" w:after="200" w:line="240" w:lineRule="auto"/>
+      <w:spacing w:before="320" w:after="160"/>
       <w:outlineLvl w:val="0"/>
     </w:pPr>
     <w:rPr>
-      <w:rFonts w:asciiTheme="majorHAnsi" w:eastAsiaTheme="majorEastAsia" w:hAnsiTheme="majorHAnsi" w:cstheme="majorBidi" w:ascii="Calibri" w:hAnsi="Calibri" w:eastAsia="Microsoft YaHei"/>
+      <w:rFonts w:asciiTheme="majorHAnsi" w:eastAsiaTheme="majorEastAsia" w:hAnsiTheme="majorHAnsi" w:cstheme="majorBidi" w:ascii="Droid Sans Fallback" w:hAnsi="Droid Sans Fallback" w:eastAsia="Droid Sans Fallback" w:cs="Droid Sans Fallback"/>
       <w:b/>
       <w:bCs/>
       <w:color w:val="2E74B5"/>
@@ -3913,11 +2400,11 @@
     <w:pPr>
       <w:keepNext/>
       <w:keepLines/>
-      <w:spacing w:before="280" w:after="140" w:line="240" w:lineRule="auto"/>
+      <w:spacing w:before="240" w:after="120"/>
       <w:outlineLvl w:val="1"/>
     </w:pPr>
     <w:rPr>
-      <w:rFonts w:asciiTheme="majorHAnsi" w:eastAsiaTheme="majorEastAsia" w:hAnsiTheme="majorHAnsi" w:cstheme="majorBidi" w:ascii="Calibri" w:hAnsi="Calibri" w:eastAsia="Microsoft YaHei"/>
+      <w:rFonts w:asciiTheme="majorHAnsi" w:eastAsiaTheme="majorEastAsia" w:hAnsiTheme="majorHAnsi" w:cstheme="majorBidi" w:ascii="Droid Sans Fallback" w:hAnsi="Droid Sans Fallback" w:eastAsia="Droid Sans Fallback" w:cs="Droid Sans Fallback"/>
       <w:b/>
       <w:bCs/>
       <w:color w:val="2E74B5"/>
@@ -3937,11 +2424,11 @@
     <w:pPr>
       <w:keepNext/>
       <w:keepLines/>
-      <w:spacing w:before="200" w:after="100" w:line="240" w:lineRule="auto"/>
+      <w:spacing w:before="160" w:after="80"/>
       <w:outlineLvl w:val="2"/>
     </w:pPr>
     <w:rPr>
-      <w:rFonts w:asciiTheme="majorHAnsi" w:eastAsiaTheme="majorEastAsia" w:hAnsiTheme="majorHAnsi" w:cstheme="majorBidi" w:ascii="Calibri" w:hAnsi="Calibri" w:eastAsia="Microsoft YaHei"/>
+      <w:rFonts w:asciiTheme="majorHAnsi" w:eastAsiaTheme="majorEastAsia" w:hAnsiTheme="majorHAnsi" w:cstheme="majorBidi" w:ascii="Droid Sans Fallback" w:hAnsi="Droid Sans Fallback" w:eastAsia="Droid Sans Fallback" w:cs="Droid Sans Fallback"/>
       <w:b/>
       <w:bCs/>
       <w:color w:val="1F4D78"/>
@@ -4176,17 +2663,18 @@
     <w:qFormat/>
     <w:rsid w:val="00FC693F"/>
     <w:pPr>
-      <w:spacing w:after="160" w:line="240" w:lineRule="auto" w:before="0"/>
+      <w:pBdr>
+        <w:bottom w:val="single" w:sz="8" w:space="4" w:color="4F81BD" w:themeColor="accent1"/>
+      </w:pBdr>
+      <w:spacing w:after="300" w:line="240" w:lineRule="auto"/>
       <w:contextualSpacing/>
-      <w:jc w:val="center"/>
     </w:pPr>
     <w:rPr>
-      <w:rFonts w:asciiTheme="majorHAnsi" w:eastAsiaTheme="majorEastAsia" w:hAnsiTheme="majorHAnsi" w:cstheme="majorBidi" w:ascii="Calibri" w:hAnsi="Calibri" w:eastAsia="Microsoft YaHei"/>
-      <w:b/>
-      <w:color w:val="0B2545"/>
+      <w:rFonts w:asciiTheme="majorHAnsi" w:eastAsiaTheme="majorEastAsia" w:hAnsiTheme="majorHAnsi" w:cstheme="majorBidi"/>
+      <w:color w:val="17365D" w:themeColor="text2" w:themeShade="BF"/>
       <w:spacing w:val="5"/>
       <w:kern w:val="28"/>
-      <w:sz w:val="56"/>
+      <w:sz w:val="52"/>
       <w:szCs w:val="52"/>
     </w:rPr>
   </w:style>
@@ -4217,17 +2705,14 @@
       <w:numPr>
         <w:ilvl w:val="1"/>
       </w:numPr>
-      <w:spacing w:before="0" w:after="200" w:line="276" w:lineRule="auto"/>
-      <w:jc w:val="center"/>
     </w:pPr>
     <w:rPr>
-      <w:rFonts w:asciiTheme="majorHAnsi" w:eastAsiaTheme="majorEastAsia" w:hAnsiTheme="majorHAnsi" w:cstheme="majorBidi" w:ascii="Calibri" w:hAnsi="Calibri" w:eastAsia="Microsoft YaHei"/>
-      <w:b w:val="0"/>
+      <w:rFonts w:asciiTheme="majorHAnsi" w:eastAsiaTheme="majorEastAsia" w:hAnsiTheme="majorHAnsi" w:cstheme="majorBidi"/>
       <w:i/>
       <w:iCs/>
-      <w:color w:val="1F4D78"/>
+      <w:color w:val="4F81BD" w:themeColor="accent1"/>
       <w:spacing w:val="15"/>
-      <w:sz w:val="26"/>
+      <w:sz w:val="24"/>
       <w:szCs w:val="24"/>
     </w:rPr>
   </w:style>
@@ -4254,16 +2739,9 @@
     <w:qFormat/>
     <w:rsid w:val="00FC693F"/>
     <w:pPr>
-      <w:spacing w:before="0" w:after="80" w:line="300" w:lineRule="auto"/>
       <w:ind w:left="720"/>
       <w:contextualSpacing/>
     </w:pPr>
-    <w:rPr>
-      <w:rFonts w:ascii="Calibri" w:hAnsi="Calibri" w:eastAsia="Microsoft YaHei"/>
-      <w:b w:val="0"/>
-      <w:color w:val="1F2937"/>
-      <w:sz w:val="22"/>
-    </w:rPr>
   </w:style>
   <w:style w:type="paragraph" w:styleId="BodyText">
     <w:name w:val="Body Text"/>
@@ -4372,6 +2850,12 @@
       </w:numPr>
       <w:contextualSpacing/>
     </w:pPr>
+    <w:rPr>
+      <w:rFonts w:ascii="Droid Sans Fallback" w:hAnsi="Droid Sans Fallback" w:eastAsia="Droid Sans Fallback" w:cs="Droid Sans Fallback"/>
+      <w:b w:val="0"/>
+      <w:color w:val="222B37"/>
+      <w:sz w:val="22"/>
+    </w:rPr>
   </w:style>
   <w:style w:type="paragraph" w:styleId="ListBullet2">
     <w:name w:val="List Bullet 2"/>
@@ -4385,6 +2869,12 @@
       </w:numPr>
       <w:contextualSpacing/>
     </w:pPr>
+    <w:rPr>
+      <w:rFonts w:ascii="Droid Sans Fallback" w:hAnsi="Droid Sans Fallback" w:eastAsia="Droid Sans Fallback" w:cs="Droid Sans Fallback"/>
+      <w:b w:val="0"/>
+      <w:color w:val="222B37"/>
+      <w:sz w:val="22"/>
+    </w:rPr>
   </w:style>
   <w:style w:type="paragraph" w:styleId="ListBullet3">
     <w:name w:val="List Bullet 3"/>
@@ -4411,6 +2901,12 @@
       </w:numPr>
       <w:contextualSpacing/>
     </w:pPr>
+    <w:rPr>
+      <w:rFonts w:ascii="Droid Sans Fallback" w:hAnsi="Droid Sans Fallback" w:eastAsia="Droid Sans Fallback" w:cs="Droid Sans Fallback"/>
+      <w:b w:val="0"/>
+      <w:color w:val="222B37"/>
+      <w:sz w:val="22"/>
+    </w:rPr>
   </w:style>
   <w:style w:type="paragraph" w:styleId="ListNumber2">
     <w:name w:val="List Number 2"/>
